--- a/отчет ИКБО-20-22 Исаков ЛА.docx
+++ b/отчет ИКБО-20-22 Исаков ЛА.docx
@@ -90,25 +90,7 @@
           <w:sz w:val="28"/>
           <w:szCs w:val="28"/>
         </w:rPr>
-        <w:t xml:space="preserve"> </w:t>
-      </w:r>
-      <w:proofErr w:type="spellStart"/>
-      <w:r>
-        <w:rPr>
-          <w:rFonts w:ascii="Times New Roman" w:hAnsi="Times New Roman" w:cs="Times New Roman"/>
-          <w:sz w:val="28"/>
-          <w:szCs w:val="28"/>
-        </w:rPr>
-        <w:t>источн</w:t>
-      </w:r>
-      <w:proofErr w:type="spellEnd"/>
-      <w:r>
-        <w:rPr>
-          <w:rFonts w:ascii="Times New Roman" w:hAnsi="Times New Roman" w:cs="Times New Roman"/>
-          <w:sz w:val="28"/>
-          <w:szCs w:val="28"/>
-        </w:rPr>
-        <w:t>.</w:t>
+        <w:t xml:space="preserve"> источн.</w:t>
       </w:r>
     </w:p>
     <w:p>
@@ -363,7 +345,6 @@
         </w:rPr>
         <w:t>«</w:t>
       </w:r>
-      <w:proofErr w:type="spellStart"/>
       <w:r>
         <w:rPr>
           <w:rFonts w:ascii="Times New Roman" w:hAnsi="Times New Roman" w:cs="Times New Roman"/>
@@ -373,7 +354,6 @@
         </w:rPr>
         <w:t>MedApp</w:t>
       </w:r>
-      <w:proofErr w:type="spellEnd"/>
       <w:r>
         <w:rPr>
           <w:rFonts w:ascii="Times New Roman" w:hAnsi="Times New Roman" w:cs="Times New Roman"/>
@@ -717,6 +697,7 @@
           <w:rFonts w:ascii="Times New Roman" w:hAnsi="Times New Roman" w:cs="Times New Roman"/>
           <w:sz w:val="28"/>
           <w:szCs w:val="28"/>
+          <w:lang w:val="en-US"/>
         </w:rPr>
       </w:pPr>
       <w:r>
@@ -869,27 +850,7 @@
           <w:szCs w:val="28"/>
           <w:lang w:val="en-US"/>
         </w:rPr>
-        <w:t>The object of the study is the web application "</w:t>
-      </w:r>
-      <w:proofErr w:type="spellStart"/>
-      <w:r>
-        <w:rPr>
-          <w:rFonts w:ascii="Times New Roman" w:hAnsi="Times New Roman" w:cs="Times New Roman"/>
-          <w:sz w:val="28"/>
-          <w:szCs w:val="28"/>
-          <w:lang w:val="en-US"/>
-        </w:rPr>
-        <w:t>MedApp</w:t>
-      </w:r>
-      <w:proofErr w:type="spellEnd"/>
-      <w:r>
-        <w:rPr>
-          <w:rFonts w:ascii="Times New Roman" w:hAnsi="Times New Roman" w:cs="Times New Roman"/>
-          <w:sz w:val="28"/>
-          <w:szCs w:val="28"/>
-          <w:lang w:val="en-US"/>
-        </w:rPr>
-        <w:t xml:space="preserve">". </w:t>
+        <w:t xml:space="preserve">The object of the study is the web application "MedApp". </w:t>
       </w:r>
     </w:p>
     <w:p>
@@ -1033,12 +994,10 @@
           <w:r>
             <w:fldChar w:fldCharType="separate"/>
           </w:r>
-          <w:hyperlink w:anchor="_Toc181623562" w:history="1">
+          <w:hyperlink w:anchor="_Toc182145136" w:history="1">
             <w:r>
               <w:rPr>
                 <w:rStyle w:val="a8"/>
-                <w:b/>
-                <w:bCs/>
               </w:rPr>
               <w:t>ТЕРМИНЫ И ОПРЕДЕЛЕНИЯ</w:t>
             </w:r>
@@ -1058,7 +1017,7 @@
               <w:rPr>
                 <w:webHidden/>
               </w:rPr>
-              <w:instrText xml:space="preserve"> PAGEREF _Toc181623562 \h </w:instrText>
+              <w:instrText xml:space="preserve"> PAGEREF _Toc182145136 \h </w:instrText>
             </w:r>
             <w:r>
               <w:rPr>
@@ -1097,12 +1056,10 @@
               <w14:ligatures w14:val="standardContextual"/>
             </w:rPr>
           </w:pPr>
-          <w:hyperlink w:anchor="_Toc181623563" w:history="1">
+          <w:hyperlink w:anchor="_Toc182145137" w:history="1">
             <w:r>
               <w:rPr>
                 <w:rStyle w:val="a8"/>
-                <w:b/>
-                <w:bCs/>
               </w:rPr>
               <w:t>ПЕРЕЧЕНЬ СОКРАЩЕНИЙ И ОБОЗНАЧЕНИЙ</w:t>
             </w:r>
@@ -1122,7 +1079,7 @@
               <w:rPr>
                 <w:webHidden/>
               </w:rPr>
-              <w:instrText xml:space="preserve"> PAGEREF _Toc181623563 \h </w:instrText>
+              <w:instrText xml:space="preserve"> PAGEREF _Toc182145137 \h </w:instrText>
             </w:r>
             <w:r>
               <w:rPr>
@@ -1161,12 +1118,10 @@
               <w14:ligatures w14:val="standardContextual"/>
             </w:rPr>
           </w:pPr>
-          <w:hyperlink w:anchor="_Toc181623564" w:history="1">
+          <w:hyperlink w:anchor="_Toc182145138" w:history="1">
             <w:r>
               <w:rPr>
                 <w:rStyle w:val="a8"/>
-                <w:b/>
-                <w:bCs/>
               </w:rPr>
               <w:t>ВВЕДЕНИЕ</w:t>
             </w:r>
@@ -1186,7 +1141,7 @@
               <w:rPr>
                 <w:webHidden/>
               </w:rPr>
-              <w:instrText xml:space="preserve"> PAGEREF _Toc181623564 \h </w:instrText>
+              <w:instrText xml:space="preserve"> PAGEREF _Toc182145138 \h </w:instrText>
             </w:r>
             <w:r>
               <w:rPr>
@@ -1225,12 +1180,10 @@
               <w14:ligatures w14:val="standardContextual"/>
             </w:rPr>
           </w:pPr>
-          <w:hyperlink w:anchor="_Toc181623565" w:history="1">
+          <w:hyperlink w:anchor="_Toc182145139" w:history="1">
             <w:r>
               <w:rPr>
                 <w:rStyle w:val="a8"/>
-                <w:b/>
-                <w:bCs/>
               </w:rPr>
               <w:t>1 ОПИСАНИЕ ПРЕДМЕТНОЙ ОБЛАСТИ</w:t>
             </w:r>
@@ -1250,7 +1203,7 @@
               <w:rPr>
                 <w:webHidden/>
               </w:rPr>
-              <w:instrText xml:space="preserve"> PAGEREF _Toc181623565 \h </w:instrText>
+              <w:instrText xml:space="preserve"> PAGEREF _Toc182145139 \h </w:instrText>
             </w:r>
             <w:r>
               <w:rPr>
@@ -1280,6 +1233,7 @@
         <w:p>
           <w:pPr>
             <w:pStyle w:val="21"/>
+            <w:spacing w:line="360" w:lineRule="auto"/>
             <w:rPr>
               <w:rFonts w:asciiTheme="minorHAnsi" w:eastAsiaTheme="minorEastAsia" w:hAnsiTheme="minorHAnsi"/>
               <w:noProof/>
@@ -1289,13 +1243,11 @@
               <w14:ligatures w14:val="standardContextual"/>
             </w:rPr>
           </w:pPr>
-          <w:hyperlink w:anchor="_Toc181623566" w:history="1">
+          <w:hyperlink w:anchor="_Toc182145140" w:history="1">
             <w:r>
               <w:rPr>
                 <w:rStyle w:val="a8"/>
                 <w:rFonts w:cs="Times New Roman"/>
-                <w:b/>
-                <w:bCs/>
                 <w:noProof/>
               </w:rPr>
               <w:t>1.1 Анализ предметной области</w:t>
@@ -1319,7 +1271,7 @@
                 <w:noProof/>
                 <w:webHidden/>
               </w:rPr>
-              <w:instrText xml:space="preserve"> PAGEREF _Toc181623566 \h </w:instrText>
+              <w:instrText xml:space="preserve"> PAGEREF _Toc182145140 \h </w:instrText>
             </w:r>
             <w:r>
               <w:rPr>
@@ -1353,6 +1305,7 @@
         <w:p>
           <w:pPr>
             <w:pStyle w:val="21"/>
+            <w:spacing w:line="360" w:lineRule="auto"/>
             <w:rPr>
               <w:rFonts w:asciiTheme="minorHAnsi" w:eastAsiaTheme="minorEastAsia" w:hAnsiTheme="minorHAnsi"/>
               <w:noProof/>
@@ -1362,13 +1315,11 @@
               <w14:ligatures w14:val="standardContextual"/>
             </w:rPr>
           </w:pPr>
-          <w:hyperlink w:anchor="_Toc181623567" w:history="1">
+          <w:hyperlink w:anchor="_Toc182145141" w:history="1">
             <w:r>
               <w:rPr>
                 <w:rStyle w:val="a8"/>
                 <w:rFonts w:cs="Times New Roman"/>
-                <w:b/>
-                <w:bCs/>
                 <w:noProof/>
               </w:rPr>
               <w:t>1.2 Функциональные требования к системе</w:t>
@@ -1392,7 +1343,7 @@
                 <w:noProof/>
                 <w:webHidden/>
               </w:rPr>
-              <w:instrText xml:space="preserve"> PAGEREF _Toc181623567 \h </w:instrText>
+              <w:instrText xml:space="preserve"> PAGEREF _Toc182145141 \h </w:instrText>
             </w:r>
             <w:r>
               <w:rPr>
@@ -1412,7 +1363,7 @@
                 <w:noProof/>
                 <w:webHidden/>
               </w:rPr>
-              <w:t>6</w:t>
+              <w:t>7</w:t>
             </w:r>
             <w:r>
               <w:rPr>
@@ -1426,6 +1377,7 @@
         <w:p>
           <w:pPr>
             <w:pStyle w:val="21"/>
+            <w:spacing w:line="360" w:lineRule="auto"/>
             <w:rPr>
               <w:rFonts w:asciiTheme="minorHAnsi" w:eastAsiaTheme="minorEastAsia" w:hAnsiTheme="minorHAnsi"/>
               <w:noProof/>
@@ -1435,13 +1387,11 @@
               <w14:ligatures w14:val="standardContextual"/>
             </w:rPr>
           </w:pPr>
-          <w:hyperlink w:anchor="_Toc181623568" w:history="1">
+          <w:hyperlink w:anchor="_Toc182145142" w:history="1">
             <w:r>
               <w:rPr>
                 <w:rStyle w:val="a8"/>
                 <w:rFonts w:cs="Times New Roman"/>
-                <w:b/>
-                <w:bCs/>
                 <w:noProof/>
               </w:rPr>
               <w:t>1.3 Нефункциональные требования к системе</w:t>
@@ -1465,7 +1415,7 @@
                 <w:noProof/>
                 <w:webHidden/>
               </w:rPr>
-              <w:instrText xml:space="preserve"> PAGEREF _Toc181623568 \h </w:instrText>
+              <w:instrText xml:space="preserve"> PAGEREF _Toc182145142 \h </w:instrText>
             </w:r>
             <w:r>
               <w:rPr>
@@ -1485,7 +1435,7 @@
                 <w:noProof/>
                 <w:webHidden/>
               </w:rPr>
-              <w:t>6</w:t>
+              <w:t>8</w:t>
             </w:r>
             <w:r>
               <w:rPr>
@@ -1499,6 +1449,7 @@
         <w:p>
           <w:pPr>
             <w:pStyle w:val="21"/>
+            <w:spacing w:line="360" w:lineRule="auto"/>
             <w:rPr>
               <w:rFonts w:asciiTheme="minorHAnsi" w:eastAsiaTheme="minorEastAsia" w:hAnsiTheme="minorHAnsi"/>
               <w:noProof/>
@@ -1508,13 +1459,11 @@
               <w14:ligatures w14:val="standardContextual"/>
             </w:rPr>
           </w:pPr>
-          <w:hyperlink w:anchor="_Toc181623569" w:history="1">
+          <w:hyperlink w:anchor="_Toc182145143" w:history="1">
             <w:r>
               <w:rPr>
                 <w:rStyle w:val="a8"/>
                 <w:rFonts w:cs="Times New Roman"/>
-                <w:b/>
-                <w:bCs/>
                 <w:noProof/>
               </w:rPr>
               <w:t>1.4 Ограничения системы</w:t>
@@ -1538,7 +1487,7 @@
                 <w:noProof/>
                 <w:webHidden/>
               </w:rPr>
-              <w:instrText xml:space="preserve"> PAGEREF _Toc181623569 \h </w:instrText>
+              <w:instrText xml:space="preserve"> PAGEREF _Toc182145143 \h </w:instrText>
             </w:r>
             <w:r>
               <w:rPr>
@@ -1558,7 +1507,7 @@
                 <w:noProof/>
                 <w:webHidden/>
               </w:rPr>
-              <w:t>6</w:t>
+              <w:t>9</w:t>
             </w:r>
             <w:r>
               <w:rPr>
@@ -1581,12 +1530,10 @@
               <w14:ligatures w14:val="standardContextual"/>
             </w:rPr>
           </w:pPr>
-          <w:hyperlink w:anchor="_Toc181623570" w:history="1">
+          <w:hyperlink w:anchor="_Toc182145144" w:history="1">
             <w:r>
               <w:rPr>
                 <w:rStyle w:val="a8"/>
-                <w:b/>
-                <w:bCs/>
               </w:rPr>
               <w:t>2 ОБЗОР АРХИТЕКТУРНЫХ СТИЛЕЙ</w:t>
             </w:r>
@@ -1606,7 +1553,7 @@
               <w:rPr>
                 <w:webHidden/>
               </w:rPr>
-              <w:instrText xml:space="preserve"> PAGEREF _Toc181623570 \h </w:instrText>
+              <w:instrText xml:space="preserve"> PAGEREF _Toc182145144 \h </w:instrText>
             </w:r>
             <w:r>
               <w:rPr>
@@ -1623,7 +1570,7 @@
               <w:rPr>
                 <w:webHidden/>
               </w:rPr>
-              <w:t>6</w:t>
+              <w:t>10</w:t>
             </w:r>
             <w:r>
               <w:rPr>
@@ -1636,6 +1583,7 @@
         <w:p>
           <w:pPr>
             <w:pStyle w:val="21"/>
+            <w:spacing w:line="360" w:lineRule="auto"/>
             <w:rPr>
               <w:rFonts w:asciiTheme="minorHAnsi" w:eastAsiaTheme="minorEastAsia" w:hAnsiTheme="minorHAnsi"/>
               <w:noProof/>
@@ -1645,20 +1593,34 @@
               <w14:ligatures w14:val="standardContextual"/>
             </w:rPr>
           </w:pPr>
-          <w:hyperlink w:anchor="_Toc181623571" w:history="1">
+          <w:hyperlink w:anchor="_Toc182145145" w:history="1">
             <w:r>
               <w:rPr>
                 <w:rStyle w:val="a8"/>
                 <w:rFonts w:cs="Times New Roman"/>
-                <w:b/>
-                <w:bCs/>
                 <w:noProof/>
               </w:rPr>
-              <w:t>2.1 Оценка архитектурных стилей</w:t>
-            </w:r>
-            <w:r>
-              <w:rPr>
+              <w:t>2.1 Оценка архитектурн</w:t>
+            </w:r>
+            <w:r>
+              <w:rPr>
+                <w:rStyle w:val="a8"/>
+                <w:rFonts w:cs="Times New Roman"/>
                 <w:noProof/>
+              </w:rPr>
+              <w:t>ы</w:t>
+            </w:r>
+            <w:r>
+              <w:rPr>
+                <w:rStyle w:val="a8"/>
+                <w:rFonts w:cs="Times New Roman"/>
+                <w:noProof/>
+              </w:rPr>
+              <w:t>х стилей</w:t>
+            </w:r>
+            <w:r>
+              <w:rPr>
+                <w:noProof/>
                 <w:webHidden/>
               </w:rPr>
               <w:tab/>
@@ -1675,7 +1637,7 @@
                 <w:noProof/>
                 <w:webHidden/>
               </w:rPr>
-              <w:instrText xml:space="preserve"> PAGEREF _Toc181623571 \h </w:instrText>
+              <w:instrText xml:space="preserve"> PAGEREF _Toc182145145 \h </w:instrText>
             </w:r>
             <w:r>
               <w:rPr>
@@ -1695,7 +1657,7 @@
                 <w:noProof/>
                 <w:webHidden/>
               </w:rPr>
-              <w:t>6</w:t>
+              <w:t>10</w:t>
             </w:r>
             <w:r>
               <w:rPr>
@@ -1718,12 +1680,10 @@
               <w14:ligatures w14:val="standardContextual"/>
             </w:rPr>
           </w:pPr>
-          <w:hyperlink w:anchor="_Toc181623572" w:history="1">
+          <w:hyperlink w:anchor="_Toc182145146" w:history="1">
             <w:r>
               <w:rPr>
                 <w:rStyle w:val="a8"/>
-                <w:b/>
-                <w:bCs/>
               </w:rPr>
               <w:t>3 РАЗРАБОТКА АРХИТЕКТУРЫ</w:t>
             </w:r>
@@ -1743,7 +1703,7 @@
               <w:rPr>
                 <w:webHidden/>
               </w:rPr>
-              <w:instrText xml:space="preserve"> PAGEREF _Toc181623572 \h </w:instrText>
+              <w:instrText xml:space="preserve"> PAGEREF _Toc182145146 \h </w:instrText>
             </w:r>
             <w:r>
               <w:rPr>
@@ -1760,7 +1720,7 @@
               <w:rPr>
                 <w:webHidden/>
               </w:rPr>
-              <w:t>6</w:t>
+              <w:t>13</w:t>
             </w:r>
             <w:r>
               <w:rPr>
@@ -1773,6 +1733,7 @@
         <w:p>
           <w:pPr>
             <w:pStyle w:val="21"/>
+            <w:spacing w:line="360" w:lineRule="auto"/>
             <w:rPr>
               <w:rFonts w:asciiTheme="minorHAnsi" w:eastAsiaTheme="minorEastAsia" w:hAnsiTheme="minorHAnsi"/>
               <w:noProof/>
@@ -1782,16 +1743,14 @@
               <w14:ligatures w14:val="standardContextual"/>
             </w:rPr>
           </w:pPr>
-          <w:hyperlink w:anchor="_Toc181623573" w:history="1">
+          <w:hyperlink w:anchor="_Toc182145147" w:history="1">
             <w:r>
               <w:rPr>
                 <w:rStyle w:val="a8"/>
                 <w:rFonts w:cs="Times New Roman"/>
-                <w:b/>
-                <w:bCs/>
                 <w:noProof/>
               </w:rPr>
-              <w:t>3.1 Структура приложения</w:t>
+              <w:t>3.1 Основные компоненты системы</w:t>
             </w:r>
             <w:r>
               <w:rPr>
@@ -1812,7 +1771,7 @@
                 <w:noProof/>
                 <w:webHidden/>
               </w:rPr>
-              <w:instrText xml:space="preserve"> PAGEREF _Toc181623573 \h </w:instrText>
+              <w:instrText xml:space="preserve"> PAGEREF _Toc182145147 \h </w:instrText>
             </w:r>
             <w:r>
               <w:rPr>
@@ -1832,7 +1791,7 @@
                 <w:noProof/>
                 <w:webHidden/>
               </w:rPr>
-              <w:t>6</w:t>
+              <w:t>13</w:t>
             </w:r>
             <w:r>
               <w:rPr>
@@ -1846,6 +1805,7 @@
         <w:p>
           <w:pPr>
             <w:pStyle w:val="21"/>
+            <w:spacing w:line="360" w:lineRule="auto"/>
             <w:rPr>
               <w:rFonts w:asciiTheme="minorHAnsi" w:eastAsiaTheme="minorEastAsia" w:hAnsiTheme="minorHAnsi"/>
               <w:noProof/>
@@ -1855,16 +1815,14 @@
               <w14:ligatures w14:val="standardContextual"/>
             </w:rPr>
           </w:pPr>
-          <w:hyperlink w:anchor="_Toc181623574" w:history="1">
+          <w:hyperlink w:anchor="_Toc182145148" w:history="1">
             <w:r>
               <w:rPr>
                 <w:rStyle w:val="a8"/>
                 <w:rFonts w:cs="Times New Roman"/>
-                <w:b/>
-                <w:bCs/>
                 <w:noProof/>
               </w:rPr>
-              <w:t>3.2 Подключение к базе данных</w:t>
+              <w:t>3.2 Взаимодействие между компонентами</w:t>
             </w:r>
             <w:r>
               <w:rPr>
@@ -1885,7 +1843,7 @@
                 <w:noProof/>
                 <w:webHidden/>
               </w:rPr>
-              <w:instrText xml:space="preserve"> PAGEREF _Toc181623574 \h </w:instrText>
+              <w:instrText xml:space="preserve"> PAGEREF _Toc182145148 \h </w:instrText>
             </w:r>
             <w:r>
               <w:rPr>
@@ -1905,7 +1863,7 @@
                 <w:noProof/>
                 <w:webHidden/>
               </w:rPr>
-              <w:t>6</w:t>
+              <w:t>13</w:t>
             </w:r>
             <w:r>
               <w:rPr>
@@ -1919,6 +1877,7 @@
         <w:p>
           <w:pPr>
             <w:pStyle w:val="21"/>
+            <w:spacing w:line="360" w:lineRule="auto"/>
             <w:rPr>
               <w:rFonts w:asciiTheme="minorHAnsi" w:eastAsiaTheme="minorEastAsia" w:hAnsiTheme="minorHAnsi"/>
               <w:noProof/>
@@ -1928,16 +1887,14 @@
               <w14:ligatures w14:val="standardContextual"/>
             </w:rPr>
           </w:pPr>
-          <w:hyperlink w:anchor="_Toc181623575" w:history="1">
+          <w:hyperlink w:anchor="_Toc182145149" w:history="1">
             <w:r>
               <w:rPr>
                 <w:rStyle w:val="a8"/>
                 <w:rFonts w:cs="Times New Roman"/>
-                <w:b/>
-                <w:bCs/>
                 <w:noProof/>
               </w:rPr>
-              <w:t>3.3 Разработка серверной части приложения</w:t>
+              <w:t>3.3 Сценарии взаимодействия с компонентами системы</w:t>
             </w:r>
             <w:r>
               <w:rPr>
@@ -1958,7 +1915,7 @@
                 <w:noProof/>
                 <w:webHidden/>
               </w:rPr>
-              <w:instrText xml:space="preserve"> PAGEREF _Toc181623575 \h </w:instrText>
+              <w:instrText xml:space="preserve"> PAGEREF _Toc182145149 \h </w:instrText>
             </w:r>
             <w:r>
               <w:rPr>
@@ -1978,7 +1935,7 @@
                 <w:noProof/>
                 <w:webHidden/>
               </w:rPr>
-              <w:t>6</w:t>
+              <w:t>14</w:t>
             </w:r>
             <w:r>
               <w:rPr>
@@ -1992,6 +1949,7 @@
         <w:p>
           <w:pPr>
             <w:pStyle w:val="21"/>
+            <w:spacing w:line="360" w:lineRule="auto"/>
             <w:rPr>
               <w:rFonts w:asciiTheme="minorHAnsi" w:eastAsiaTheme="minorEastAsia" w:hAnsiTheme="minorHAnsi"/>
               <w:noProof/>
@@ -2001,16 +1959,14 @@
               <w14:ligatures w14:val="standardContextual"/>
             </w:rPr>
           </w:pPr>
-          <w:hyperlink w:anchor="_Toc181623576" w:history="1">
+          <w:hyperlink w:anchor="_Toc182145150" w:history="1">
             <w:r>
               <w:rPr>
                 <w:rStyle w:val="a8"/>
                 <w:rFonts w:cs="Times New Roman"/>
-                <w:b/>
-                <w:bCs/>
                 <w:noProof/>
               </w:rPr>
-              <w:t>3.4 Тестирование приложения</w:t>
+              <w:t>3.4 Модель базы данных</w:t>
             </w:r>
             <w:r>
               <w:rPr>
@@ -2031,7 +1987,7 @@
                 <w:noProof/>
                 <w:webHidden/>
               </w:rPr>
-              <w:instrText xml:space="preserve"> PAGEREF _Toc181623576 \h </w:instrText>
+              <w:instrText xml:space="preserve"> PAGEREF _Toc182145150 \h </w:instrText>
             </w:r>
             <w:r>
               <w:rPr>
@@ -2051,7 +2007,7 @@
                 <w:noProof/>
                 <w:webHidden/>
               </w:rPr>
-              <w:t>6</w:t>
+              <w:t>18</w:t>
             </w:r>
             <w:r>
               <w:rPr>
@@ -2065,6 +2021,7 @@
         <w:p>
           <w:pPr>
             <w:pStyle w:val="21"/>
+            <w:spacing w:line="360" w:lineRule="auto"/>
             <w:rPr>
               <w:rFonts w:asciiTheme="minorHAnsi" w:eastAsiaTheme="minorEastAsia" w:hAnsiTheme="minorHAnsi"/>
               <w:noProof/>
@@ -2074,16 +2031,14 @@
               <w14:ligatures w14:val="standardContextual"/>
             </w:rPr>
           </w:pPr>
-          <w:hyperlink w:anchor="_Toc181623577" w:history="1">
+          <w:hyperlink w:anchor="_Toc182145151" w:history="1">
             <w:r>
               <w:rPr>
                 <w:rStyle w:val="a8"/>
                 <w:rFonts w:cs="Times New Roman"/>
-                <w:b/>
-                <w:bCs/>
                 <w:noProof/>
               </w:rPr>
-              <w:t>3.5 Контейнеризация</w:t>
+              <w:t>3.5 Физическая инфраструктура</w:t>
             </w:r>
             <w:r>
               <w:rPr>
@@ -2104,7 +2059,7 @@
                 <w:noProof/>
                 <w:webHidden/>
               </w:rPr>
-              <w:instrText xml:space="preserve"> PAGEREF _Toc181623577 \h </w:instrText>
+              <w:instrText xml:space="preserve"> PAGEREF _Toc182145151 \h </w:instrText>
             </w:r>
             <w:r>
               <w:rPr>
@@ -2124,7 +2079,7 @@
                 <w:noProof/>
                 <w:webHidden/>
               </w:rPr>
-              <w:t>6</w:t>
+              <w:t>20</w:t>
             </w:r>
             <w:r>
               <w:rPr>
@@ -2147,12 +2102,10 @@
               <w14:ligatures w14:val="standardContextual"/>
             </w:rPr>
           </w:pPr>
-          <w:hyperlink w:anchor="_Toc181623578" w:history="1">
+          <w:hyperlink w:anchor="_Toc182145152" w:history="1">
             <w:r>
               <w:rPr>
                 <w:rStyle w:val="a8"/>
-                <w:b/>
-                <w:bCs/>
               </w:rPr>
               <w:t>4 ОЦЕНКА ПАТТЕРНОВ ПРОЕКТИРОВАНИЯ</w:t>
             </w:r>
@@ -2172,7 +2125,7 @@
               <w:rPr>
                 <w:webHidden/>
               </w:rPr>
-              <w:instrText xml:space="preserve"> PAGEREF _Toc181623578 \h </w:instrText>
+              <w:instrText xml:space="preserve"> PAGEREF _Toc182145152 \h </w:instrText>
             </w:r>
             <w:r>
               <w:rPr>
@@ -2189,7 +2142,7 @@
               <w:rPr>
                 <w:webHidden/>
               </w:rPr>
-              <w:t>6</w:t>
+              <w:t>22</w:t>
             </w:r>
             <w:r>
               <w:rPr>
@@ -2211,12 +2164,10 @@
               <w14:ligatures w14:val="standardContextual"/>
             </w:rPr>
           </w:pPr>
-          <w:hyperlink w:anchor="_Toc181623579" w:history="1">
+          <w:hyperlink w:anchor="_Toc182145153" w:history="1">
             <w:r>
               <w:rPr>
                 <w:rStyle w:val="a8"/>
-                <w:b/>
-                <w:bCs/>
               </w:rPr>
               <w:t>5 ОБОСНОВАНИЕ ВЫБОРА ТЕХНОЛОГИЙ</w:t>
             </w:r>
@@ -2236,7 +2187,7 @@
               <w:rPr>
                 <w:webHidden/>
               </w:rPr>
-              <w:instrText xml:space="preserve"> PAGEREF _Toc181623579 \h </w:instrText>
+              <w:instrText xml:space="preserve"> PAGEREF _Toc182145153 \h </w:instrText>
             </w:r>
             <w:r>
               <w:rPr>
@@ -2253,10 +2204,370 @@
               <w:rPr>
                 <w:webHidden/>
               </w:rPr>
-              <w:t>6</w:t>
-            </w:r>
-            <w:r>
-              <w:rPr>
+              <w:t>27</w:t>
+            </w:r>
+            <w:r>
+              <w:rPr>
+                <w:webHidden/>
+              </w:rPr>
+              <w:fldChar w:fldCharType="end"/>
+            </w:r>
+          </w:hyperlink>
+        </w:p>
+        <w:p>
+          <w:pPr>
+            <w:pStyle w:val="21"/>
+            <w:spacing w:line="360" w:lineRule="auto"/>
+            <w:rPr>
+              <w:rFonts w:asciiTheme="minorHAnsi" w:eastAsiaTheme="minorEastAsia" w:hAnsiTheme="minorHAnsi"/>
+              <w:noProof/>
+              <w:kern w:val="2"/>
+              <w:sz w:val="22"/>
+              <w:lang w:eastAsia="ru-RU"/>
+              <w14:ligatures w14:val="standardContextual"/>
+            </w:rPr>
+          </w:pPr>
+          <w:hyperlink w:anchor="_Toc182145154" w:history="1">
+            <w:r>
+              <w:rPr>
+                <w:rStyle w:val="a8"/>
+                <w:rFonts w:cs="Times New Roman"/>
+                <w:noProof/>
+              </w:rPr>
+              <w:t>5.1 Серверная часть</w:t>
+            </w:r>
+            <w:r>
+              <w:rPr>
+                <w:noProof/>
+                <w:webHidden/>
+              </w:rPr>
+              <w:tab/>
+            </w:r>
+            <w:r>
+              <w:rPr>
+                <w:noProof/>
+                <w:webHidden/>
+              </w:rPr>
+              <w:fldChar w:fldCharType="begin"/>
+            </w:r>
+            <w:r>
+              <w:rPr>
+                <w:noProof/>
+                <w:webHidden/>
+              </w:rPr>
+              <w:instrText xml:space="preserve"> PAGEREF _Toc182145154 \h </w:instrText>
+            </w:r>
+            <w:r>
+              <w:rPr>
+                <w:noProof/>
+                <w:webHidden/>
+              </w:rPr>
+            </w:r>
+            <w:r>
+              <w:rPr>
+                <w:noProof/>
+                <w:webHidden/>
+              </w:rPr>
+              <w:fldChar w:fldCharType="separate"/>
+            </w:r>
+            <w:r>
+              <w:rPr>
+                <w:noProof/>
+                <w:webHidden/>
+              </w:rPr>
+              <w:t>27</w:t>
+            </w:r>
+            <w:r>
+              <w:rPr>
+                <w:noProof/>
+                <w:webHidden/>
+              </w:rPr>
+              <w:fldChar w:fldCharType="end"/>
+            </w:r>
+          </w:hyperlink>
+        </w:p>
+        <w:p>
+          <w:pPr>
+            <w:pStyle w:val="21"/>
+            <w:spacing w:line="360" w:lineRule="auto"/>
+            <w:rPr>
+              <w:rFonts w:asciiTheme="minorHAnsi" w:eastAsiaTheme="minorEastAsia" w:hAnsiTheme="minorHAnsi"/>
+              <w:noProof/>
+              <w:kern w:val="2"/>
+              <w:sz w:val="22"/>
+              <w:lang w:eastAsia="ru-RU"/>
+              <w14:ligatures w14:val="standardContextual"/>
+            </w:rPr>
+          </w:pPr>
+          <w:hyperlink w:anchor="_Toc182145155" w:history="1">
+            <w:r>
+              <w:rPr>
+                <w:rStyle w:val="a8"/>
+                <w:rFonts w:cs="Times New Roman"/>
+                <w:noProof/>
+              </w:rPr>
+              <w:t>5.2 Клиентская часть</w:t>
+            </w:r>
+            <w:r>
+              <w:rPr>
+                <w:noProof/>
+                <w:webHidden/>
+              </w:rPr>
+              <w:tab/>
+            </w:r>
+            <w:r>
+              <w:rPr>
+                <w:noProof/>
+                <w:webHidden/>
+              </w:rPr>
+              <w:fldChar w:fldCharType="begin"/>
+            </w:r>
+            <w:r>
+              <w:rPr>
+                <w:noProof/>
+                <w:webHidden/>
+              </w:rPr>
+              <w:instrText xml:space="preserve"> PAGEREF _Toc182145155 \h </w:instrText>
+            </w:r>
+            <w:r>
+              <w:rPr>
+                <w:noProof/>
+                <w:webHidden/>
+              </w:rPr>
+            </w:r>
+            <w:r>
+              <w:rPr>
+                <w:noProof/>
+                <w:webHidden/>
+              </w:rPr>
+              <w:fldChar w:fldCharType="separate"/>
+            </w:r>
+            <w:r>
+              <w:rPr>
+                <w:noProof/>
+                <w:webHidden/>
+              </w:rPr>
+              <w:t>28</w:t>
+            </w:r>
+            <w:r>
+              <w:rPr>
+                <w:noProof/>
+                <w:webHidden/>
+              </w:rPr>
+              <w:fldChar w:fldCharType="end"/>
+            </w:r>
+          </w:hyperlink>
+        </w:p>
+        <w:p>
+          <w:pPr>
+            <w:pStyle w:val="21"/>
+            <w:spacing w:line="360" w:lineRule="auto"/>
+            <w:rPr>
+              <w:rFonts w:asciiTheme="minorHAnsi" w:eastAsiaTheme="minorEastAsia" w:hAnsiTheme="minorHAnsi"/>
+              <w:noProof/>
+              <w:kern w:val="2"/>
+              <w:sz w:val="22"/>
+              <w:lang w:eastAsia="ru-RU"/>
+              <w14:ligatures w14:val="standardContextual"/>
+            </w:rPr>
+          </w:pPr>
+          <w:hyperlink w:anchor="_Toc182145156" w:history="1">
+            <w:r>
+              <w:rPr>
+                <w:rStyle w:val="a8"/>
+                <w:rFonts w:cs="Times New Roman"/>
+                <w:noProof/>
+              </w:rPr>
+              <w:t>5.3 Технологии передачи данных</w:t>
+            </w:r>
+            <w:r>
+              <w:rPr>
+                <w:noProof/>
+                <w:webHidden/>
+              </w:rPr>
+              <w:tab/>
+            </w:r>
+            <w:r>
+              <w:rPr>
+                <w:noProof/>
+                <w:webHidden/>
+              </w:rPr>
+              <w:fldChar w:fldCharType="begin"/>
+            </w:r>
+            <w:r>
+              <w:rPr>
+                <w:noProof/>
+                <w:webHidden/>
+              </w:rPr>
+              <w:instrText xml:space="preserve"> PAGEREF _Toc182145156 \h </w:instrText>
+            </w:r>
+            <w:r>
+              <w:rPr>
+                <w:noProof/>
+                <w:webHidden/>
+              </w:rPr>
+            </w:r>
+            <w:r>
+              <w:rPr>
+                <w:noProof/>
+                <w:webHidden/>
+              </w:rPr>
+              <w:fldChar w:fldCharType="separate"/>
+            </w:r>
+            <w:r>
+              <w:rPr>
+                <w:noProof/>
+                <w:webHidden/>
+              </w:rPr>
+              <w:t>29</w:t>
+            </w:r>
+            <w:r>
+              <w:rPr>
+                <w:noProof/>
+                <w:webHidden/>
+              </w:rPr>
+              <w:fldChar w:fldCharType="end"/>
+            </w:r>
+          </w:hyperlink>
+        </w:p>
+        <w:p>
+          <w:pPr>
+            <w:pStyle w:val="21"/>
+            <w:spacing w:line="360" w:lineRule="auto"/>
+            <w:rPr>
+              <w:rFonts w:asciiTheme="minorHAnsi" w:eastAsiaTheme="minorEastAsia" w:hAnsiTheme="minorHAnsi"/>
+              <w:noProof/>
+              <w:kern w:val="2"/>
+              <w:sz w:val="22"/>
+              <w:lang w:eastAsia="ru-RU"/>
+              <w14:ligatures w14:val="standardContextual"/>
+            </w:rPr>
+          </w:pPr>
+          <w:hyperlink w:anchor="_Toc182145157" w:history="1">
+            <w:r>
+              <w:rPr>
+                <w:rStyle w:val="a8"/>
+                <w:rFonts w:cs="Times New Roman"/>
+                <w:noProof/>
+              </w:rPr>
+              <w:t>5.4 Базы данных</w:t>
+            </w:r>
+            <w:r>
+              <w:rPr>
+                <w:noProof/>
+                <w:webHidden/>
+              </w:rPr>
+              <w:tab/>
+            </w:r>
+            <w:r>
+              <w:rPr>
+                <w:noProof/>
+                <w:webHidden/>
+              </w:rPr>
+              <w:fldChar w:fldCharType="begin"/>
+            </w:r>
+            <w:r>
+              <w:rPr>
+                <w:noProof/>
+                <w:webHidden/>
+              </w:rPr>
+              <w:instrText xml:space="preserve"> PAGEREF _Toc182145157 \h </w:instrText>
+            </w:r>
+            <w:r>
+              <w:rPr>
+                <w:noProof/>
+                <w:webHidden/>
+              </w:rPr>
+            </w:r>
+            <w:r>
+              <w:rPr>
+                <w:noProof/>
+                <w:webHidden/>
+              </w:rPr>
+              <w:fldChar w:fldCharType="separate"/>
+            </w:r>
+            <w:r>
+              <w:rPr>
+                <w:noProof/>
+                <w:webHidden/>
+              </w:rPr>
+              <w:t>30</w:t>
+            </w:r>
+            <w:r>
+              <w:rPr>
+                <w:noProof/>
+                <w:webHidden/>
+              </w:rPr>
+              <w:fldChar w:fldCharType="end"/>
+            </w:r>
+          </w:hyperlink>
+        </w:p>
+        <w:p>
+          <w:pPr>
+            <w:pStyle w:val="21"/>
+            <w:spacing w:line="360" w:lineRule="auto"/>
+            <w:rPr>
+              <w:rFonts w:asciiTheme="minorHAnsi" w:eastAsiaTheme="minorEastAsia" w:hAnsiTheme="minorHAnsi"/>
+              <w:noProof/>
+              <w:kern w:val="2"/>
+              <w:sz w:val="22"/>
+              <w:lang w:eastAsia="ru-RU"/>
+              <w14:ligatures w14:val="standardContextual"/>
+            </w:rPr>
+          </w:pPr>
+          <w:hyperlink w:anchor="_Toc182145158" w:history="1">
+            <w:r>
+              <w:rPr>
+                <w:rStyle w:val="a8"/>
+                <w:rFonts w:cs="Times New Roman"/>
+                <w:noProof/>
+              </w:rPr>
+              <w:t>5.5 Развертывание</w:t>
+            </w:r>
+            <w:r>
+              <w:rPr>
+                <w:noProof/>
+                <w:webHidden/>
+              </w:rPr>
+              <w:tab/>
+            </w:r>
+            <w:r>
+              <w:rPr>
+                <w:noProof/>
+                <w:webHidden/>
+              </w:rPr>
+              <w:fldChar w:fldCharType="begin"/>
+            </w:r>
+            <w:r>
+              <w:rPr>
+                <w:noProof/>
+                <w:webHidden/>
+              </w:rPr>
+              <w:instrText xml:space="preserve"> PAGEREF _Toc182145158 \h </w:instrText>
+            </w:r>
+            <w:r>
+              <w:rPr>
+                <w:noProof/>
+                <w:webHidden/>
+              </w:rPr>
+            </w:r>
+            <w:r>
+              <w:rPr>
+                <w:noProof/>
+                <w:webHidden/>
+              </w:rPr>
+              <w:fldChar w:fldCharType="separate"/>
+            </w:r>
+            <w:r>
+              <w:rPr>
+                <w:noProof/>
+                <w:webHidden/>
+              </w:rPr>
+              <w:t>31</w:t>
+            </w:r>
+            <w:r>
+              <w:rPr>
+                <w:noProof/>
                 <w:webHidden/>
               </w:rPr>
               <w:fldChar w:fldCharType="end"/>
@@ -2275,12 +2586,10 @@
               <w14:ligatures w14:val="standardContextual"/>
             </w:rPr>
           </w:pPr>
-          <w:hyperlink w:anchor="_Toc181623580" w:history="1">
+          <w:hyperlink w:anchor="_Toc182145159" w:history="1">
             <w:r>
               <w:rPr>
                 <w:rStyle w:val="a8"/>
-                <w:b/>
-                <w:bCs/>
               </w:rPr>
               <w:t>6 РАЗРАБОТКА И РАЗВОРАЧИВАНИЕ</w:t>
             </w:r>
@@ -2300,7 +2609,7 @@
               <w:rPr>
                 <w:webHidden/>
               </w:rPr>
-              <w:instrText xml:space="preserve"> PAGEREF _Toc181623580 \h </w:instrText>
+              <w:instrText xml:space="preserve"> PAGEREF _Toc182145159 \h </w:instrText>
             </w:r>
             <w:r>
               <w:rPr>
@@ -2317,7 +2626,7 @@
               <w:rPr>
                 <w:webHidden/>
               </w:rPr>
-              <w:t>6</w:t>
+              <w:t>33</w:t>
             </w:r>
             <w:r>
               <w:rPr>
@@ -2339,12 +2648,10 @@
               <w14:ligatures w14:val="standardContextual"/>
             </w:rPr>
           </w:pPr>
-          <w:hyperlink w:anchor="_Toc181623581" w:history="1">
+          <w:hyperlink w:anchor="_Toc182145160" w:history="1">
             <w:r>
               <w:rPr>
                 <w:rStyle w:val="a8"/>
-                <w:b/>
-                <w:bCs/>
               </w:rPr>
               <w:t>7 ТЕСТИРОВАНИЕ</w:t>
             </w:r>
@@ -2364,7 +2671,7 @@
               <w:rPr>
                 <w:webHidden/>
               </w:rPr>
-              <w:instrText xml:space="preserve"> PAGEREF _Toc181623581 \h </w:instrText>
+              <w:instrText xml:space="preserve"> PAGEREF _Toc182145160 \h </w:instrText>
             </w:r>
             <w:r>
               <w:rPr>
@@ -2381,7 +2688,7 @@
               <w:rPr>
                 <w:webHidden/>
               </w:rPr>
-              <w:t>6</w:t>
+              <w:t>34</w:t>
             </w:r>
             <w:r>
               <w:rPr>
@@ -2403,12 +2710,10 @@
               <w14:ligatures w14:val="standardContextual"/>
             </w:rPr>
           </w:pPr>
-          <w:hyperlink w:anchor="_Toc181623582" w:history="1">
+          <w:hyperlink w:anchor="_Toc182145161" w:history="1">
             <w:r>
               <w:rPr>
                 <w:rStyle w:val="a8"/>
-                <w:b/>
-                <w:bCs/>
               </w:rPr>
               <w:t>ЗАКЛЮЧЕНИЕ</w:t>
             </w:r>
@@ -2428,7 +2733,7 @@
               <w:rPr>
                 <w:webHidden/>
               </w:rPr>
-              <w:instrText xml:space="preserve"> PAGEREF _Toc181623582 \h </w:instrText>
+              <w:instrText xml:space="preserve"> PAGEREF _Toc182145161 \h </w:instrText>
             </w:r>
             <w:r>
               <w:rPr>
@@ -2445,7 +2750,7 @@
               <w:rPr>
                 <w:webHidden/>
               </w:rPr>
-              <w:t>6</w:t>
+              <w:t>35</w:t>
             </w:r>
             <w:r>
               <w:rPr>
@@ -2467,12 +2772,10 @@
               <w14:ligatures w14:val="standardContextual"/>
             </w:rPr>
           </w:pPr>
-          <w:hyperlink w:anchor="_Toc181623583" w:history="1">
+          <w:hyperlink w:anchor="_Toc182145162" w:history="1">
             <w:r>
               <w:rPr>
                 <w:rStyle w:val="a8"/>
-                <w:b/>
-                <w:bCs/>
               </w:rPr>
               <w:t>СПИСОК ИСПОЛЬЗОВАННЫХ ИСТОЧНИКОВ</w:t>
             </w:r>
@@ -2492,7 +2795,7 @@
               <w:rPr>
                 <w:webHidden/>
               </w:rPr>
-              <w:instrText xml:space="preserve"> PAGEREF _Toc181623583 \h </w:instrText>
+              <w:instrText xml:space="preserve"> PAGEREF _Toc182145162 \h </w:instrText>
             </w:r>
             <w:r>
               <w:rPr>
@@ -2509,7 +2812,7 @@
               <w:rPr>
                 <w:webHidden/>
               </w:rPr>
-              <w:t>6</w:t>
+              <w:t>36</w:t>
             </w:r>
             <w:r>
               <w:rPr>
@@ -2576,7 +2879,7 @@
           <w:szCs w:val="28"/>
         </w:rPr>
       </w:pPr>
-      <w:bookmarkStart w:id="0" w:name="_Toc181623562"/>
+      <w:bookmarkStart w:id="0" w:name="_Toc182145136"/>
       <w:r>
         <w:rPr>
           <w:rFonts w:ascii="Times New Roman" w:hAnsi="Times New Roman" w:cs="Times New Roman"/>
@@ -2889,7 +3192,6 @@
                 <w:lang w:val="en-US"/>
               </w:rPr>
             </w:pPr>
-            <w:proofErr w:type="spellStart"/>
             <w:r>
               <w:rPr>
                 <w:rFonts w:ascii="Times New Roman" w:hAnsi="Times New Roman" w:cs="Times New Roman"/>
@@ -2900,7 +3202,6 @@
               </w:rPr>
               <w:t>Dockerfile</w:t>
             </w:r>
-            <w:proofErr w:type="spellEnd"/>
           </w:p>
         </w:tc>
         <w:tc>
@@ -2976,7 +3277,7 @@
           <w:szCs w:val="28"/>
         </w:rPr>
       </w:pPr>
-      <w:bookmarkStart w:id="1" w:name="_Toc181623563"/>
+      <w:bookmarkStart w:id="1" w:name="_Toc182145137"/>
       <w:r>
         <w:rPr>
           <w:rFonts w:ascii="Times New Roman" w:hAnsi="Times New Roman" w:cs="Times New Roman"/>
@@ -3110,25 +3411,7 @@
                 <w:sz w:val="28"/>
                 <w:szCs w:val="28"/>
               </w:rPr>
-              <w:t xml:space="preserve">Java </w:t>
-            </w:r>
-            <w:proofErr w:type="spellStart"/>
-            <w:r>
-              <w:rPr>
-                <w:rFonts w:ascii="Times New Roman" w:hAnsi="Times New Roman" w:cs="Times New Roman"/>
-                <w:sz w:val="28"/>
-                <w:szCs w:val="28"/>
-              </w:rPr>
-              <w:t>Persistence</w:t>
-            </w:r>
-            <w:proofErr w:type="spellEnd"/>
-            <w:r>
-              <w:rPr>
-                <w:rFonts w:ascii="Times New Roman" w:hAnsi="Times New Roman" w:cs="Times New Roman"/>
-                <w:sz w:val="28"/>
-                <w:szCs w:val="28"/>
-              </w:rPr>
-              <w:t xml:space="preserve"> API</w:t>
+              <w:t>Java Persistence API</w:t>
             </w:r>
           </w:p>
         </w:tc>
@@ -3191,7 +3474,6 @@
                 <w:lang w:val="en-US"/>
               </w:rPr>
             </w:pPr>
-            <w:proofErr w:type="spellStart"/>
             <w:r>
               <w:rPr>
                 <w:rFonts w:ascii="Times New Roman" w:hAnsi="Times New Roman" w:cs="Times New Roman"/>
@@ -3199,17 +3481,7 @@
                 <w:szCs w:val="28"/>
                 <w:lang w:val="en-US"/>
               </w:rPr>
-              <w:t>HyperText</w:t>
-            </w:r>
-            <w:proofErr w:type="spellEnd"/>
-            <w:r>
-              <w:rPr>
-                <w:rFonts w:ascii="Times New Roman" w:hAnsi="Times New Roman" w:cs="Times New Roman"/>
-                <w:sz w:val="28"/>
-                <w:szCs w:val="28"/>
-                <w:lang w:val="en-US"/>
-              </w:rPr>
-              <w:t xml:space="preserve"> Markup Language</w:t>
+              <w:t>HyperText Markup Language</w:t>
             </w:r>
             <w:r>
               <w:rPr>
@@ -3337,25 +3609,7 @@
                 <w:sz w:val="28"/>
                 <w:szCs w:val="28"/>
               </w:rPr>
-              <w:t xml:space="preserve">Unified </w:t>
-            </w:r>
-            <w:proofErr w:type="spellStart"/>
-            <w:r>
-              <w:rPr>
-                <w:rFonts w:ascii="Times New Roman" w:hAnsi="Times New Roman" w:cs="Times New Roman"/>
-                <w:sz w:val="28"/>
-                <w:szCs w:val="28"/>
-              </w:rPr>
-              <w:t>Modeling</w:t>
-            </w:r>
-            <w:proofErr w:type="spellEnd"/>
-            <w:r>
-              <w:rPr>
-                <w:rFonts w:ascii="Times New Roman" w:hAnsi="Times New Roman" w:cs="Times New Roman"/>
-                <w:sz w:val="28"/>
-                <w:szCs w:val="28"/>
-              </w:rPr>
-              <w:t xml:space="preserve"> Language</w:t>
+              <w:t>Unified Modeling Language</w:t>
             </w:r>
           </w:p>
         </w:tc>
@@ -3397,7 +3651,7 @@
           <w:szCs w:val="28"/>
         </w:rPr>
       </w:pPr>
-      <w:bookmarkStart w:id="2" w:name="_Toc181623564"/>
+      <w:bookmarkStart w:id="2" w:name="_Toc182145138"/>
       <w:r>
         <w:rPr>
           <w:rFonts w:ascii="Times New Roman" w:hAnsi="Times New Roman" w:cs="Times New Roman"/>
@@ -3486,25 +3740,7 @@
           <w:sz w:val="28"/>
           <w:szCs w:val="28"/>
         </w:rPr>
-        <w:t xml:space="preserve">, фреймворка </w:t>
-      </w:r>
-      <w:proofErr w:type="spellStart"/>
-      <w:r>
-        <w:rPr>
-          <w:rFonts w:ascii="Times New Roman" w:hAnsi="Times New Roman" w:cs="Times New Roman"/>
-          <w:sz w:val="28"/>
-          <w:szCs w:val="28"/>
-        </w:rPr>
-        <w:t>Gin</w:t>
-      </w:r>
-      <w:proofErr w:type="spellEnd"/>
-      <w:r>
-        <w:rPr>
-          <w:rFonts w:ascii="Times New Roman" w:hAnsi="Times New Roman" w:cs="Times New Roman"/>
-          <w:sz w:val="28"/>
-          <w:szCs w:val="28"/>
-        </w:rPr>
-        <w:t xml:space="preserve"> </w:t>
+        <w:t xml:space="preserve">, фреймворка Gin </w:t>
       </w:r>
       <w:r>
         <w:rPr>
@@ -3520,18 +3756,8 @@
           <w:sz w:val="28"/>
           <w:szCs w:val="28"/>
         </w:rPr>
-        <w:t xml:space="preserve">и базы данных </w:t>
-      </w:r>
-      <w:proofErr w:type="spellStart"/>
-      <w:r>
-        <w:rPr>
-          <w:rFonts w:ascii="Times New Roman" w:hAnsi="Times New Roman" w:cs="Times New Roman"/>
-          <w:sz w:val="28"/>
-          <w:szCs w:val="28"/>
-        </w:rPr>
-        <w:t>PostgreSQL</w:t>
-      </w:r>
-      <w:proofErr w:type="spellEnd"/>
+        <w:t>и базы данных PostgreSQL</w:t>
+      </w:r>
       <w:r>
         <w:rPr>
           <w:rFonts w:ascii="Times New Roman" w:hAnsi="Times New Roman" w:cs="Times New Roman"/>
@@ -3572,7 +3798,6 @@
         </w:rPr>
         <w:t xml:space="preserve">и разворачивания </w:t>
       </w:r>
-      <w:proofErr w:type="spellStart"/>
       <w:r>
         <w:rPr>
           <w:rFonts w:ascii="Times New Roman" w:hAnsi="Times New Roman" w:cs="Times New Roman"/>
@@ -3581,7 +3806,6 @@
         </w:rPr>
         <w:t>Docker</w:t>
       </w:r>
-      <w:proofErr w:type="spellEnd"/>
       <w:r>
         <w:rPr>
           <w:rFonts w:ascii="Times New Roman" w:hAnsi="Times New Roman" w:cs="Times New Roman"/>
@@ -4048,15 +4272,7 @@
           <w:sz w:val="28"/>
           <w:szCs w:val="28"/>
         </w:rPr>
-        <w:t>и не</w:t>
-      </w:r>
-      <w:r>
-        <w:rPr>
-          <w:rFonts w:ascii="Times New Roman" w:hAnsi="Times New Roman" w:cs="Times New Roman"/>
-          <w:sz w:val="28"/>
-          <w:szCs w:val="28"/>
-        </w:rPr>
-        <w:t>ф</w:t>
+        <w:t>и неф</w:t>
       </w:r>
       <w:r>
         <w:rPr>
@@ -4168,23 +4384,7 @@
           <w:sz w:val="28"/>
           <w:szCs w:val="28"/>
         </w:rPr>
-        <w:t xml:space="preserve">В разделе </w:t>
-      </w:r>
-      <w:r>
-        <w:rPr>
-          <w:rFonts w:ascii="Times New Roman" w:hAnsi="Times New Roman" w:cs="Times New Roman"/>
-          <w:sz w:val="28"/>
-          <w:szCs w:val="28"/>
-        </w:rPr>
-        <w:t>разработки архитектуры описаны основные компоненты системы, связи между ними, схемы и модели данных компонентов</w:t>
-      </w:r>
-      <w:r>
-        <w:rPr>
-          <w:rFonts w:ascii="Times New Roman" w:hAnsi="Times New Roman" w:cs="Times New Roman"/>
-          <w:sz w:val="28"/>
-          <w:szCs w:val="28"/>
-        </w:rPr>
-        <w:t>.</w:t>
+        <w:t>В разделе разработки архитектуры описаны основные компоненты системы, связи между ними, схемы и модели данных компонентов.</w:t>
       </w:r>
     </w:p>
     <w:p>
@@ -4219,7 +4419,7 @@
           <w:szCs w:val="28"/>
         </w:rPr>
       </w:pPr>
-      <w:bookmarkStart w:id="3" w:name="_Toc181623565"/>
+      <w:bookmarkStart w:id="3" w:name="_Toc182145139"/>
       <w:r>
         <w:rPr>
           <w:rFonts w:ascii="Times New Roman" w:hAnsi="Times New Roman" w:cs="Times New Roman"/>
@@ -4271,7 +4471,7 @@
           <w:szCs w:val="28"/>
         </w:rPr>
       </w:pPr>
-      <w:bookmarkStart w:id="4" w:name="_Toc181623566"/>
+      <w:bookmarkStart w:id="4" w:name="_Toc182145140"/>
       <w:r>
         <w:rPr>
           <w:rFonts w:ascii="Times New Roman" w:hAnsi="Times New Roman" w:cs="Times New Roman"/>
@@ -4443,7 +4643,6 @@
         </w:rPr>
         <w:t xml:space="preserve">, </w:t>
       </w:r>
-      <w:proofErr w:type="spellStart"/>
       <w:r>
         <w:rPr>
           <w:rFonts w:ascii="Times New Roman" w:hAnsi="Times New Roman" w:cs="Times New Roman"/>
@@ -4453,7 +4652,6 @@
         </w:rPr>
         <w:t>SmartMed</w:t>
       </w:r>
-      <w:proofErr w:type="spellEnd"/>
       <w:r>
         <w:rPr>
           <w:rFonts w:ascii="Times New Roman" w:hAnsi="Times New Roman" w:cs="Times New Roman"/>
@@ -4494,7 +4692,6 @@
         </w:rPr>
         <w:t xml:space="preserve">и </w:t>
       </w:r>
-      <w:proofErr w:type="spellStart"/>
       <w:r>
         <w:rPr>
           <w:rFonts w:ascii="Times New Roman" w:hAnsi="Times New Roman" w:cs="Times New Roman"/>
@@ -4513,7 +4710,6 @@
         </w:rPr>
         <w:t>edscannet</w:t>
       </w:r>
-      <w:proofErr w:type="spellEnd"/>
       <w:r>
         <w:rPr>
           <w:rFonts w:ascii="Times New Roman" w:hAnsi="Times New Roman" w:cs="Times New Roman"/>
@@ -4571,6 +4767,7 @@
       <w:r>
         <w:rPr>
           <w:rFonts w:ascii="Times New Roman" w:hAnsi="Times New Roman" w:cs="Times New Roman"/>
+          <w:noProof/>
           <w:sz w:val="28"/>
           <w:szCs w:val="28"/>
           <w:lang w:val="en-US"/>
@@ -4689,6 +4886,7 @@
       <w:r>
         <w:rPr>
           <w:rFonts w:ascii="Times New Roman" w:hAnsi="Times New Roman" w:cs="Times New Roman"/>
+          <w:noProof/>
           <w:sz w:val="28"/>
           <w:szCs w:val="28"/>
         </w:rPr>
@@ -4789,7 +4987,6 @@
         </w:rPr>
         <w:t xml:space="preserve">Клиентская часть сайта </w:t>
       </w:r>
-      <w:proofErr w:type="spellStart"/>
       <w:r>
         <w:rPr>
           <w:rFonts w:ascii="Times New Roman" w:hAnsi="Times New Roman" w:cs="Times New Roman"/>
@@ -4799,7 +4996,6 @@
         </w:rPr>
         <w:t>SmartMed</w:t>
       </w:r>
-      <w:proofErr w:type="spellEnd"/>
     </w:p>
     <w:p>
       <w:pPr>
@@ -4817,6 +5013,7 @@
       <w:r>
         <w:rPr>
           <w:rFonts w:ascii="Times New Roman" w:hAnsi="Times New Roman" w:cs="Times New Roman"/>
+          <w:noProof/>
           <w:sz w:val="28"/>
           <w:szCs w:val="28"/>
           <w:lang w:val="en-US"/>
@@ -4919,7 +5116,6 @@
         </w:rPr>
         <w:t xml:space="preserve">Клиентская часть сайта </w:t>
       </w:r>
-      <w:proofErr w:type="spellStart"/>
       <w:r>
         <w:rPr>
           <w:rFonts w:ascii="Times New Roman" w:hAnsi="Times New Roman" w:cs="Times New Roman"/>
@@ -4938,7 +5134,6 @@
         </w:rPr>
         <w:t>edscannet</w:t>
       </w:r>
-      <w:proofErr w:type="spellEnd"/>
     </w:p>
     <w:p>
       <w:pPr>
@@ -5174,7 +5369,15 @@
           <w:sz w:val="28"/>
           <w:szCs w:val="28"/>
         </w:rPr>
-        <w:t>мониторинг физической активности и жизненных показателей</w:t>
+        <w:t>возможность добавления записе</w:t>
+      </w:r>
+      <w:r>
+        <w:rPr>
+          <w:rFonts w:ascii="Times New Roman" w:hAnsi="Times New Roman" w:cs="Times New Roman"/>
+          <w:sz w:val="28"/>
+          <w:szCs w:val="28"/>
+        </w:rPr>
+        <w:t>й к специалистам</w:t>
       </w:r>
       <w:r>
         <w:rPr>
@@ -5207,47 +5410,6 @@
           <w:sz w:val="28"/>
           <w:szCs w:val="28"/>
         </w:rPr>
-        <w:t>возможность добавления записе</w:t>
-      </w:r>
-      <w:r>
-        <w:rPr>
-          <w:rFonts w:ascii="Times New Roman" w:hAnsi="Times New Roman" w:cs="Times New Roman"/>
-          <w:sz w:val="28"/>
-          <w:szCs w:val="28"/>
-        </w:rPr>
-        <w:t>й к специалистам</w:t>
-      </w:r>
-      <w:r>
-        <w:rPr>
-          <w:rFonts w:ascii="Times New Roman" w:hAnsi="Times New Roman" w:cs="Times New Roman"/>
-          <w:sz w:val="28"/>
-          <w:szCs w:val="28"/>
-        </w:rPr>
-        <w:t>,</w:t>
-      </w:r>
-    </w:p>
-    <w:p>
-      <w:pPr>
-        <w:pStyle w:val="a9"/>
-        <w:numPr>
-          <w:ilvl w:val="0"/>
-          <w:numId w:val="13"/>
-        </w:numPr>
-        <w:spacing w:after="0" w:line="360" w:lineRule="auto"/>
-        <w:ind w:left="0" w:firstLine="709"/>
-        <w:jc w:val="both"/>
-        <w:rPr>
-          <w:rFonts w:ascii="Times New Roman" w:hAnsi="Times New Roman" w:cs="Times New Roman"/>
-          <w:sz w:val="28"/>
-          <w:szCs w:val="28"/>
-        </w:rPr>
-      </w:pPr>
-      <w:r>
-        <w:rPr>
-          <w:rFonts w:ascii="Times New Roman" w:hAnsi="Times New Roman" w:cs="Times New Roman"/>
-          <w:sz w:val="28"/>
-          <w:szCs w:val="28"/>
-        </w:rPr>
         <w:t>просмотр и анализ статистики здоровья</w:t>
       </w:r>
       <w:r>
@@ -5278,7 +5440,7 @@
           <w:szCs w:val="28"/>
         </w:rPr>
       </w:pPr>
-      <w:bookmarkStart w:id="5" w:name="_Toc181623567"/>
+      <w:bookmarkStart w:id="5" w:name="_Toc182145141"/>
       <w:r>
         <w:rPr>
           <w:rFonts w:ascii="Times New Roman" w:hAnsi="Times New Roman" w:cs="Times New Roman"/>
@@ -5309,7 +5471,7 @@
           <w:sz w:val="28"/>
           <w:szCs w:val="28"/>
         </w:rPr>
-        <w:t xml:space="preserve">Система мониторинга здоровья и ведения медицинских записей предоставляет пользователям возможность регистрации и управления своими медицинскими данными. Это включает создание профилей пациентов, где </w:t>
+        <w:t xml:space="preserve">Система мониторинга здоровья и ведения медицинских записей предоставляет пользователям возможность регистрации и управления своими медицинскими данными. Это включает создание профилей пациентов, где хранится результаты обследований и текущие назначения. Пользователи </w:t>
       </w:r>
       <w:r>
         <w:rPr>
@@ -5318,7 +5480,7 @@
           <w:szCs w:val="28"/>
         </w:rPr>
         <w:lastRenderedPageBreak/>
-        <w:t>хранится результаты обследований и текущие назначения. Пользователи смогут обновлять эти данные. Врачи, работающие с системой, получат доступ к записям своих пациентов, что позволит им отслеживать изменения в состоянии здоровья и корректировать лечение при необходимости.</w:t>
+        <w:t>смогут обновлять эти данные. Врачи, работающие с системой, получат доступ к записям своих пациентов, что позволит им отслеживать изменения в состоянии здоровья и корректировать лечение при необходимости.</w:t>
       </w:r>
     </w:p>
     <w:p>
@@ -5330,7 +5492,6 @@
           <w:rFonts w:ascii="Times New Roman" w:hAnsi="Times New Roman" w:cs="Times New Roman"/>
           <w:sz w:val="28"/>
           <w:szCs w:val="28"/>
-          <w:lang w:val="en-US"/>
         </w:rPr>
       </w:pPr>
       <w:r>
@@ -5386,7 +5547,7 @@
           <w:szCs w:val="28"/>
         </w:rPr>
       </w:pPr>
-      <w:bookmarkStart w:id="6" w:name="_Toc181623568"/>
+      <w:bookmarkStart w:id="6" w:name="_Toc182145142"/>
       <w:r>
         <w:rPr>
           <w:rFonts w:ascii="Times New Roman" w:hAnsi="Times New Roman" w:cs="Times New Roman"/>
@@ -5432,15 +5593,7 @@
           <w:sz w:val="28"/>
           <w:szCs w:val="28"/>
         </w:rPr>
-        <w:t>[8]</w:t>
-      </w:r>
-      <w:r>
-        <w:rPr>
-          <w:rFonts w:ascii="Times New Roman" w:hAnsi="Times New Roman" w:cs="Times New Roman"/>
-          <w:sz w:val="28"/>
-          <w:szCs w:val="28"/>
-        </w:rPr>
-        <w:t>. Это подразумевает, что доступ к данным будет возможен только после аутентификации и авторизации пользователей, а передача данных осуществляется через защищенные каналы. Для предотвращения несанкционированного доступа будут внедрены механизмы многофакторной аутентификации и функции журналирования действий, связанных с безопасностью. Система должна также поддерживать регулярное резервное копирование и восстановление данных для минимизации рисков потерь.</w:t>
+        <w:t>[8]. Это подразумевает, что доступ к данным будет возможен только после аутентификации и авторизации пользователей, а передача данных осуществляется через защищенные каналы. Для предотвращения несанкционированного доступа будут внедрены механизмы многофакторной аутентификации и функции журналирования действий, связанных с безопасностью. Система должна также поддерживать регулярное резервное копирование и восстановление данных для минимизации рисков потерь.</w:t>
       </w:r>
     </w:p>
     <w:p>
@@ -5452,7 +5605,6 @@
           <w:rFonts w:ascii="Times New Roman" w:hAnsi="Times New Roman" w:cs="Times New Roman"/>
           <w:sz w:val="28"/>
           <w:szCs w:val="28"/>
-          <w:lang w:val="en-US"/>
         </w:rPr>
       </w:pPr>
       <w:r>
@@ -5529,7 +5681,7 @@
           <w:szCs w:val="28"/>
         </w:rPr>
       </w:pPr>
-      <w:bookmarkStart w:id="7" w:name="_Toc181623569"/>
+      <w:bookmarkStart w:id="7" w:name="_Toc182145143"/>
       <w:r>
         <w:rPr>
           <w:rFonts w:ascii="Times New Roman" w:hAnsi="Times New Roman" w:cs="Times New Roman"/>
@@ -5558,17 +5710,7 @@
           <w:sz w:val="28"/>
           <w:szCs w:val="28"/>
         </w:rPr>
-        <w:t xml:space="preserve"> </w:t>
-      </w:r>
-      <w:r>
-        <w:rPr>
-          <w:rFonts w:ascii="Times New Roman" w:hAnsi="Times New Roman" w:cs="Times New Roman"/>
-          <w:b/>
-          <w:bCs/>
-          <w:sz w:val="28"/>
-          <w:szCs w:val="28"/>
-        </w:rPr>
-        <w:t>Ограничения системы</w:t>
+        <w:t xml:space="preserve"> Ограничения системы</w:t>
       </w:r>
       <w:bookmarkEnd w:id="7"/>
     </w:p>
@@ -5581,7 +5723,6 @@
           <w:rFonts w:ascii="Times New Roman" w:hAnsi="Times New Roman" w:cs="Times New Roman"/>
           <w:sz w:val="28"/>
           <w:szCs w:val="28"/>
-          <w:lang w:val="en-US"/>
         </w:rPr>
       </w:pPr>
       <w:r>
@@ -5602,7 +5743,6 @@
           <w:rFonts w:ascii="Times New Roman" w:hAnsi="Times New Roman" w:cs="Times New Roman"/>
           <w:sz w:val="28"/>
           <w:szCs w:val="28"/>
-          <w:lang w:val="en-US"/>
         </w:rPr>
       </w:pPr>
       <w:r>
@@ -5668,7 +5808,7 @@
           <w:szCs w:val="28"/>
         </w:rPr>
       </w:pPr>
-      <w:bookmarkStart w:id="8" w:name="_Toc181623570"/>
+      <w:bookmarkStart w:id="8" w:name="_Toc182145144"/>
       <w:r>
         <w:rPr>
           <w:rFonts w:ascii="Times New Roman" w:hAnsi="Times New Roman" w:cs="Times New Roman"/>
@@ -5709,7 +5849,7 @@
           <w:szCs w:val="28"/>
         </w:rPr>
       </w:pPr>
-      <w:bookmarkStart w:id="9" w:name="_Toc181623571"/>
+      <w:bookmarkStart w:id="9" w:name="_Toc182145145"/>
       <w:r>
         <w:rPr>
           <w:rFonts w:ascii="Times New Roman" w:hAnsi="Times New Roman" w:cs="Times New Roman"/>
@@ -5864,61 +6004,7 @@
           <w:sz w:val="28"/>
           <w:szCs w:val="28"/>
         </w:rPr>
-        <w:t xml:space="preserve">В последние годы все большую популярность приобретает </w:t>
-      </w:r>
-      <w:proofErr w:type="spellStart"/>
-      <w:r>
-        <w:rPr>
-          <w:rFonts w:ascii="Times New Roman" w:hAnsi="Times New Roman" w:cs="Times New Roman"/>
-          <w:sz w:val="28"/>
-          <w:szCs w:val="28"/>
-        </w:rPr>
-        <w:t>микросервисная</w:t>
-      </w:r>
-      <w:proofErr w:type="spellEnd"/>
-      <w:r>
-        <w:rPr>
-          <w:rFonts w:ascii="Times New Roman" w:hAnsi="Times New Roman" w:cs="Times New Roman"/>
-          <w:sz w:val="28"/>
-          <w:szCs w:val="28"/>
-        </w:rPr>
-        <w:t xml:space="preserve"> архитектура, которая является эволюцией SOA. Она предполагает, что приложение делится на множество небольших, автономных сервисов, каждый из которых отвечает за свою функциональность. </w:t>
-      </w:r>
-      <w:proofErr w:type="spellStart"/>
-      <w:r>
-        <w:rPr>
-          <w:rFonts w:ascii="Times New Roman" w:hAnsi="Times New Roman" w:cs="Times New Roman"/>
-          <w:sz w:val="28"/>
-          <w:szCs w:val="28"/>
-        </w:rPr>
-        <w:t>Микросервисы</w:t>
-      </w:r>
-      <w:proofErr w:type="spellEnd"/>
-      <w:r>
-        <w:rPr>
-          <w:rFonts w:ascii="Times New Roman" w:hAnsi="Times New Roman" w:cs="Times New Roman"/>
-          <w:sz w:val="28"/>
-          <w:szCs w:val="28"/>
-        </w:rPr>
-        <w:t xml:space="preserve"> обеспечивают высокую гибкость и возможность использования различных технологий и языков программирования для каждого сервиса, что делает систему более адаптивной к изменениям. Также </w:t>
-      </w:r>
-      <w:proofErr w:type="spellStart"/>
-      <w:r>
-        <w:rPr>
-          <w:rFonts w:ascii="Times New Roman" w:hAnsi="Times New Roman" w:cs="Times New Roman"/>
-          <w:sz w:val="28"/>
-          <w:szCs w:val="28"/>
-        </w:rPr>
-        <w:t>микросервисы</w:t>
-      </w:r>
-      <w:proofErr w:type="spellEnd"/>
-      <w:r>
-        <w:rPr>
-          <w:rFonts w:ascii="Times New Roman" w:hAnsi="Times New Roman" w:cs="Times New Roman"/>
-          <w:sz w:val="28"/>
-          <w:szCs w:val="28"/>
-        </w:rPr>
-        <w:t xml:space="preserve"> упрощают развертывание и обновление, поскольку команды могут разворачивать и обновлять сервисы независимо друг от друга. Однако такое разнообразие сервисов может усложнить управление системой и вызвать трудности с тестированием и отладкой.</w:t>
+        <w:t>В последние годы все большую популярность приобретает микросервисная архитектура, которая является эволюцией SOA. Она предполагает, что приложение делится на множество небольших, автономных сервисов, каждый из которых отвечает за свою функциональность. Микросервисы обеспечивают высокую гибкость и возможность использования различных технологий и языков программирования для каждого сервиса, что делает систему более адаптивной к изменениям. Также микросервисы упрощают развертывание и обновление, поскольку команды могут разворачивать и обновлять сервисы независимо друг от друга. Однако такое разнообразие сервисов может усложнить управление системой и вызвать трудности с тестированием и отладкой.</w:t>
       </w:r>
     </w:p>
     <w:p>
@@ -5938,25 +6024,7 @@
           <w:sz w:val="28"/>
           <w:szCs w:val="28"/>
         </w:rPr>
-        <w:t xml:space="preserve">В контексте разработки приложения для мониторинга здоровья и ведения медицинских записей выбор </w:t>
-      </w:r>
-      <w:proofErr w:type="spellStart"/>
-      <w:r>
-        <w:rPr>
-          <w:rFonts w:ascii="Times New Roman" w:hAnsi="Times New Roman" w:cs="Times New Roman"/>
-          <w:sz w:val="28"/>
-          <w:szCs w:val="28"/>
-        </w:rPr>
-        <w:t>микросервисной</w:t>
-      </w:r>
-      <w:proofErr w:type="spellEnd"/>
-      <w:r>
-        <w:rPr>
-          <w:rFonts w:ascii="Times New Roman" w:hAnsi="Times New Roman" w:cs="Times New Roman"/>
-          <w:sz w:val="28"/>
-          <w:szCs w:val="28"/>
-        </w:rPr>
-        <w:t xml:space="preserve"> архитектуры обоснован несколькими ключевыми факторами. </w:t>
+        <w:t xml:space="preserve">В контексте разработки приложения для мониторинга здоровья и ведения медицинских записей выбор микросервисной архитектуры обоснован несколькими ключевыми факторами. </w:t>
       </w:r>
     </w:p>
     <w:p>
@@ -5976,25 +6044,7 @@
           <w:sz w:val="28"/>
           <w:szCs w:val="28"/>
         </w:rPr>
-        <w:t xml:space="preserve">Во-первых, в сфере здравоохранения необходимо быстро адаптироваться к изменениям в бизнес-требованиях и объемах данных. </w:t>
-      </w:r>
-      <w:proofErr w:type="spellStart"/>
-      <w:r>
-        <w:rPr>
-          <w:rFonts w:ascii="Times New Roman" w:hAnsi="Times New Roman" w:cs="Times New Roman"/>
-          <w:sz w:val="28"/>
-          <w:szCs w:val="28"/>
-        </w:rPr>
-        <w:t>Микросервисы</w:t>
-      </w:r>
-      <w:proofErr w:type="spellEnd"/>
-      <w:r>
-        <w:rPr>
-          <w:rFonts w:ascii="Times New Roman" w:hAnsi="Times New Roman" w:cs="Times New Roman"/>
-          <w:sz w:val="28"/>
-          <w:szCs w:val="28"/>
-        </w:rPr>
-        <w:t xml:space="preserve"> позволяют независимо масштабировать различные части системы, такие как модули для обработки данных о пациентах или записи на прием к врачу, в зависимости от нагрузки. </w:t>
+        <w:t xml:space="preserve">Во-первых, в сфере здравоохранения необходимо быстро адаптироваться к изменениям в бизнес-требованиях и объемах данных. Микросервисы позволяют независимо масштабировать различные части системы, такие как модули для обработки данных о пациентах или записи на прием к врачу, в зависимости от нагрузки. </w:t>
       </w:r>
     </w:p>
     <w:p>
@@ -6034,25 +6084,7 @@
           <w:sz w:val="28"/>
           <w:szCs w:val="28"/>
         </w:rPr>
-        <w:t xml:space="preserve">Кроме того, </w:t>
-      </w:r>
-      <w:proofErr w:type="spellStart"/>
-      <w:r>
-        <w:rPr>
-          <w:rFonts w:ascii="Times New Roman" w:hAnsi="Times New Roman" w:cs="Times New Roman"/>
-          <w:sz w:val="28"/>
-          <w:szCs w:val="28"/>
-        </w:rPr>
-        <w:t>микросервисная</w:t>
-      </w:r>
-      <w:proofErr w:type="spellEnd"/>
-      <w:r>
-        <w:rPr>
-          <w:rFonts w:ascii="Times New Roman" w:hAnsi="Times New Roman" w:cs="Times New Roman"/>
-          <w:sz w:val="28"/>
-          <w:szCs w:val="28"/>
-        </w:rPr>
-        <w:t xml:space="preserve"> архитектура позволяет использовать разные технологии для разных сервисов, что дает возможность выбирать наиболее подходящие инструменты для каждой задачи. Это может улучшить производительность и упростить поддержку. Еще одним важным </w:t>
+        <w:t xml:space="preserve">Кроме того, микросервисная архитектура позволяет использовать разные технологии для разных сервисов, что дает возможность выбирать наиболее подходящие инструменты для каждой задачи. Это может улучшить производительность и упростить поддержку. Еще одним важным </w:t>
       </w:r>
       <w:r>
         <w:rPr>
@@ -6061,25 +6093,7 @@
           <w:szCs w:val="28"/>
         </w:rPr>
         <w:lastRenderedPageBreak/>
-        <w:t xml:space="preserve">преимуществом является устойчивость к сбоям: если один из </w:t>
-      </w:r>
-      <w:proofErr w:type="spellStart"/>
-      <w:r>
-        <w:rPr>
-          <w:rFonts w:ascii="Times New Roman" w:hAnsi="Times New Roman" w:cs="Times New Roman"/>
-          <w:sz w:val="28"/>
-          <w:szCs w:val="28"/>
-        </w:rPr>
-        <w:t>микросервисов</w:t>
-      </w:r>
-      <w:proofErr w:type="spellEnd"/>
-      <w:r>
-        <w:rPr>
-          <w:rFonts w:ascii="Times New Roman" w:hAnsi="Times New Roman" w:cs="Times New Roman"/>
-          <w:sz w:val="28"/>
-          <w:szCs w:val="28"/>
-        </w:rPr>
-        <w:t xml:space="preserve"> выходит из строя, это не влияет на работоспособность всей системы, и важные бизнес-функции могут продолжать работать, обеспечивая пользователям доступ к необходимым услугам.</w:t>
+        <w:t>преимуществом является устойчивость к сбоям: если один из микросервисов выходит из строя, это не влияет на работоспособность всей системы, и важные бизнес-функции могут продолжать работать, обеспечивая пользователям доступ к необходимым услугам.</w:t>
       </w:r>
     </w:p>
     <w:p>
@@ -6099,43 +6113,24 @@
           <w:sz w:val="28"/>
           <w:szCs w:val="28"/>
         </w:rPr>
-        <w:t xml:space="preserve">Наконец, </w:t>
-      </w:r>
-      <w:proofErr w:type="spellStart"/>
-      <w:r>
-        <w:rPr>
-          <w:rFonts w:ascii="Times New Roman" w:hAnsi="Times New Roman" w:cs="Times New Roman"/>
-          <w:sz w:val="28"/>
-          <w:szCs w:val="28"/>
-        </w:rPr>
-        <w:t>микросервисы</w:t>
-      </w:r>
-      <w:proofErr w:type="spellEnd"/>
-      <w:r>
-        <w:rPr>
-          <w:rFonts w:ascii="Times New Roman" w:hAnsi="Times New Roman" w:cs="Times New Roman"/>
-          <w:sz w:val="28"/>
-          <w:szCs w:val="28"/>
-        </w:rPr>
-        <w:t xml:space="preserve"> идеально подходят для автоматизации процессов развертывания, что значительно ускоряет цикл разработки и позволяет более быстро внедрять новые функции и исправления. В результате </w:t>
-      </w:r>
-      <w:proofErr w:type="spellStart"/>
-      <w:r>
-        <w:rPr>
-          <w:rFonts w:ascii="Times New Roman" w:hAnsi="Times New Roman" w:cs="Times New Roman"/>
-          <w:sz w:val="28"/>
-          <w:szCs w:val="28"/>
-        </w:rPr>
-        <w:t>микросервисная</w:t>
-      </w:r>
-      <w:proofErr w:type="spellEnd"/>
-      <w:r>
-        <w:rPr>
-          <w:rFonts w:ascii="Times New Roman" w:hAnsi="Times New Roman" w:cs="Times New Roman"/>
-          <w:sz w:val="28"/>
-          <w:szCs w:val="28"/>
-        </w:rPr>
-        <w:t xml:space="preserve"> архитектура предоставляет необходимую гибкость, масштабируемость и устойчивость, которые важны для создания надежной системы мониторинга здоровья и ведения медицинских записей.</w:t>
+        <w:t>Наконец, микросервисы идеально подходят для автоматизации процессов развертывания, что значительно ускоряет цикл разработки и позволяет более быстро внедрять новые функции и исправления. В результате микросервисная архитектура предоставляет необходимую гибкость, масштабируемость и устойчивость, которые важны для создания надежной системы мониторинга здоровья и ведения медицинских записей.</w:t>
+      </w:r>
+    </w:p>
+    <w:p>
+      <w:pPr>
+        <w:rPr>
+          <w:rFonts w:ascii="Times New Roman" w:hAnsi="Times New Roman" w:cs="Times New Roman"/>
+          <w:sz w:val="28"/>
+          <w:szCs w:val="28"/>
+        </w:rPr>
+      </w:pPr>
+      <w:r>
+        <w:rPr>
+          <w:rFonts w:ascii="Times New Roman" w:hAnsi="Times New Roman" w:cs="Times New Roman"/>
+          <w:sz w:val="28"/>
+          <w:szCs w:val="28"/>
+        </w:rPr>
+        <w:br w:type="page"/>
       </w:r>
     </w:p>
     <w:p>
@@ -6153,7 +6148,7 @@
           <w:szCs w:val="28"/>
         </w:rPr>
       </w:pPr>
-      <w:bookmarkStart w:id="10" w:name="_Toc181623572"/>
+      <w:bookmarkStart w:id="10" w:name="_Toc182145146"/>
       <w:r>
         <w:rPr>
           <w:rFonts w:ascii="Times New Roman" w:hAnsi="Times New Roman" w:cs="Times New Roman"/>
@@ -6163,6 +6158,7 @@
           <w:sz w:val="28"/>
           <w:szCs w:val="28"/>
         </w:rPr>
+        <w:lastRenderedPageBreak/>
         <w:t>3</w:t>
       </w:r>
       <w:r>
@@ -6215,7 +6211,7 @@
           <w:szCs w:val="28"/>
         </w:rPr>
       </w:pPr>
-      <w:bookmarkStart w:id="11" w:name="_Toc181623573"/>
+      <w:bookmarkStart w:id="11" w:name="_Toc182145147"/>
       <w:r>
         <w:rPr>
           <w:rFonts w:ascii="Times New Roman" w:hAnsi="Times New Roman" w:cs="Times New Roman"/>
@@ -6238,7 +6234,6 @@
         </w:rPr>
         <w:t xml:space="preserve">.1 </w:t>
       </w:r>
-      <w:bookmarkEnd w:id="11"/>
       <w:r>
         <w:rPr>
           <w:rFonts w:ascii="Times New Roman" w:hAnsi="Times New Roman" w:cs="Times New Roman"/>
@@ -6250,6 +6245,7 @@
         </w:rPr>
         <w:t>Основные компоненты системы</w:t>
       </w:r>
+      <w:bookmarkEnd w:id="11"/>
     </w:p>
     <w:p>
       <w:pPr>
@@ -6354,7 +6350,6 @@
         </w:rPr>
         <w:t xml:space="preserve">сервис </w:t>
       </w:r>
-      <w:proofErr w:type="spellStart"/>
       <w:r>
         <w:rPr>
           <w:rFonts w:ascii="Times New Roman" w:hAnsi="Times New Roman" w:cs="Times New Roman"/>
@@ -6364,7 +6359,6 @@
         </w:rPr>
         <w:t>ApiGateway</w:t>
       </w:r>
-      <w:proofErr w:type="spellEnd"/>
       <w:r>
         <w:rPr>
           <w:rFonts w:ascii="Times New Roman" w:hAnsi="Times New Roman" w:cs="Times New Roman"/>
@@ -6379,33 +6373,7 @@
           <w:sz w:val="28"/>
           <w:szCs w:val="28"/>
         </w:rPr>
-        <w:t xml:space="preserve">выполняет роль единой точки входа для всех клиентских запросов к </w:t>
-      </w:r>
-      <w:proofErr w:type="spellStart"/>
-      <w:r>
-        <w:rPr>
-          <w:rFonts w:ascii="Times New Roman" w:hAnsi="Times New Roman" w:cs="Times New Roman"/>
-          <w:sz w:val="28"/>
-          <w:szCs w:val="28"/>
-        </w:rPr>
-        <w:t>микросервисам</w:t>
-      </w:r>
-      <w:proofErr w:type="spellEnd"/>
-      <w:r>
-        <w:rPr>
-          <w:rFonts w:ascii="Times New Roman" w:hAnsi="Times New Roman" w:cs="Times New Roman"/>
-          <w:sz w:val="28"/>
-          <w:szCs w:val="28"/>
-        </w:rPr>
-        <w:t xml:space="preserve"> системы. Он служит промежуточным слоем между клиентским приложением и внутренними сервисами, упрощая архитектуру и улучшая управление потоками данных</w:t>
-      </w:r>
-      <w:r>
-        <w:rPr>
-          <w:rFonts w:ascii="Times New Roman" w:hAnsi="Times New Roman" w:cs="Times New Roman"/>
-          <w:sz w:val="28"/>
-          <w:szCs w:val="28"/>
-        </w:rPr>
-        <w:t>;</w:t>
+        <w:t>выполняет роль единой точки входа для всех клиентских запросов к микросервисам системы. Он служит промежуточным слоем между клиентским приложением и внутренними сервисами, упрощая архитектуру и улучшая управление потоками данных;</w:t>
       </w:r>
     </w:p>
     <w:p>
@@ -6566,16 +6534,7 @@
           <w:sz w:val="28"/>
           <w:szCs w:val="28"/>
         </w:rPr>
-        <w:t xml:space="preserve">отвечает за организацию, планирование и обработку записей пользователей на прием к врачам, что </w:t>
-      </w:r>
-      <w:r>
-        <w:rPr>
-          <w:rFonts w:ascii="Times New Roman" w:hAnsi="Times New Roman" w:cs="Times New Roman"/>
-          <w:sz w:val="28"/>
-          <w:szCs w:val="28"/>
-        </w:rPr>
-        <w:lastRenderedPageBreak/>
-        <w:t>способствует упрощению процесса обращения пациентов за медицинской помощью</w:t>
+        <w:t>отвечает за организацию, планирование и обработку записей пользователей на прием к врачам, что способствует упрощению процесса обращения пациентов за медицинской помощью</w:t>
       </w:r>
       <w:r>
         <w:rPr>
@@ -6759,7 +6718,7 @@
           <w:szCs w:val="28"/>
         </w:rPr>
       </w:pPr>
-      <w:bookmarkStart w:id="12" w:name="_Toc181623574"/>
+      <w:bookmarkStart w:id="12" w:name="_Toc182145148"/>
       <w:r>
         <w:rPr>
           <w:rFonts w:ascii="Times New Roman" w:hAnsi="Times New Roman" w:cs="Times New Roman"/>
@@ -6782,7 +6741,6 @@
         </w:rPr>
         <w:t xml:space="preserve">.2 </w:t>
       </w:r>
-      <w:bookmarkEnd w:id="12"/>
       <w:r>
         <w:rPr>
           <w:rFonts w:ascii="Times New Roman" w:hAnsi="Times New Roman" w:cs="Times New Roman"/>
@@ -6794,6 +6752,7 @@
         </w:rPr>
         <w:t>Взаимодействие между компонентами</w:t>
       </w:r>
+      <w:bookmarkEnd w:id="12"/>
     </w:p>
     <w:p>
       <w:pPr>
@@ -6814,7 +6773,14 @@
         </w:rPr>
         <w:t xml:space="preserve">Взаимодействие между компонентами системы осуществляется через </w:t>
       </w:r>
-      <w:proofErr w:type="spellStart"/>
+      <w:r>
+        <w:rPr>
+          <w:rFonts w:ascii="Times New Roman" w:hAnsi="Times New Roman" w:cs="Times New Roman"/>
+          <w:sz w:val="28"/>
+          <w:szCs w:val="28"/>
+        </w:rPr>
+        <w:t xml:space="preserve">технологии </w:t>
+      </w:r>
       <w:r>
         <w:rPr>
           <w:rFonts w:ascii="Times New Roman" w:hAnsi="Times New Roman" w:cs="Times New Roman"/>
@@ -6824,32 +6790,13 @@
         </w:rPr>
         <w:t>GraphQL</w:t>
       </w:r>
-      <w:proofErr w:type="spellEnd"/>
-      <w:r>
-        <w:rPr>
-          <w:rFonts w:ascii="Times New Roman" w:hAnsi="Times New Roman" w:cs="Times New Roman"/>
-          <w:sz w:val="28"/>
-          <w:szCs w:val="28"/>
-        </w:rPr>
-        <w:t xml:space="preserve">, </w:t>
-      </w:r>
-      <w:proofErr w:type="spellStart"/>
-      <w:r>
-        <w:rPr>
-          <w:rFonts w:ascii="Times New Roman" w:hAnsi="Times New Roman" w:cs="Times New Roman"/>
-          <w:sz w:val="28"/>
-          <w:szCs w:val="28"/>
-        </w:rPr>
-        <w:t>gRPC</w:t>
-      </w:r>
-      <w:proofErr w:type="spellEnd"/>
-      <w:r>
-        <w:rPr>
-          <w:rFonts w:ascii="Times New Roman" w:hAnsi="Times New Roman" w:cs="Times New Roman"/>
-          <w:sz w:val="28"/>
-          <w:szCs w:val="28"/>
-        </w:rPr>
-        <w:t xml:space="preserve"> </w:t>
+      <w:r>
+        <w:rPr>
+          <w:rFonts w:ascii="Times New Roman" w:hAnsi="Times New Roman" w:cs="Times New Roman"/>
+          <w:sz w:val="28"/>
+          <w:szCs w:val="28"/>
+        </w:rPr>
+        <w:t xml:space="preserve">, gRPC </w:t>
       </w:r>
       <w:r>
         <w:rPr>
@@ -6899,15 +6846,16 @@
           <w:sz w:val="28"/>
           <w:szCs w:val="28"/>
         </w:rPr>
-        <w:t xml:space="preserve"> диаграммы компонентов, </w:t>
-      </w:r>
-      <w:r>
-        <w:rPr>
-          <w:rFonts w:ascii="Times New Roman" w:hAnsi="Times New Roman" w:cs="Times New Roman"/>
-          <w:sz w:val="28"/>
-          <w:szCs w:val="28"/>
-        </w:rPr>
-        <w:t>отображено</w:t>
+        <w:t xml:space="preserve"> диаграммы </w:t>
+      </w:r>
+      <w:r>
+        <w:rPr>
+          <w:rFonts w:ascii="Times New Roman" w:hAnsi="Times New Roman" w:cs="Times New Roman"/>
+          <w:sz w:val="28"/>
+          <w:szCs w:val="28"/>
+        </w:rPr>
+        <w:lastRenderedPageBreak/>
+        <w:t>компонентов, отображено</w:t>
       </w:r>
       <w:r>
         <w:rPr>
@@ -6937,7 +6885,6 @@
           <w:noProof/>
           <w:sz w:val="28"/>
           <w:szCs w:val="28"/>
-          <w:lang w:val="en-US"/>
         </w:rPr>
       </w:pPr>
       <w:r>
@@ -6948,10 +6895,10 @@
           <w:szCs w:val="28"/>
         </w:rPr>
         <w:drawing>
-          <wp:inline distT="0" distB="0" distL="0" distR="0" wp14:anchorId="79AB1429" wp14:editId="231693AF">
+          <wp:inline distT="0" distB="0" distL="0" distR="0" wp14:anchorId="6970F257" wp14:editId="6B46C8AF">
             <wp:extent cx="5940425" cy="3511550"/>
             <wp:effectExtent l="0" t="0" r="3175" b="0"/>
-            <wp:docPr id="57780483" name="Рисунок 4"/>
+            <wp:docPr id="1049624813" name="Рисунок 2"/>
             <wp:cNvGraphicFramePr>
               <a:graphicFrameLocks xmlns:a="http://schemas.openxmlformats.org/drawingml/2006/main" noChangeAspect="1"/>
             </wp:cNvGraphicFramePr>
@@ -6959,7 +6906,7 @@
               <a:graphicData uri="http://schemas.openxmlformats.org/drawingml/2006/picture">
                 <pic:pic xmlns:pic="http://schemas.openxmlformats.org/drawingml/2006/picture">
                   <pic:nvPicPr>
-                    <pic:cNvPr id="0" name="Picture 13"/>
+                    <pic:cNvPr id="0" name="Picture 6"/>
                     <pic:cNvPicPr>
                       <a:picLocks noChangeAspect="1" noChangeArrowheads="1"/>
                     </pic:cNvPicPr>
@@ -7073,7 +7020,7 @@
           <w:szCs w:val="28"/>
         </w:rPr>
       </w:pPr>
-      <w:bookmarkStart w:id="13" w:name="_Toc181623575"/>
+      <w:bookmarkStart w:id="13" w:name="_Toc182145149"/>
       <w:r>
         <w:rPr>
           <w:rFonts w:ascii="Times New Roman" w:hAnsi="Times New Roman" w:cs="Times New Roman"/>
@@ -7094,7 +7041,6 @@
         </w:rPr>
         <w:t xml:space="preserve">.3 </w:t>
       </w:r>
-      <w:bookmarkEnd w:id="13"/>
       <w:r>
         <w:rPr>
           <w:rFonts w:ascii="Times New Roman" w:hAnsi="Times New Roman" w:cs="Times New Roman"/>
@@ -7139,6 +7085,7 @@
         </w:rPr>
         <w:t>компонентами системы</w:t>
       </w:r>
+      <w:bookmarkEnd w:id="13"/>
     </w:p>
     <w:p>
       <w:pPr>
@@ -7158,15 +7105,23 @@
           <w:sz w:val="28"/>
           <w:szCs w:val="28"/>
         </w:rPr>
-        <w:t>Для пользования разрабатываемой системой, пользователь может различными способами взаимодействовать с компонентами системы, а именно</w:t>
-      </w:r>
-      <w:r>
-        <w:rPr>
-          <w:rFonts w:ascii="Times New Roman" w:hAnsi="Times New Roman" w:cs="Times New Roman"/>
-          <w:sz w:val="28"/>
-          <w:szCs w:val="28"/>
-        </w:rPr>
-        <w:t>, визуализируя данное с помощью диаграммы последовательности</w:t>
+        <w:t>Для пользования разрабатываемой системой, пользователь может различными способами взаимодействовать с компонентами системы</w:t>
+      </w:r>
+      <w:r>
+        <w:rPr>
+          <w:rFonts w:ascii="Times New Roman" w:hAnsi="Times New Roman" w:cs="Times New Roman"/>
+          <w:sz w:val="28"/>
+          <w:szCs w:val="28"/>
+        </w:rPr>
+        <w:t>. Различные сценарии поведения системы описаны</w:t>
+      </w:r>
+      <w:r>
+        <w:rPr>
+          <w:rFonts w:ascii="Times New Roman" w:hAnsi="Times New Roman" w:cs="Times New Roman"/>
+          <w:sz w:val="28"/>
+          <w:szCs w:val="28"/>
+        </w:rPr>
+        <w:t xml:space="preserve"> с помощью диаграмм последовательности</w:t>
       </w:r>
       <w:r>
         <w:rPr>
@@ -7182,56 +7137,7 @@
           <w:sz w:val="28"/>
           <w:szCs w:val="28"/>
         </w:rPr>
-        <w:t xml:space="preserve">вход в аккаунт (рисунок 5), регистрация аккаунта </w:t>
-      </w:r>
-      <w:r>
-        <w:rPr>
-          <w:rFonts w:ascii="Times New Roman" w:hAnsi="Times New Roman" w:cs="Times New Roman"/>
-          <w:sz w:val="28"/>
-          <w:szCs w:val="28"/>
-        </w:rPr>
-        <w:t xml:space="preserve">(рисунок </w:t>
-      </w:r>
-      <w:r>
-        <w:rPr>
-          <w:rFonts w:ascii="Times New Roman" w:hAnsi="Times New Roman" w:cs="Times New Roman"/>
-          <w:sz w:val="28"/>
-          <w:szCs w:val="28"/>
-        </w:rPr>
-        <w:t>6</w:t>
-      </w:r>
-      <w:r>
-        <w:rPr>
-          <w:rFonts w:ascii="Times New Roman" w:hAnsi="Times New Roman" w:cs="Times New Roman"/>
-          <w:sz w:val="28"/>
-          <w:szCs w:val="28"/>
-        </w:rPr>
-        <w:t>)</w:t>
-      </w:r>
-      <w:r>
-        <w:rPr>
-          <w:rFonts w:ascii="Times New Roman" w:hAnsi="Times New Roman" w:cs="Times New Roman"/>
-          <w:sz w:val="28"/>
-          <w:szCs w:val="28"/>
-        </w:rPr>
-        <w:t xml:space="preserve">, добавление </w:t>
-      </w:r>
-      <w:r>
-        <w:rPr>
-          <w:rFonts w:ascii="Times New Roman" w:hAnsi="Times New Roman" w:cs="Times New Roman"/>
-          <w:sz w:val="28"/>
-          <w:szCs w:val="28"/>
-        </w:rPr>
-        <w:lastRenderedPageBreak/>
-        <w:t xml:space="preserve">медицинских данных в личный аккаунт </w:t>
-      </w:r>
-      <w:r>
-        <w:rPr>
-          <w:rFonts w:ascii="Times New Roman" w:hAnsi="Times New Roman" w:cs="Times New Roman"/>
-          <w:sz w:val="28"/>
-          <w:szCs w:val="28"/>
-        </w:rPr>
-        <w:t xml:space="preserve">(рисунок </w:t>
+        <w:t xml:space="preserve">вход в аккаунт (рисунок 5), регистрация аккаунта (рисунок 6), добавление медицинских данных в личный аккаунт (рисунок </w:t>
       </w:r>
       <w:r>
         <w:rPr>
@@ -7247,23 +7153,7 @@
           <w:sz w:val="28"/>
           <w:szCs w:val="28"/>
         </w:rPr>
-        <w:t>)</w:t>
-      </w:r>
-      <w:r>
-        <w:rPr>
-          <w:rFonts w:ascii="Times New Roman" w:hAnsi="Times New Roman" w:cs="Times New Roman"/>
-          <w:sz w:val="28"/>
-          <w:szCs w:val="28"/>
-        </w:rPr>
-        <w:t xml:space="preserve">, запись к врачу </w:t>
-      </w:r>
-      <w:r>
-        <w:rPr>
-          <w:rFonts w:ascii="Times New Roman" w:hAnsi="Times New Roman" w:cs="Times New Roman"/>
-          <w:sz w:val="28"/>
-          <w:szCs w:val="28"/>
-        </w:rPr>
-        <w:t xml:space="preserve">(рисунок </w:t>
+        <w:t xml:space="preserve">), запись к врачу (рисунок </w:t>
       </w:r>
       <w:r>
         <w:rPr>
@@ -7279,23 +7169,7 @@
           <w:sz w:val="28"/>
           <w:szCs w:val="28"/>
         </w:rPr>
-        <w:t>)</w:t>
-      </w:r>
-      <w:r>
-        <w:rPr>
-          <w:rFonts w:ascii="Times New Roman" w:hAnsi="Times New Roman" w:cs="Times New Roman"/>
-          <w:sz w:val="28"/>
-          <w:szCs w:val="28"/>
-        </w:rPr>
-        <w:t xml:space="preserve">, получение всех своих записей </w:t>
-      </w:r>
-      <w:r>
-        <w:rPr>
-          <w:rFonts w:ascii="Times New Roman" w:hAnsi="Times New Roman" w:cs="Times New Roman"/>
-          <w:sz w:val="28"/>
-          <w:szCs w:val="28"/>
-        </w:rPr>
-        <w:t xml:space="preserve">(рисунок </w:t>
+        <w:t xml:space="preserve">), получение всех своих записей (рисунок </w:t>
       </w:r>
       <w:r>
         <w:rPr>
@@ -7311,15 +7185,7 @@
           <w:sz w:val="28"/>
           <w:szCs w:val="28"/>
         </w:rPr>
-        <w:t>)</w:t>
-      </w:r>
-      <w:r>
-        <w:rPr>
-          <w:rFonts w:ascii="Times New Roman" w:hAnsi="Times New Roman" w:cs="Times New Roman"/>
-          <w:sz w:val="28"/>
-          <w:szCs w:val="28"/>
-        </w:rPr>
-        <w:t>.</w:t>
+        <w:t>).</w:t>
       </w:r>
     </w:p>
     <w:p>
@@ -7337,9 +7203,11 @@
       <w:r>
         <w:rPr>
           <w:rFonts w:ascii="Times New Roman" w:hAnsi="Times New Roman" w:cs="Times New Roman"/>
-          <w:sz w:val="28"/>
-          <w:szCs w:val="28"/>
-        </w:rPr>
+          <w:noProof/>
+          <w:sz w:val="28"/>
+          <w:szCs w:val="28"/>
+        </w:rPr>
+        <w:lastRenderedPageBreak/>
         <w:drawing>
           <wp:inline distT="0" distB="0" distL="0" distR="0" wp14:anchorId="33E6B2CB" wp14:editId="0F434764">
             <wp:extent cx="5940425" cy="3826510"/>
@@ -7409,23 +7277,7 @@
           <w:sz w:val="28"/>
           <w:szCs w:val="28"/>
         </w:rPr>
-        <w:t xml:space="preserve">Рисунок </w:t>
-      </w:r>
-      <w:r>
-        <w:rPr>
-          <w:rFonts w:ascii="Times New Roman" w:hAnsi="Times New Roman" w:cs="Times New Roman"/>
-          <w:sz w:val="28"/>
-          <w:szCs w:val="28"/>
-        </w:rPr>
-        <w:t>5</w:t>
-      </w:r>
-      <w:r>
-        <w:rPr>
-          <w:rFonts w:ascii="Times New Roman" w:hAnsi="Times New Roman" w:cs="Times New Roman"/>
-          <w:sz w:val="28"/>
-          <w:szCs w:val="28"/>
-        </w:rPr>
-        <w:t xml:space="preserve"> –</w:t>
+        <w:t>Рисунок 5 –</w:t>
       </w:r>
       <w:r>
         <w:rPr>
@@ -7441,31 +7293,15 @@
           <w:sz w:val="28"/>
           <w:szCs w:val="28"/>
         </w:rPr>
-        <w:t xml:space="preserve">Диаграмма для </w:t>
-      </w:r>
-      <w:r>
-        <w:rPr>
-          <w:rFonts w:ascii="Times New Roman" w:hAnsi="Times New Roman" w:cs="Times New Roman"/>
-          <w:sz w:val="28"/>
-          <w:szCs w:val="28"/>
-        </w:rPr>
-        <w:t>вход</w:t>
-      </w:r>
-      <w:r>
-        <w:rPr>
-          <w:rFonts w:ascii="Times New Roman" w:hAnsi="Times New Roman" w:cs="Times New Roman"/>
-          <w:sz w:val="28"/>
-          <w:szCs w:val="28"/>
-        </w:rPr>
-        <w:t>а</w:t>
-      </w:r>
-      <w:r>
-        <w:rPr>
-          <w:rFonts w:ascii="Times New Roman" w:hAnsi="Times New Roman" w:cs="Times New Roman"/>
-          <w:sz w:val="28"/>
-          <w:szCs w:val="28"/>
-        </w:rPr>
-        <w:t xml:space="preserve"> в аккаунт</w:t>
+        <w:t>Сценарий</w:t>
+      </w:r>
+      <w:r>
+        <w:rPr>
+          <w:rFonts w:ascii="Times New Roman" w:hAnsi="Times New Roman" w:cs="Times New Roman"/>
+          <w:sz w:val="28"/>
+          <w:szCs w:val="28"/>
+        </w:rPr>
+        <w:t xml:space="preserve"> для входа в аккаунт</w:t>
       </w:r>
     </w:p>
     <w:p>
@@ -7483,6 +7319,7 @@
       <w:r>
         <w:rPr>
           <w:rFonts w:ascii="Times New Roman" w:hAnsi="Times New Roman" w:cs="Times New Roman"/>
+          <w:noProof/>
           <w:sz w:val="28"/>
           <w:szCs w:val="28"/>
         </w:rPr>
@@ -7555,23 +7392,7 @@
           <w:sz w:val="28"/>
           <w:szCs w:val="28"/>
         </w:rPr>
-        <w:t xml:space="preserve">Рисунок </w:t>
-      </w:r>
-      <w:r>
-        <w:rPr>
-          <w:rFonts w:ascii="Times New Roman" w:hAnsi="Times New Roman" w:cs="Times New Roman"/>
-          <w:sz w:val="28"/>
-          <w:szCs w:val="28"/>
-        </w:rPr>
-        <w:t>6</w:t>
-      </w:r>
-      <w:r>
-        <w:rPr>
-          <w:rFonts w:ascii="Times New Roman" w:hAnsi="Times New Roman" w:cs="Times New Roman"/>
-          <w:sz w:val="28"/>
-          <w:szCs w:val="28"/>
-        </w:rPr>
-        <w:t xml:space="preserve"> –</w:t>
+        <w:t>Рисунок 6 –</w:t>
       </w:r>
       <w:r>
         <w:rPr>
@@ -7587,23 +7408,15 @@
           <w:sz w:val="28"/>
           <w:szCs w:val="28"/>
         </w:rPr>
-        <w:t xml:space="preserve">Диаграмма </w:t>
-      </w:r>
-      <w:r>
-        <w:rPr>
-          <w:rFonts w:ascii="Times New Roman" w:hAnsi="Times New Roman" w:cs="Times New Roman"/>
-          <w:sz w:val="28"/>
-          <w:szCs w:val="28"/>
-        </w:rPr>
-        <w:t>для регистрации</w:t>
-      </w:r>
-      <w:r>
-        <w:rPr>
-          <w:rFonts w:ascii="Times New Roman" w:hAnsi="Times New Roman" w:cs="Times New Roman"/>
-          <w:sz w:val="28"/>
-          <w:szCs w:val="28"/>
-        </w:rPr>
-        <w:t xml:space="preserve"> аккаунта</w:t>
+        <w:t xml:space="preserve">Сценарий </w:t>
+      </w:r>
+      <w:r>
+        <w:rPr>
+          <w:rFonts w:ascii="Times New Roman" w:hAnsi="Times New Roman" w:cs="Times New Roman"/>
+          <w:sz w:val="28"/>
+          <w:szCs w:val="28"/>
+        </w:rPr>
+        <w:t>для регистрации аккаунта</w:t>
       </w:r>
     </w:p>
     <w:p>
@@ -7611,7 +7424,6 @@
         <w:pStyle w:val="a9"/>
         <w:spacing w:line="360" w:lineRule="auto"/>
         <w:ind w:left="0"/>
-        <w:contextualSpacing w:val="0"/>
         <w:jc w:val="center"/>
         <w:rPr>
           <w:rFonts w:ascii="Times New Roman" w:hAnsi="Times New Roman" w:cs="Times New Roman"/>
@@ -7619,20 +7431,6 @@
           <w:szCs w:val="28"/>
         </w:rPr>
       </w:pPr>
-    </w:p>
-    <w:p>
-      <w:pPr>
-        <w:pStyle w:val="a9"/>
-        <w:spacing w:line="240" w:lineRule="auto"/>
-        <w:ind w:left="0"/>
-        <w:contextualSpacing w:val="0"/>
-        <w:jc w:val="center"/>
-        <w:rPr>
-          <w:rFonts w:ascii="Times New Roman" w:hAnsi="Times New Roman" w:cs="Times New Roman"/>
-          <w:sz w:val="28"/>
-          <w:szCs w:val="28"/>
-        </w:rPr>
-      </w:pPr>
       <w:r>
         <w:rPr>
           <w:rFonts w:ascii="Times New Roman" w:hAnsi="Times New Roman" w:cs="Times New Roman"/>
@@ -7640,437 +7438,11 @@
           <w:szCs w:val="28"/>
         </w:rPr>
         <w:lastRenderedPageBreak/>
-        <w:t xml:space="preserve">Рисунок </w:t>
-      </w:r>
-      <w:r>
-        <w:rPr>
-          <w:rFonts w:ascii="Times New Roman" w:hAnsi="Times New Roman" w:cs="Times New Roman"/>
-          <w:sz w:val="28"/>
-          <w:szCs w:val="28"/>
-        </w:rPr>
-        <w:t>7</w:t>
-      </w:r>
-      <w:r>
-        <w:rPr>
-          <w:rFonts w:ascii="Times New Roman" w:hAnsi="Times New Roman" w:cs="Times New Roman"/>
-          <w:sz w:val="28"/>
-          <w:szCs w:val="28"/>
-        </w:rPr>
-        <w:t xml:space="preserve"> –</w:t>
-      </w:r>
-      <w:r>
-        <w:rPr>
-          <w:rFonts w:ascii="Times New Roman" w:hAnsi="Times New Roman" w:cs="Times New Roman"/>
-          <w:sz w:val="28"/>
-          <w:szCs w:val="28"/>
-        </w:rPr>
-        <w:t xml:space="preserve"> </w:t>
-      </w:r>
-      <w:r>
-        <w:rPr>
-          <w:rFonts w:ascii="Times New Roman" w:hAnsi="Times New Roman" w:cs="Times New Roman"/>
-          <w:sz w:val="28"/>
-          <w:szCs w:val="28"/>
-        </w:rPr>
-        <w:t>Диаграмма для добавлени</w:t>
-      </w:r>
-      <w:r>
-        <w:rPr>
-          <w:rFonts w:ascii="Times New Roman" w:hAnsi="Times New Roman" w:cs="Times New Roman"/>
-          <w:sz w:val="28"/>
-          <w:szCs w:val="28"/>
-        </w:rPr>
-        <w:t>я</w:t>
-      </w:r>
-      <w:r>
-        <w:rPr>
-          <w:rFonts w:ascii="Times New Roman" w:hAnsi="Times New Roman" w:cs="Times New Roman"/>
-          <w:sz w:val="28"/>
-          <w:szCs w:val="28"/>
-        </w:rPr>
-        <w:t xml:space="preserve"> медицинских данных в личный аккаунт</w:t>
-      </w:r>
-    </w:p>
-    <w:p>
-      <w:pPr>
-        <w:pStyle w:val="a9"/>
-        <w:spacing w:after="0" w:line="360" w:lineRule="auto"/>
-        <w:ind w:left="0"/>
-        <w:jc w:val="center"/>
-        <w:rPr>
-          <w:rFonts w:ascii="Times New Roman" w:hAnsi="Times New Roman" w:cs="Times New Roman"/>
-          <w:sz w:val="28"/>
-          <w:szCs w:val="28"/>
-        </w:rPr>
-      </w:pPr>
-    </w:p>
-    <w:p>
-      <w:pPr>
-        <w:pStyle w:val="a9"/>
-        <w:spacing w:line="360" w:lineRule="auto"/>
-        <w:ind w:left="0"/>
-        <w:contextualSpacing w:val="0"/>
-        <w:jc w:val="center"/>
-        <w:rPr>
-          <w:rFonts w:ascii="Times New Roman" w:hAnsi="Times New Roman" w:cs="Times New Roman"/>
-          <w:sz w:val="28"/>
-          <w:szCs w:val="28"/>
-        </w:rPr>
-      </w:pPr>
-      <w:r>
-        <w:rPr>
-          <w:rFonts w:ascii="Times New Roman" w:hAnsi="Times New Roman" w:cs="Times New Roman"/>
-          <w:sz w:val="28"/>
-          <w:szCs w:val="28"/>
-        </w:rPr>
-        <w:t xml:space="preserve">Рисунок </w:t>
-      </w:r>
-      <w:r>
-        <w:rPr>
-          <w:rFonts w:ascii="Times New Roman" w:hAnsi="Times New Roman" w:cs="Times New Roman"/>
-          <w:sz w:val="28"/>
-          <w:szCs w:val="28"/>
-        </w:rPr>
-        <w:t>8</w:t>
-      </w:r>
-      <w:r>
-        <w:rPr>
-          <w:rFonts w:ascii="Times New Roman" w:hAnsi="Times New Roman" w:cs="Times New Roman"/>
-          <w:sz w:val="28"/>
-          <w:szCs w:val="28"/>
-        </w:rPr>
-        <w:t xml:space="preserve"> –</w:t>
-      </w:r>
-      <w:r>
-        <w:rPr>
-          <w:rFonts w:ascii="Times New Roman" w:hAnsi="Times New Roman" w:cs="Times New Roman"/>
-          <w:sz w:val="28"/>
-          <w:szCs w:val="28"/>
-        </w:rPr>
-        <w:t xml:space="preserve"> </w:t>
-      </w:r>
-      <w:r>
-        <w:rPr>
-          <w:rFonts w:ascii="Times New Roman" w:hAnsi="Times New Roman" w:cs="Times New Roman"/>
-          <w:sz w:val="28"/>
-          <w:szCs w:val="28"/>
-        </w:rPr>
-        <w:t>Диаграмма для запис</w:t>
-      </w:r>
-      <w:r>
-        <w:rPr>
-          <w:rFonts w:ascii="Times New Roman" w:hAnsi="Times New Roman" w:cs="Times New Roman"/>
-          <w:sz w:val="28"/>
-          <w:szCs w:val="28"/>
-        </w:rPr>
-        <w:t>и</w:t>
-      </w:r>
-      <w:r>
-        <w:rPr>
-          <w:rFonts w:ascii="Times New Roman" w:hAnsi="Times New Roman" w:cs="Times New Roman"/>
-          <w:sz w:val="28"/>
-          <w:szCs w:val="28"/>
-        </w:rPr>
-        <w:t xml:space="preserve"> к врачу</w:t>
-      </w:r>
-    </w:p>
-    <w:p>
-      <w:pPr>
-        <w:pStyle w:val="a9"/>
-        <w:spacing w:after="0" w:line="360" w:lineRule="auto"/>
-        <w:ind w:left="0"/>
-        <w:jc w:val="center"/>
-        <w:rPr>
-          <w:rFonts w:ascii="Times New Roman" w:hAnsi="Times New Roman" w:cs="Times New Roman"/>
-          <w:sz w:val="28"/>
-          <w:szCs w:val="28"/>
-        </w:rPr>
-      </w:pPr>
-    </w:p>
-    <w:p>
-      <w:pPr>
-        <w:pStyle w:val="a9"/>
-        <w:spacing w:line="240" w:lineRule="auto"/>
-        <w:ind w:left="0"/>
-        <w:contextualSpacing w:val="0"/>
-        <w:jc w:val="center"/>
-        <w:rPr>
-          <w:rFonts w:ascii="Times New Roman" w:hAnsi="Times New Roman" w:cs="Times New Roman"/>
-          <w:sz w:val="28"/>
-          <w:szCs w:val="28"/>
-        </w:rPr>
-      </w:pPr>
-      <w:r>
-        <w:rPr>
-          <w:rFonts w:ascii="Times New Roman" w:hAnsi="Times New Roman" w:cs="Times New Roman"/>
-          <w:sz w:val="28"/>
-          <w:szCs w:val="28"/>
-        </w:rPr>
-        <w:t xml:space="preserve">Рисунок </w:t>
-      </w:r>
-      <w:r>
-        <w:rPr>
-          <w:rFonts w:ascii="Times New Roman" w:hAnsi="Times New Roman" w:cs="Times New Roman"/>
-          <w:sz w:val="28"/>
-          <w:szCs w:val="28"/>
-        </w:rPr>
-        <w:t>9</w:t>
-      </w:r>
-      <w:r>
-        <w:rPr>
-          <w:rFonts w:ascii="Times New Roman" w:hAnsi="Times New Roman" w:cs="Times New Roman"/>
-          <w:sz w:val="28"/>
-          <w:szCs w:val="28"/>
-        </w:rPr>
-        <w:t xml:space="preserve"> –</w:t>
-      </w:r>
-      <w:r>
-        <w:rPr>
-          <w:rFonts w:ascii="Times New Roman" w:hAnsi="Times New Roman" w:cs="Times New Roman"/>
-          <w:sz w:val="28"/>
-          <w:szCs w:val="28"/>
-        </w:rPr>
-        <w:t xml:space="preserve"> </w:t>
-      </w:r>
-      <w:r>
-        <w:rPr>
-          <w:rFonts w:ascii="Times New Roman" w:hAnsi="Times New Roman" w:cs="Times New Roman"/>
-          <w:sz w:val="28"/>
-          <w:szCs w:val="28"/>
-        </w:rPr>
-        <w:t>Диаграмма для получени</w:t>
-      </w:r>
-      <w:r>
-        <w:rPr>
-          <w:rFonts w:ascii="Times New Roman" w:hAnsi="Times New Roman" w:cs="Times New Roman"/>
-          <w:sz w:val="28"/>
-          <w:szCs w:val="28"/>
-        </w:rPr>
-        <w:t>я</w:t>
-      </w:r>
-      <w:r>
-        <w:rPr>
-          <w:rFonts w:ascii="Times New Roman" w:hAnsi="Times New Roman" w:cs="Times New Roman"/>
-          <w:sz w:val="28"/>
-          <w:szCs w:val="28"/>
-        </w:rPr>
-        <w:t xml:space="preserve"> всех своих записей</w:t>
-      </w:r>
-    </w:p>
-    <w:p>
-      <w:pPr>
-        <w:pStyle w:val="a9"/>
-        <w:spacing w:after="0" w:line="360" w:lineRule="auto"/>
-        <w:ind w:left="0" w:firstLine="709"/>
-        <w:jc w:val="both"/>
-        <w:outlineLvl w:val="1"/>
-        <w:rPr>
-          <w:rFonts w:ascii="Times New Roman" w:hAnsi="Times New Roman" w:cs="Times New Roman"/>
-          <w:b/>
-          <w:bCs/>
-          <w:color w:val="000000" w:themeColor="text1"/>
-          <w:sz w:val="28"/>
-          <w:szCs w:val="28"/>
-        </w:rPr>
-      </w:pPr>
-      <w:bookmarkStart w:id="14" w:name="_Toc181623576"/>
-      <w:r>
-        <w:rPr>
-          <w:rFonts w:ascii="Times New Roman" w:hAnsi="Times New Roman" w:cs="Times New Roman"/>
-          <w:b/>
-          <w:bCs/>
-          <w:sz w:val="28"/>
-          <w:szCs w:val="28"/>
-        </w:rPr>
-        <w:t>3</w:t>
-      </w:r>
-      <w:r>
-        <w:rPr>
-          <w:rFonts w:ascii="Times New Roman" w:hAnsi="Times New Roman" w:cs="Times New Roman"/>
-          <w:b/>
-          <w:bCs/>
-          <w:sz w:val="28"/>
-          <w:szCs w:val="28"/>
-        </w:rPr>
-        <w:t>.</w:t>
-      </w:r>
-      <w:r>
-        <w:rPr>
-          <w:rFonts w:ascii="Times New Roman" w:hAnsi="Times New Roman" w:cs="Times New Roman"/>
-          <w:b/>
-          <w:bCs/>
-          <w:sz w:val="28"/>
-          <w:szCs w:val="28"/>
-        </w:rPr>
-        <w:t>4</w:t>
-      </w:r>
-      <w:r>
-        <w:rPr>
-          <w:rFonts w:ascii="Times New Roman" w:hAnsi="Times New Roman" w:cs="Times New Roman"/>
-          <w:b/>
-          <w:bCs/>
-          <w:sz w:val="28"/>
-          <w:szCs w:val="28"/>
-        </w:rPr>
-        <w:t xml:space="preserve"> </w:t>
-      </w:r>
-      <w:bookmarkEnd w:id="14"/>
-      <w:r>
-        <w:rPr>
-          <w:rFonts w:ascii="Times New Roman" w:hAnsi="Times New Roman" w:cs="Times New Roman"/>
-          <w:b/>
-          <w:bCs/>
-          <w:color w:val="000000" w:themeColor="text1"/>
-          <w:sz w:val="28"/>
-          <w:szCs w:val="28"/>
-        </w:rPr>
-        <w:t>Модель базы данных</w:t>
-      </w:r>
-    </w:p>
-    <w:p>
-      <w:pPr>
-        <w:pStyle w:val="a9"/>
-        <w:spacing w:after="0" w:line="360" w:lineRule="auto"/>
-        <w:ind w:left="0" w:firstLine="709"/>
-        <w:jc w:val="both"/>
-        <w:rPr>
-          <w:rFonts w:ascii="Times New Roman" w:hAnsi="Times New Roman" w:cs="Times New Roman"/>
-          <w:color w:val="000000" w:themeColor="text1"/>
-          <w:sz w:val="28"/>
-          <w:szCs w:val="28"/>
-        </w:rPr>
-      </w:pPr>
-      <w:r>
-        <w:rPr>
-          <w:rFonts w:ascii="Times New Roman" w:hAnsi="Times New Roman" w:cs="Times New Roman"/>
-          <w:color w:val="000000" w:themeColor="text1"/>
-          <w:sz w:val="28"/>
-          <w:szCs w:val="28"/>
-        </w:rPr>
-        <w:t xml:space="preserve">Используя программу </w:t>
-      </w:r>
-      <w:r>
-        <w:rPr>
-          <w:rFonts w:ascii="Times New Roman" w:hAnsi="Times New Roman" w:cs="Times New Roman"/>
-          <w:color w:val="000000" w:themeColor="text1"/>
-          <w:sz w:val="28"/>
-          <w:szCs w:val="28"/>
-          <w:lang w:val="en-US"/>
-        </w:rPr>
-        <w:t>Postman</w:t>
-      </w:r>
-      <w:r>
-        <w:rPr>
-          <w:rFonts w:ascii="Times New Roman" w:hAnsi="Times New Roman" w:cs="Times New Roman"/>
-          <w:color w:val="000000" w:themeColor="text1"/>
-          <w:sz w:val="28"/>
-          <w:szCs w:val="28"/>
-        </w:rPr>
-        <w:t xml:space="preserve"> и браузер</w:t>
-      </w:r>
-      <w:r>
-        <w:rPr>
-          <w:rFonts w:ascii="Times New Roman" w:hAnsi="Times New Roman" w:cs="Times New Roman"/>
-          <w:color w:val="000000" w:themeColor="text1"/>
-          <w:sz w:val="28"/>
-          <w:szCs w:val="28"/>
-        </w:rPr>
-        <w:t xml:space="preserve">, </w:t>
-      </w:r>
-      <w:r>
-        <w:rPr>
-          <w:rFonts w:ascii="Times New Roman" w:hAnsi="Times New Roman" w:cs="Times New Roman"/>
-          <w:color w:val="000000" w:themeColor="text1"/>
-          <w:sz w:val="28"/>
-          <w:szCs w:val="28"/>
-        </w:rPr>
-        <w:t xml:space="preserve">были </w:t>
-      </w:r>
-      <w:r>
-        <w:rPr>
-          <w:rFonts w:ascii="Times New Roman" w:hAnsi="Times New Roman" w:cs="Times New Roman"/>
-          <w:color w:val="000000" w:themeColor="text1"/>
-          <w:sz w:val="28"/>
-          <w:szCs w:val="28"/>
-        </w:rPr>
-        <w:t>протестир</w:t>
-      </w:r>
-      <w:r>
-        <w:rPr>
-          <w:rFonts w:ascii="Times New Roman" w:hAnsi="Times New Roman" w:cs="Times New Roman"/>
-          <w:color w:val="000000" w:themeColor="text1"/>
-          <w:sz w:val="28"/>
-          <w:szCs w:val="28"/>
-        </w:rPr>
-        <w:t>ованы</w:t>
-      </w:r>
-      <w:r>
-        <w:rPr>
-          <w:rFonts w:ascii="Times New Roman" w:hAnsi="Times New Roman" w:cs="Times New Roman"/>
-          <w:color w:val="000000" w:themeColor="text1"/>
-          <w:sz w:val="28"/>
-          <w:szCs w:val="28"/>
-        </w:rPr>
-        <w:t xml:space="preserve"> несколько конечных точек приложения. Для начала </w:t>
-      </w:r>
-      <w:r>
-        <w:rPr>
-          <w:rFonts w:ascii="Times New Roman" w:hAnsi="Times New Roman" w:cs="Times New Roman"/>
-          <w:color w:val="000000" w:themeColor="text1"/>
-          <w:sz w:val="28"/>
-          <w:szCs w:val="28"/>
-        </w:rPr>
-        <w:t>протестирован</w:t>
-      </w:r>
-      <w:r>
-        <w:rPr>
-          <w:rFonts w:ascii="Times New Roman" w:hAnsi="Times New Roman" w:cs="Times New Roman"/>
-          <w:color w:val="000000" w:themeColor="text1"/>
-          <w:sz w:val="28"/>
-          <w:szCs w:val="28"/>
-        </w:rPr>
-        <w:t xml:space="preserve"> </w:t>
-      </w:r>
-      <w:r>
-        <w:rPr>
-          <w:rFonts w:ascii="Times New Roman" w:hAnsi="Times New Roman" w:cs="Times New Roman"/>
-          <w:color w:val="000000" w:themeColor="text1"/>
-          <w:sz w:val="28"/>
-          <w:szCs w:val="28"/>
-        </w:rPr>
-        <w:t>вывод каталога товаров</w:t>
-      </w:r>
-      <w:r>
-        <w:rPr>
-          <w:rFonts w:ascii="Times New Roman" w:hAnsi="Times New Roman" w:cs="Times New Roman"/>
-          <w:color w:val="000000" w:themeColor="text1"/>
-          <w:sz w:val="28"/>
-          <w:szCs w:val="28"/>
-        </w:rPr>
-        <w:t>, показанный на рисунке 18.</w:t>
-      </w:r>
-    </w:p>
-    <w:p>
-      <w:pPr>
-        <w:pStyle w:val="a9"/>
-        <w:spacing w:after="0" w:line="360" w:lineRule="auto"/>
-        <w:ind w:left="0"/>
-        <w:jc w:val="center"/>
-        <w:rPr>
-          <w:rFonts w:ascii="Times New Roman" w:hAnsi="Times New Roman" w:cs="Times New Roman"/>
-          <w:sz w:val="28"/>
-          <w:szCs w:val="28"/>
-        </w:rPr>
-      </w:pPr>
-      <w:r>
-        <w:rPr>
-          <w:noProof/>
-        </w:rPr>
         <w:drawing>
-          <wp:inline distT="0" distB="0" distL="0" distR="0" wp14:anchorId="34FF40B5" wp14:editId="4AF1FE35">
-            <wp:extent cx="5940425" cy="3571240"/>
+          <wp:inline distT="0" distB="0" distL="0" distR="0" wp14:anchorId="40DA799D" wp14:editId="2FEB2713">
+            <wp:extent cx="5940425" cy="4662805"/>
             <wp:effectExtent l="0" t="0" r="3175" b="0"/>
-            <wp:docPr id="1" name="Рисунок 1"/>
+            <wp:docPr id="631698769" name="Рисунок 6"/>
             <wp:cNvGraphicFramePr>
               <a:graphicFrameLocks xmlns:a="http://schemas.openxmlformats.org/drawingml/2006/main" noChangeAspect="1"/>
             </wp:cNvGraphicFramePr>
@@ -8078,972 +7450,13 @@
               <a:graphicData uri="http://schemas.openxmlformats.org/drawingml/2006/picture">
                 <pic:pic xmlns:pic="http://schemas.openxmlformats.org/drawingml/2006/picture">
                   <pic:nvPicPr>
-                    <pic:cNvPr id="1" name=""/>
-                    <pic:cNvPicPr/>
-                  </pic:nvPicPr>
-                  <pic:blipFill>
-                    <a:blip r:embed="rId14"/>
-                    <a:stretch>
-                      <a:fillRect/>
-                    </a:stretch>
-                  </pic:blipFill>
-                  <pic:spPr>
-                    <a:xfrm>
-                      <a:off x="0" y="0"/>
-                      <a:ext cx="5940425" cy="3571240"/>
-                    </a:xfrm>
-                    <a:prstGeom prst="rect">
-                      <a:avLst/>
-                    </a:prstGeom>
-                  </pic:spPr>
-                </pic:pic>
-              </a:graphicData>
-            </a:graphic>
-          </wp:inline>
-        </w:drawing>
-      </w:r>
-    </w:p>
-    <w:p>
-      <w:pPr>
-        <w:pStyle w:val="a9"/>
-        <w:spacing w:line="240" w:lineRule="auto"/>
-        <w:ind w:left="0"/>
-        <w:contextualSpacing w:val="0"/>
-        <w:jc w:val="center"/>
-        <w:rPr>
-          <w:rFonts w:ascii="Times New Roman" w:hAnsi="Times New Roman" w:cs="Times New Roman"/>
-          <w:sz w:val="28"/>
-          <w:szCs w:val="28"/>
-        </w:rPr>
-      </w:pPr>
-      <w:r>
-        <w:rPr>
-          <w:rFonts w:ascii="Times New Roman" w:hAnsi="Times New Roman" w:cs="Times New Roman"/>
-          <w:sz w:val="28"/>
-          <w:szCs w:val="28"/>
-        </w:rPr>
-        <w:t>Рисунок 18 –</w:t>
-      </w:r>
-      <w:r>
-        <w:rPr>
-          <w:rFonts w:ascii="Times New Roman" w:hAnsi="Times New Roman" w:cs="Times New Roman"/>
-          <w:sz w:val="28"/>
-          <w:szCs w:val="28"/>
-        </w:rPr>
-        <w:t xml:space="preserve"> </w:t>
-      </w:r>
-      <w:r>
-        <w:rPr>
-          <w:rFonts w:ascii="Times New Roman" w:hAnsi="Times New Roman" w:cs="Times New Roman"/>
-          <w:sz w:val="28"/>
-          <w:szCs w:val="28"/>
-          <w:lang w:val="en-US"/>
-        </w:rPr>
-        <w:t>GET</w:t>
-      </w:r>
-      <w:r>
-        <w:rPr>
-          <w:rFonts w:ascii="Times New Roman" w:hAnsi="Times New Roman" w:cs="Times New Roman"/>
-          <w:sz w:val="28"/>
-          <w:szCs w:val="28"/>
-        </w:rPr>
-        <w:t xml:space="preserve"> </w:t>
-      </w:r>
-      <w:r>
-        <w:rPr>
-          <w:rFonts w:ascii="Times New Roman" w:hAnsi="Times New Roman" w:cs="Times New Roman"/>
-          <w:sz w:val="28"/>
-          <w:szCs w:val="28"/>
-        </w:rPr>
-        <w:t xml:space="preserve">запрос тестирования страницы </w:t>
-      </w:r>
-      <w:r>
-        <w:rPr>
-          <w:rFonts w:ascii="Times New Roman" w:hAnsi="Times New Roman" w:cs="Times New Roman"/>
-          <w:sz w:val="28"/>
-          <w:szCs w:val="28"/>
-        </w:rPr>
-        <w:t>товаров</w:t>
-      </w:r>
-    </w:p>
-    <w:p>
-      <w:pPr>
-        <w:pStyle w:val="a9"/>
-        <w:spacing w:after="0" w:line="360" w:lineRule="auto"/>
-        <w:ind w:left="0" w:firstLine="709"/>
-        <w:jc w:val="both"/>
-        <w:rPr>
-          <w:rFonts w:ascii="Times New Roman" w:hAnsi="Times New Roman" w:cs="Times New Roman"/>
-          <w:color w:val="000000" w:themeColor="text1"/>
-          <w:sz w:val="28"/>
-          <w:szCs w:val="28"/>
-        </w:rPr>
-      </w:pPr>
-      <w:r>
-        <w:rPr>
-          <w:rFonts w:ascii="Times New Roman" w:hAnsi="Times New Roman" w:cs="Times New Roman"/>
-          <w:color w:val="000000" w:themeColor="text1"/>
-          <w:sz w:val="28"/>
-          <w:szCs w:val="28"/>
-        </w:rPr>
-        <w:t xml:space="preserve">Тестирование </w:t>
-      </w:r>
-      <w:r>
-        <w:rPr>
-          <w:rFonts w:ascii="Times New Roman" w:hAnsi="Times New Roman" w:cs="Times New Roman"/>
-          <w:color w:val="000000" w:themeColor="text1"/>
-          <w:sz w:val="28"/>
-          <w:szCs w:val="28"/>
-        </w:rPr>
-        <w:t>вход</w:t>
-      </w:r>
-      <w:r>
-        <w:rPr>
-          <w:rFonts w:ascii="Times New Roman" w:hAnsi="Times New Roman" w:cs="Times New Roman"/>
-          <w:color w:val="000000" w:themeColor="text1"/>
-          <w:sz w:val="28"/>
-          <w:szCs w:val="28"/>
-        </w:rPr>
-        <w:t>а</w:t>
-      </w:r>
-      <w:r>
-        <w:rPr>
-          <w:rFonts w:ascii="Times New Roman" w:hAnsi="Times New Roman" w:cs="Times New Roman"/>
-          <w:color w:val="000000" w:themeColor="text1"/>
-          <w:sz w:val="28"/>
-          <w:szCs w:val="28"/>
-        </w:rPr>
-        <w:t xml:space="preserve"> в аккаунт </w:t>
-      </w:r>
-      <w:r>
-        <w:rPr>
-          <w:rFonts w:ascii="Times New Roman" w:hAnsi="Times New Roman" w:cs="Times New Roman"/>
-          <w:color w:val="000000" w:themeColor="text1"/>
-          <w:sz w:val="28"/>
-          <w:szCs w:val="28"/>
-        </w:rPr>
-        <w:t xml:space="preserve">показан </w:t>
-      </w:r>
-      <w:r>
-        <w:rPr>
-          <w:rFonts w:ascii="Times New Roman" w:hAnsi="Times New Roman" w:cs="Times New Roman"/>
-          <w:color w:val="000000" w:themeColor="text1"/>
-          <w:sz w:val="28"/>
-          <w:szCs w:val="28"/>
-        </w:rPr>
-        <w:t>на рисунке 19.</w:t>
-      </w:r>
-    </w:p>
-    <w:p>
-      <w:pPr>
-        <w:pStyle w:val="a9"/>
-        <w:spacing w:after="0" w:line="360" w:lineRule="auto"/>
-        <w:ind w:left="0"/>
-        <w:jc w:val="center"/>
-        <w:rPr>
-          <w:rFonts w:ascii="Times New Roman" w:hAnsi="Times New Roman" w:cs="Times New Roman"/>
-          <w:sz w:val="28"/>
-          <w:szCs w:val="28"/>
-        </w:rPr>
-      </w:pPr>
-      <w:r>
-        <w:rPr>
-          <w:noProof/>
-        </w:rPr>
-        <w:lastRenderedPageBreak/>
-        <w:drawing>
-          <wp:inline distT="0" distB="0" distL="0" distR="0" wp14:anchorId="4F39B302" wp14:editId="145ABEDD">
-            <wp:extent cx="5940425" cy="3571875"/>
-            <wp:effectExtent l="0" t="0" r="3175" b="9525"/>
-            <wp:docPr id="3" name="Рисунок 3"/>
-            <wp:cNvGraphicFramePr>
-              <a:graphicFrameLocks xmlns:a="http://schemas.openxmlformats.org/drawingml/2006/main" noChangeAspect="1"/>
-            </wp:cNvGraphicFramePr>
-            <a:graphic xmlns:a="http://schemas.openxmlformats.org/drawingml/2006/main">
-              <a:graphicData uri="http://schemas.openxmlformats.org/drawingml/2006/picture">
-                <pic:pic xmlns:pic="http://schemas.openxmlformats.org/drawingml/2006/picture">
-                  <pic:nvPicPr>
-                    <pic:cNvPr id="1" name=""/>
-                    <pic:cNvPicPr/>
-                  </pic:nvPicPr>
-                  <pic:blipFill>
-                    <a:blip r:embed="rId15"/>
-                    <a:stretch>
-                      <a:fillRect/>
-                    </a:stretch>
-                  </pic:blipFill>
-                  <pic:spPr>
-                    <a:xfrm>
-                      <a:off x="0" y="0"/>
-                      <a:ext cx="5940425" cy="3571875"/>
-                    </a:xfrm>
-                    <a:prstGeom prst="rect">
-                      <a:avLst/>
-                    </a:prstGeom>
-                  </pic:spPr>
-                </pic:pic>
-              </a:graphicData>
-            </a:graphic>
-          </wp:inline>
-        </w:drawing>
-      </w:r>
-    </w:p>
-    <w:p>
-      <w:pPr>
-        <w:pStyle w:val="a9"/>
-        <w:spacing w:line="240" w:lineRule="auto"/>
-        <w:ind w:left="0"/>
-        <w:contextualSpacing w:val="0"/>
-        <w:jc w:val="center"/>
-        <w:rPr>
-          <w:rFonts w:ascii="Times New Roman" w:hAnsi="Times New Roman" w:cs="Times New Roman"/>
-          <w:sz w:val="28"/>
-          <w:szCs w:val="28"/>
-        </w:rPr>
-      </w:pPr>
-      <w:r>
-        <w:rPr>
-          <w:rFonts w:ascii="Times New Roman" w:hAnsi="Times New Roman" w:cs="Times New Roman"/>
-          <w:sz w:val="28"/>
-          <w:szCs w:val="28"/>
-        </w:rPr>
-        <w:t>Рисунок 19 –</w:t>
-      </w:r>
-      <w:r>
-        <w:rPr>
-          <w:rFonts w:ascii="Times New Roman" w:hAnsi="Times New Roman" w:cs="Times New Roman"/>
-          <w:sz w:val="28"/>
-          <w:szCs w:val="28"/>
-        </w:rPr>
-        <w:t xml:space="preserve"> </w:t>
-      </w:r>
-      <w:r>
-        <w:rPr>
-          <w:rFonts w:ascii="Times New Roman" w:hAnsi="Times New Roman" w:cs="Times New Roman"/>
-          <w:sz w:val="28"/>
-          <w:szCs w:val="28"/>
-          <w:lang w:val="en-US"/>
-        </w:rPr>
-        <w:t>GET</w:t>
-      </w:r>
-      <w:r>
-        <w:rPr>
-          <w:rFonts w:ascii="Times New Roman" w:hAnsi="Times New Roman" w:cs="Times New Roman"/>
-          <w:sz w:val="28"/>
-          <w:szCs w:val="28"/>
-        </w:rPr>
-        <w:t xml:space="preserve"> </w:t>
-      </w:r>
-      <w:r>
-        <w:rPr>
-          <w:rFonts w:ascii="Times New Roman" w:hAnsi="Times New Roman" w:cs="Times New Roman"/>
-          <w:sz w:val="28"/>
-          <w:szCs w:val="28"/>
-        </w:rPr>
-        <w:t>запрос тестирования страницы аккаунта</w:t>
-      </w:r>
-    </w:p>
-    <w:p>
-      <w:pPr>
-        <w:pStyle w:val="a9"/>
-        <w:spacing w:after="0" w:line="360" w:lineRule="auto"/>
-        <w:ind w:left="0" w:firstLine="709"/>
-        <w:jc w:val="both"/>
-        <w:rPr>
-          <w:rFonts w:ascii="Times New Roman" w:hAnsi="Times New Roman" w:cs="Times New Roman"/>
-          <w:color w:val="000000" w:themeColor="text1"/>
-          <w:sz w:val="28"/>
-          <w:szCs w:val="28"/>
-        </w:rPr>
-      </w:pPr>
-      <w:r>
-        <w:rPr>
-          <w:rFonts w:ascii="Times New Roman" w:hAnsi="Times New Roman" w:cs="Times New Roman"/>
-          <w:color w:val="000000" w:themeColor="text1"/>
-          <w:sz w:val="28"/>
-          <w:szCs w:val="28"/>
-        </w:rPr>
-        <w:t>Далее</w:t>
-      </w:r>
-      <w:r>
-        <w:rPr>
-          <w:rFonts w:ascii="Times New Roman" w:hAnsi="Times New Roman" w:cs="Times New Roman"/>
-          <w:color w:val="000000" w:themeColor="text1"/>
-          <w:sz w:val="28"/>
-          <w:szCs w:val="28"/>
-        </w:rPr>
-        <w:t xml:space="preserve">, с помощью </w:t>
-      </w:r>
-      <w:r>
-        <w:rPr>
-          <w:rFonts w:ascii="Times New Roman" w:hAnsi="Times New Roman" w:cs="Times New Roman"/>
-          <w:color w:val="000000" w:themeColor="text1"/>
-          <w:sz w:val="28"/>
-          <w:szCs w:val="28"/>
-        </w:rPr>
-        <w:t>браузер</w:t>
-      </w:r>
-      <w:r>
-        <w:rPr>
-          <w:rFonts w:ascii="Times New Roman" w:hAnsi="Times New Roman" w:cs="Times New Roman"/>
-          <w:color w:val="000000" w:themeColor="text1"/>
-          <w:sz w:val="28"/>
-          <w:szCs w:val="28"/>
-        </w:rPr>
-        <w:t>а,</w:t>
-      </w:r>
-      <w:r>
-        <w:rPr>
-          <w:rFonts w:ascii="Times New Roman" w:hAnsi="Times New Roman" w:cs="Times New Roman"/>
-          <w:color w:val="000000" w:themeColor="text1"/>
-          <w:sz w:val="28"/>
-          <w:szCs w:val="28"/>
-        </w:rPr>
-        <w:t xml:space="preserve"> </w:t>
-      </w:r>
-      <w:r>
-        <w:rPr>
-          <w:rFonts w:ascii="Times New Roman" w:hAnsi="Times New Roman" w:cs="Times New Roman"/>
-          <w:color w:val="000000" w:themeColor="text1"/>
-          <w:sz w:val="28"/>
-          <w:szCs w:val="28"/>
-        </w:rPr>
-        <w:t>протестировано</w:t>
-      </w:r>
-      <w:r>
-        <w:rPr>
-          <w:rFonts w:ascii="Times New Roman" w:hAnsi="Times New Roman" w:cs="Times New Roman"/>
-          <w:color w:val="000000" w:themeColor="text1"/>
-          <w:sz w:val="28"/>
-          <w:szCs w:val="28"/>
-        </w:rPr>
-        <w:t xml:space="preserve"> добавление товаров из </w:t>
-      </w:r>
-      <w:r>
-        <w:rPr>
-          <w:rFonts w:ascii="Times New Roman" w:hAnsi="Times New Roman" w:cs="Times New Roman"/>
-          <w:color w:val="000000" w:themeColor="text1"/>
-          <w:sz w:val="28"/>
-          <w:szCs w:val="28"/>
-        </w:rPr>
-        <w:t>каталога</w:t>
-      </w:r>
-      <w:r>
-        <w:rPr>
-          <w:rFonts w:ascii="Times New Roman" w:hAnsi="Times New Roman" w:cs="Times New Roman"/>
-          <w:color w:val="000000" w:themeColor="text1"/>
-          <w:sz w:val="28"/>
-          <w:szCs w:val="28"/>
-        </w:rPr>
-        <w:t xml:space="preserve"> в корзину</w:t>
-      </w:r>
-      <w:r>
-        <w:rPr>
-          <w:rFonts w:ascii="Times New Roman" w:hAnsi="Times New Roman" w:cs="Times New Roman"/>
-          <w:color w:val="000000" w:themeColor="text1"/>
-          <w:sz w:val="28"/>
-          <w:szCs w:val="28"/>
-        </w:rPr>
-        <w:t>. Тестирование показано на рисунке 20.</w:t>
-      </w:r>
-    </w:p>
-    <w:p>
-      <w:pPr>
-        <w:pStyle w:val="a9"/>
-        <w:spacing w:after="0" w:line="360" w:lineRule="auto"/>
-        <w:ind w:left="0"/>
-        <w:jc w:val="center"/>
-        <w:rPr>
-          <w:rFonts w:ascii="Times New Roman" w:hAnsi="Times New Roman" w:cs="Times New Roman"/>
-          <w:sz w:val="28"/>
-          <w:szCs w:val="28"/>
-        </w:rPr>
-      </w:pPr>
-      <w:r>
-        <w:rPr>
-          <w:noProof/>
-        </w:rPr>
-        <w:drawing>
-          <wp:inline distT="0" distB="0" distL="0" distR="0" wp14:anchorId="47F983FC" wp14:editId="08678937">
-            <wp:extent cx="5940425" cy="2752725"/>
-            <wp:effectExtent l="0" t="0" r="3175" b="9525"/>
-            <wp:docPr id="6" name="Рисунок 6"/>
-            <wp:cNvGraphicFramePr>
-              <a:graphicFrameLocks xmlns:a="http://schemas.openxmlformats.org/drawingml/2006/main" noChangeAspect="1"/>
-            </wp:cNvGraphicFramePr>
-            <a:graphic xmlns:a="http://schemas.openxmlformats.org/drawingml/2006/main">
-              <a:graphicData uri="http://schemas.openxmlformats.org/drawingml/2006/picture">
-                <pic:pic xmlns:pic="http://schemas.openxmlformats.org/drawingml/2006/picture">
-                  <pic:nvPicPr>
-                    <pic:cNvPr id="1" name=""/>
-                    <pic:cNvPicPr/>
-                  </pic:nvPicPr>
-                  <pic:blipFill>
-                    <a:blip r:embed="rId16"/>
-                    <a:stretch>
-                      <a:fillRect/>
-                    </a:stretch>
-                  </pic:blipFill>
-                  <pic:spPr>
-                    <a:xfrm>
-                      <a:off x="0" y="0"/>
-                      <a:ext cx="5940425" cy="2752725"/>
-                    </a:xfrm>
-                    <a:prstGeom prst="rect">
-                      <a:avLst/>
-                    </a:prstGeom>
-                  </pic:spPr>
-                </pic:pic>
-              </a:graphicData>
-            </a:graphic>
-          </wp:inline>
-        </w:drawing>
-      </w:r>
-    </w:p>
-    <w:p>
-      <w:pPr>
-        <w:pStyle w:val="a9"/>
-        <w:spacing w:line="240" w:lineRule="auto"/>
-        <w:ind w:left="0"/>
-        <w:contextualSpacing w:val="0"/>
-        <w:jc w:val="center"/>
-        <w:rPr>
-          <w:rFonts w:ascii="Times New Roman" w:hAnsi="Times New Roman" w:cs="Times New Roman"/>
-          <w:sz w:val="28"/>
-          <w:szCs w:val="28"/>
-        </w:rPr>
-      </w:pPr>
-      <w:r>
-        <w:rPr>
-          <w:rFonts w:ascii="Times New Roman" w:hAnsi="Times New Roman" w:cs="Times New Roman"/>
-          <w:sz w:val="28"/>
-          <w:szCs w:val="28"/>
-        </w:rPr>
-        <w:t>Рисунок 20 –</w:t>
-      </w:r>
-      <w:r>
-        <w:rPr>
-          <w:rFonts w:ascii="Times New Roman" w:hAnsi="Times New Roman" w:cs="Times New Roman"/>
-          <w:sz w:val="28"/>
-          <w:szCs w:val="28"/>
-        </w:rPr>
-        <w:t xml:space="preserve"> </w:t>
-      </w:r>
-      <w:r>
-        <w:rPr>
-          <w:rFonts w:ascii="Times New Roman" w:hAnsi="Times New Roman" w:cs="Times New Roman"/>
-          <w:sz w:val="28"/>
-          <w:szCs w:val="28"/>
-        </w:rPr>
-        <w:t>Тестирование добавления товаров в корзину</w:t>
-      </w:r>
-    </w:p>
-    <w:p>
-      <w:pPr>
-        <w:pStyle w:val="a9"/>
-        <w:spacing w:after="0" w:line="360" w:lineRule="auto"/>
-        <w:ind w:left="0" w:firstLine="709"/>
-        <w:jc w:val="both"/>
-        <w:rPr>
-          <w:rFonts w:ascii="Times New Roman" w:hAnsi="Times New Roman" w:cs="Times New Roman"/>
-          <w:color w:val="000000" w:themeColor="text1"/>
-          <w:sz w:val="28"/>
-          <w:szCs w:val="28"/>
-        </w:rPr>
-      </w:pPr>
-      <w:r>
-        <w:rPr>
-          <w:rFonts w:ascii="Times New Roman" w:hAnsi="Times New Roman" w:cs="Times New Roman"/>
-          <w:color w:val="000000" w:themeColor="text1"/>
-          <w:sz w:val="28"/>
-          <w:szCs w:val="28"/>
-        </w:rPr>
-        <w:t>Тестирование формирования заказа показано на рисунке 21.</w:t>
-      </w:r>
-    </w:p>
-    <w:p>
-      <w:pPr>
-        <w:pStyle w:val="a9"/>
-        <w:spacing w:after="0" w:line="360" w:lineRule="auto"/>
-        <w:ind w:left="0"/>
-        <w:jc w:val="center"/>
-        <w:rPr>
-          <w:rFonts w:ascii="Times New Roman" w:hAnsi="Times New Roman" w:cs="Times New Roman"/>
-          <w:sz w:val="28"/>
-          <w:szCs w:val="28"/>
-        </w:rPr>
-      </w:pPr>
-      <w:r>
-        <w:rPr>
-          <w:noProof/>
-        </w:rPr>
-        <w:lastRenderedPageBreak/>
-        <w:drawing>
-          <wp:inline distT="0" distB="0" distL="0" distR="0" wp14:anchorId="7F7BB510" wp14:editId="1C951E96">
-            <wp:extent cx="5940425" cy="2738120"/>
-            <wp:effectExtent l="0" t="0" r="3175" b="5080"/>
-            <wp:docPr id="7" name="Рисунок 7"/>
-            <wp:cNvGraphicFramePr>
-              <a:graphicFrameLocks xmlns:a="http://schemas.openxmlformats.org/drawingml/2006/main" noChangeAspect="1"/>
-            </wp:cNvGraphicFramePr>
-            <a:graphic xmlns:a="http://schemas.openxmlformats.org/drawingml/2006/main">
-              <a:graphicData uri="http://schemas.openxmlformats.org/drawingml/2006/picture">
-                <pic:pic xmlns:pic="http://schemas.openxmlformats.org/drawingml/2006/picture">
-                  <pic:nvPicPr>
-                    <pic:cNvPr id="1" name=""/>
-                    <pic:cNvPicPr/>
-                  </pic:nvPicPr>
-                  <pic:blipFill>
-                    <a:blip r:embed="rId17"/>
-                    <a:stretch>
-                      <a:fillRect/>
-                    </a:stretch>
-                  </pic:blipFill>
-                  <pic:spPr>
-                    <a:xfrm>
-                      <a:off x="0" y="0"/>
-                      <a:ext cx="5940425" cy="2738120"/>
-                    </a:xfrm>
-                    <a:prstGeom prst="rect">
-                      <a:avLst/>
-                    </a:prstGeom>
-                  </pic:spPr>
-                </pic:pic>
-              </a:graphicData>
-            </a:graphic>
-          </wp:inline>
-        </w:drawing>
-      </w:r>
-    </w:p>
-    <w:p>
-      <w:pPr>
-        <w:pStyle w:val="a9"/>
-        <w:spacing w:line="240" w:lineRule="auto"/>
-        <w:ind w:left="0"/>
-        <w:contextualSpacing w:val="0"/>
-        <w:jc w:val="center"/>
-        <w:rPr>
-          <w:rFonts w:ascii="Times New Roman" w:hAnsi="Times New Roman" w:cs="Times New Roman"/>
-          <w:sz w:val="28"/>
-          <w:szCs w:val="28"/>
-        </w:rPr>
-      </w:pPr>
-      <w:r>
-        <w:rPr>
-          <w:rFonts w:ascii="Times New Roman" w:hAnsi="Times New Roman" w:cs="Times New Roman"/>
-          <w:sz w:val="28"/>
-          <w:szCs w:val="28"/>
-        </w:rPr>
-        <w:t xml:space="preserve">Рисунок </w:t>
-      </w:r>
-      <w:r>
-        <w:rPr>
-          <w:rFonts w:ascii="Times New Roman" w:hAnsi="Times New Roman" w:cs="Times New Roman"/>
-          <w:sz w:val="28"/>
-          <w:szCs w:val="28"/>
-        </w:rPr>
-        <w:t>21</w:t>
-      </w:r>
-      <w:r>
-        <w:rPr>
-          <w:rFonts w:ascii="Times New Roman" w:hAnsi="Times New Roman" w:cs="Times New Roman"/>
-          <w:sz w:val="28"/>
-          <w:szCs w:val="28"/>
-        </w:rPr>
-        <w:t xml:space="preserve"> –</w:t>
-      </w:r>
-      <w:r>
-        <w:rPr>
-          <w:rFonts w:ascii="Times New Roman" w:hAnsi="Times New Roman" w:cs="Times New Roman"/>
-          <w:sz w:val="28"/>
-          <w:szCs w:val="28"/>
-        </w:rPr>
-        <w:t xml:space="preserve"> </w:t>
-      </w:r>
-      <w:r>
-        <w:rPr>
-          <w:rFonts w:ascii="Times New Roman" w:hAnsi="Times New Roman" w:cs="Times New Roman"/>
-          <w:sz w:val="28"/>
-          <w:szCs w:val="28"/>
-        </w:rPr>
-        <w:t>Тестирование формирования заказа</w:t>
-      </w:r>
-    </w:p>
-    <w:p>
-      <w:pPr>
-        <w:pStyle w:val="a9"/>
-        <w:spacing w:after="0" w:line="360" w:lineRule="auto"/>
-        <w:ind w:left="0" w:firstLine="709"/>
-        <w:jc w:val="both"/>
-        <w:rPr>
-          <w:rFonts w:ascii="Times New Roman" w:hAnsi="Times New Roman" w:cs="Times New Roman"/>
-          <w:color w:val="000000" w:themeColor="text1"/>
-          <w:sz w:val="28"/>
-          <w:szCs w:val="28"/>
-        </w:rPr>
-      </w:pPr>
-      <w:r>
-        <w:rPr>
-          <w:rFonts w:ascii="Times New Roman" w:hAnsi="Times New Roman" w:cs="Times New Roman"/>
-          <w:color w:val="000000" w:themeColor="text1"/>
-          <w:sz w:val="28"/>
-          <w:szCs w:val="28"/>
-        </w:rPr>
-        <w:t>При входе в аккаунт будет выведен список заказов, изображенный на рисунке 22.</w:t>
-      </w:r>
-    </w:p>
-    <w:p>
-      <w:pPr>
-        <w:pStyle w:val="a9"/>
-        <w:spacing w:after="0" w:line="360" w:lineRule="auto"/>
-        <w:ind w:left="0"/>
-        <w:jc w:val="center"/>
-        <w:rPr>
-          <w:rFonts w:ascii="Times New Roman" w:hAnsi="Times New Roman" w:cs="Times New Roman"/>
-          <w:sz w:val="28"/>
-          <w:szCs w:val="28"/>
-        </w:rPr>
-      </w:pPr>
-      <w:r>
-        <w:rPr>
-          <w:noProof/>
-        </w:rPr>
-        <w:drawing>
-          <wp:inline distT="0" distB="0" distL="0" distR="0" wp14:anchorId="5B2A757D" wp14:editId="75E8DCC9">
-            <wp:extent cx="5940425" cy="2732405"/>
-            <wp:effectExtent l="0" t="0" r="3175" b="0"/>
-            <wp:docPr id="9" name="Рисунок 9"/>
-            <wp:cNvGraphicFramePr>
-              <a:graphicFrameLocks xmlns:a="http://schemas.openxmlformats.org/drawingml/2006/main" noChangeAspect="1"/>
-            </wp:cNvGraphicFramePr>
-            <a:graphic xmlns:a="http://schemas.openxmlformats.org/drawingml/2006/main">
-              <a:graphicData uri="http://schemas.openxmlformats.org/drawingml/2006/picture">
-                <pic:pic xmlns:pic="http://schemas.openxmlformats.org/drawingml/2006/picture">
-                  <pic:nvPicPr>
-                    <pic:cNvPr id="1" name=""/>
-                    <pic:cNvPicPr/>
-                  </pic:nvPicPr>
-                  <pic:blipFill>
-                    <a:blip r:embed="rId18"/>
-                    <a:stretch>
-                      <a:fillRect/>
-                    </a:stretch>
-                  </pic:blipFill>
-                  <pic:spPr>
-                    <a:xfrm>
-                      <a:off x="0" y="0"/>
-                      <a:ext cx="5940425" cy="2732405"/>
-                    </a:xfrm>
-                    <a:prstGeom prst="rect">
-                      <a:avLst/>
-                    </a:prstGeom>
-                  </pic:spPr>
-                </pic:pic>
-              </a:graphicData>
-            </a:graphic>
-          </wp:inline>
-        </w:drawing>
-      </w:r>
-    </w:p>
-    <w:p>
-      <w:pPr>
-        <w:pStyle w:val="a9"/>
-        <w:spacing w:line="240" w:lineRule="auto"/>
-        <w:ind w:left="0"/>
-        <w:contextualSpacing w:val="0"/>
-        <w:jc w:val="center"/>
-        <w:rPr>
-          <w:rFonts w:ascii="Times New Roman" w:hAnsi="Times New Roman" w:cs="Times New Roman"/>
-          <w:sz w:val="28"/>
-          <w:szCs w:val="28"/>
-        </w:rPr>
-      </w:pPr>
-      <w:r>
-        <w:rPr>
-          <w:rFonts w:ascii="Times New Roman" w:hAnsi="Times New Roman" w:cs="Times New Roman"/>
-          <w:sz w:val="28"/>
-          <w:szCs w:val="28"/>
-        </w:rPr>
-        <w:t>Рисунок 22 –</w:t>
-      </w:r>
-      <w:r>
-        <w:rPr>
-          <w:rFonts w:ascii="Times New Roman" w:hAnsi="Times New Roman" w:cs="Times New Roman"/>
-          <w:sz w:val="28"/>
-          <w:szCs w:val="28"/>
-        </w:rPr>
-        <w:t xml:space="preserve"> </w:t>
-      </w:r>
-      <w:r>
-        <w:rPr>
-          <w:rFonts w:ascii="Times New Roman" w:hAnsi="Times New Roman" w:cs="Times New Roman"/>
-          <w:sz w:val="28"/>
-          <w:szCs w:val="28"/>
-        </w:rPr>
-        <w:t>Тестирование вывода заказов пользователя</w:t>
-      </w:r>
-    </w:p>
-    <w:p>
-      <w:pPr>
-        <w:pStyle w:val="a9"/>
-        <w:spacing w:after="0" w:line="360" w:lineRule="auto"/>
-        <w:ind w:left="0" w:firstLine="709"/>
-        <w:contextualSpacing w:val="0"/>
-        <w:jc w:val="both"/>
-        <w:outlineLvl w:val="1"/>
-        <w:rPr>
-          <w:rFonts w:ascii="Times New Roman" w:hAnsi="Times New Roman" w:cs="Times New Roman"/>
-          <w:b/>
-          <w:bCs/>
-          <w:color w:val="000000" w:themeColor="text1"/>
-          <w:sz w:val="28"/>
-          <w:szCs w:val="28"/>
-        </w:rPr>
-      </w:pPr>
-      <w:bookmarkStart w:id="15" w:name="_Toc181623577"/>
-      <w:r>
-        <w:rPr>
-          <w:rFonts w:ascii="Times New Roman" w:hAnsi="Times New Roman" w:cs="Times New Roman"/>
-          <w:b/>
-          <w:bCs/>
-          <w:sz w:val="28"/>
-          <w:szCs w:val="28"/>
-        </w:rPr>
-        <w:t>3</w:t>
-      </w:r>
-      <w:r>
-        <w:rPr>
-          <w:rFonts w:ascii="Times New Roman" w:hAnsi="Times New Roman" w:cs="Times New Roman"/>
-          <w:b/>
-          <w:bCs/>
-          <w:sz w:val="28"/>
-          <w:szCs w:val="28"/>
-        </w:rPr>
-        <w:t>.</w:t>
-      </w:r>
-      <w:r>
-        <w:rPr>
-          <w:rFonts w:ascii="Times New Roman" w:hAnsi="Times New Roman" w:cs="Times New Roman"/>
-          <w:b/>
-          <w:bCs/>
-          <w:sz w:val="28"/>
-          <w:szCs w:val="28"/>
-        </w:rPr>
-        <w:t>5</w:t>
-      </w:r>
-      <w:r>
-        <w:rPr>
-          <w:rFonts w:ascii="Times New Roman" w:hAnsi="Times New Roman" w:cs="Times New Roman"/>
-          <w:b/>
-          <w:bCs/>
-          <w:sz w:val="28"/>
-          <w:szCs w:val="28"/>
-        </w:rPr>
-        <w:t xml:space="preserve"> </w:t>
-      </w:r>
-      <w:bookmarkEnd w:id="15"/>
-      <w:r>
-        <w:rPr>
-          <w:rFonts w:ascii="Times New Roman" w:hAnsi="Times New Roman" w:cs="Times New Roman"/>
-          <w:b/>
-          <w:bCs/>
-          <w:color w:val="000000" w:themeColor="text1"/>
-          <w:sz w:val="28"/>
-          <w:szCs w:val="28"/>
-        </w:rPr>
-        <w:t>Физическая инфраструктура</w:t>
-      </w:r>
-    </w:p>
-    <w:p>
-      <w:pPr>
-        <w:pStyle w:val="a9"/>
-        <w:spacing w:after="0" w:line="360" w:lineRule="auto"/>
-        <w:ind w:left="0" w:firstLine="709"/>
-        <w:jc w:val="both"/>
-        <w:rPr>
-          <w:rFonts w:ascii="Times New Roman" w:hAnsi="Times New Roman" w:cs="Times New Roman"/>
-          <w:color w:val="000000" w:themeColor="text1"/>
-          <w:sz w:val="28"/>
-          <w:szCs w:val="28"/>
-        </w:rPr>
-      </w:pPr>
-      <w:r>
-        <w:rPr>
-          <w:rFonts w:ascii="Times New Roman" w:hAnsi="Times New Roman" w:cs="Times New Roman"/>
-          <w:color w:val="000000" w:themeColor="text1"/>
-          <w:sz w:val="28"/>
-          <w:szCs w:val="28"/>
-        </w:rPr>
-        <w:t xml:space="preserve">Для </w:t>
-      </w:r>
-      <w:r>
-        <w:rPr>
-          <w:rFonts w:ascii="Times New Roman" w:hAnsi="Times New Roman" w:cs="Times New Roman"/>
-          <w:color w:val="000000" w:themeColor="text1"/>
-          <w:sz w:val="28"/>
-          <w:szCs w:val="28"/>
-        </w:rPr>
-        <w:t xml:space="preserve">развертывания на хостинге приложения, необходимо прописать </w:t>
-      </w:r>
-      <w:proofErr w:type="spellStart"/>
-      <w:r>
-        <w:rPr>
-          <w:rFonts w:ascii="Times New Roman" w:hAnsi="Times New Roman" w:cs="Times New Roman"/>
-          <w:color w:val="000000" w:themeColor="text1"/>
-          <w:sz w:val="28"/>
-          <w:szCs w:val="28"/>
-          <w:lang w:val="en-US"/>
-        </w:rPr>
-        <w:t>Dockerfile</w:t>
-      </w:r>
-      <w:proofErr w:type="spellEnd"/>
-      <w:r>
-        <w:rPr>
-          <w:rFonts w:ascii="Times New Roman" w:hAnsi="Times New Roman" w:cs="Times New Roman"/>
-          <w:color w:val="000000" w:themeColor="text1"/>
-          <w:sz w:val="28"/>
-          <w:szCs w:val="28"/>
-        </w:rPr>
-        <w:t xml:space="preserve">, </w:t>
-      </w:r>
-      <w:r>
-        <w:rPr>
-          <w:rFonts w:ascii="Times New Roman" w:hAnsi="Times New Roman" w:cs="Times New Roman"/>
-          <w:color w:val="000000" w:themeColor="text1"/>
-          <w:sz w:val="28"/>
-          <w:szCs w:val="28"/>
-        </w:rPr>
-        <w:t>для создания контейнера</w:t>
-      </w:r>
-      <w:r>
-        <w:rPr>
-          <w:rFonts w:ascii="Times New Roman" w:hAnsi="Times New Roman" w:cs="Times New Roman"/>
-          <w:color w:val="000000" w:themeColor="text1"/>
-          <w:sz w:val="28"/>
-          <w:szCs w:val="28"/>
-        </w:rPr>
-        <w:t xml:space="preserve">, в котором будет работать разработанное приложения. В </w:t>
-      </w:r>
-      <w:proofErr w:type="spellStart"/>
-      <w:r>
-        <w:rPr>
-          <w:rFonts w:ascii="Times New Roman" w:hAnsi="Times New Roman" w:cs="Times New Roman"/>
-          <w:color w:val="000000" w:themeColor="text1"/>
-          <w:sz w:val="28"/>
-          <w:szCs w:val="28"/>
-          <w:lang w:val="en-US"/>
-        </w:rPr>
-        <w:t>Dockerfile</w:t>
-      </w:r>
-      <w:proofErr w:type="spellEnd"/>
-      <w:r>
-        <w:rPr>
-          <w:rFonts w:ascii="Times New Roman" w:hAnsi="Times New Roman" w:cs="Times New Roman"/>
-          <w:color w:val="000000" w:themeColor="text1"/>
-          <w:sz w:val="28"/>
-          <w:szCs w:val="28"/>
-        </w:rPr>
-        <w:t xml:space="preserve"> прописан основной образ, команда для копирования всех файлов в образ и запуск </w:t>
-      </w:r>
-      <w:r>
-        <w:rPr>
-          <w:rFonts w:ascii="Times New Roman" w:hAnsi="Times New Roman" w:cs="Times New Roman"/>
-          <w:color w:val="000000" w:themeColor="text1"/>
-          <w:sz w:val="28"/>
-          <w:szCs w:val="28"/>
-          <w:lang w:val="en-US"/>
-        </w:rPr>
-        <w:t>jar</w:t>
-      </w:r>
-      <w:r>
-        <w:rPr>
-          <w:rFonts w:ascii="Times New Roman" w:hAnsi="Times New Roman" w:cs="Times New Roman"/>
-          <w:color w:val="000000" w:themeColor="text1"/>
-          <w:sz w:val="28"/>
-          <w:szCs w:val="28"/>
-        </w:rPr>
-        <w:t>-</w:t>
-      </w:r>
-      <w:r>
-        <w:rPr>
-          <w:rFonts w:ascii="Times New Roman" w:hAnsi="Times New Roman" w:cs="Times New Roman"/>
-          <w:color w:val="000000" w:themeColor="text1"/>
-          <w:sz w:val="28"/>
-          <w:szCs w:val="28"/>
-        </w:rPr>
-        <w:t xml:space="preserve">файла. Содержимое </w:t>
-      </w:r>
-      <w:proofErr w:type="spellStart"/>
-      <w:r>
-        <w:rPr>
-          <w:rFonts w:ascii="Times New Roman" w:hAnsi="Times New Roman" w:cs="Times New Roman"/>
-          <w:color w:val="000000" w:themeColor="text1"/>
-          <w:sz w:val="28"/>
-          <w:szCs w:val="28"/>
-          <w:lang w:val="en-US"/>
-        </w:rPr>
-        <w:t>Dockerfile</w:t>
-      </w:r>
-      <w:proofErr w:type="spellEnd"/>
-      <w:r>
-        <w:rPr>
-          <w:rFonts w:ascii="Times New Roman" w:hAnsi="Times New Roman" w:cs="Times New Roman"/>
-          <w:color w:val="000000" w:themeColor="text1"/>
-          <w:sz w:val="28"/>
-          <w:szCs w:val="28"/>
-          <w:lang w:val="en-US"/>
-        </w:rPr>
-        <w:t xml:space="preserve"> </w:t>
-      </w:r>
-      <w:r>
-        <w:rPr>
-          <w:rFonts w:ascii="Times New Roman" w:hAnsi="Times New Roman" w:cs="Times New Roman"/>
-          <w:color w:val="000000" w:themeColor="text1"/>
-          <w:sz w:val="28"/>
-          <w:szCs w:val="28"/>
-        </w:rPr>
-        <w:t>показано на рисунке 23.</w:t>
-      </w:r>
-    </w:p>
-    <w:p>
-      <w:pPr>
-        <w:pStyle w:val="a9"/>
-        <w:spacing w:after="0" w:line="360" w:lineRule="auto"/>
-        <w:ind w:left="0"/>
-        <w:jc w:val="center"/>
-        <w:rPr>
-          <w:rFonts w:ascii="Times New Roman" w:hAnsi="Times New Roman" w:cs="Times New Roman"/>
-          <w:sz w:val="28"/>
-          <w:szCs w:val="28"/>
-        </w:rPr>
-      </w:pPr>
-      <w:r>
-        <w:rPr>
-          <w:rFonts w:ascii="Times New Roman" w:hAnsi="Times New Roman" w:cs="Times New Roman"/>
-          <w:noProof/>
-          <w:sz w:val="28"/>
-          <w:szCs w:val="28"/>
-        </w:rPr>
-        <w:lastRenderedPageBreak/>
-        <w:drawing>
-          <wp:inline distT="0" distB="0" distL="0" distR="0" wp14:anchorId="5AECABA9" wp14:editId="7EA11E77">
-            <wp:extent cx="5448300" cy="1996440"/>
-            <wp:effectExtent l="0" t="0" r="0" b="3810"/>
-            <wp:docPr id="11" name="Рисунок 11"/>
-            <wp:cNvGraphicFramePr>
-              <a:graphicFrameLocks xmlns:a="http://schemas.openxmlformats.org/drawingml/2006/main" noChangeAspect="1"/>
-            </wp:cNvGraphicFramePr>
-            <a:graphic xmlns:a="http://schemas.openxmlformats.org/drawingml/2006/main">
-              <a:graphicData uri="http://schemas.openxmlformats.org/drawingml/2006/picture">
-                <pic:pic xmlns:pic="http://schemas.openxmlformats.org/drawingml/2006/picture">
-                  <pic:nvPicPr>
-                    <pic:cNvPr id="0" name="Picture 1"/>
+                    <pic:cNvPr id="0" name="Picture 23"/>
                     <pic:cNvPicPr>
                       <a:picLocks noChangeAspect="1" noChangeArrowheads="1"/>
                     </pic:cNvPicPr>
                   </pic:nvPicPr>
                   <pic:blipFill>
-                    <a:blip r:embed="rId19">
+                    <a:blip r:embed="rId14" cstate="print">
                       <a:extLst>
                         <a:ext uri="{28A0092B-C50C-407E-A947-70E740481C1C}">
                           <a14:useLocalDpi xmlns:a14="http://schemas.microsoft.com/office/drawing/2010/main" val="0"/>
@@ -9058,7 +7471,7 @@
                   <pic:spPr bwMode="auto">
                     <a:xfrm>
                       <a:off x="0" y="0"/>
-                      <a:ext cx="5448300" cy="1996440"/>
+                      <a:ext cx="5940425" cy="4662805"/>
                     </a:xfrm>
                     <a:prstGeom prst="rect">
                       <a:avLst/>
@@ -9094,7 +7507,23 @@
           <w:sz w:val="28"/>
           <w:szCs w:val="28"/>
         </w:rPr>
-        <w:t>Рисунок 23 –</w:t>
+        <w:t xml:space="preserve">Рисунок </w:t>
+      </w:r>
+      <w:r>
+        <w:rPr>
+          <w:rFonts w:ascii="Times New Roman" w:hAnsi="Times New Roman" w:cs="Times New Roman"/>
+          <w:sz w:val="28"/>
+          <w:szCs w:val="28"/>
+        </w:rPr>
+        <w:t>7</w:t>
+      </w:r>
+      <w:r>
+        <w:rPr>
+          <w:rFonts w:ascii="Times New Roman" w:hAnsi="Times New Roman" w:cs="Times New Roman"/>
+          <w:sz w:val="28"/>
+          <w:szCs w:val="28"/>
+        </w:rPr>
+        <w:t xml:space="preserve"> –</w:t>
       </w:r>
       <w:r>
         <w:rPr>
@@ -9110,19 +7539,1161 @@
           <w:sz w:val="28"/>
           <w:szCs w:val="28"/>
         </w:rPr>
-        <w:t xml:space="preserve">Файл </w:t>
-      </w:r>
-      <w:proofErr w:type="spellStart"/>
-      <w:r>
+        <w:t xml:space="preserve">Сценарий </w:t>
+      </w:r>
+      <w:r>
+        <w:rPr>
+          <w:rFonts w:ascii="Times New Roman" w:hAnsi="Times New Roman" w:cs="Times New Roman"/>
+          <w:sz w:val="28"/>
+          <w:szCs w:val="28"/>
+        </w:rPr>
+        <w:t>для добавления медицинских данных в личный аккаунт</w:t>
+      </w:r>
+    </w:p>
+    <w:p>
+      <w:pPr>
+        <w:pStyle w:val="a9"/>
+        <w:spacing w:line="360" w:lineRule="auto"/>
+        <w:ind w:left="0"/>
+        <w:jc w:val="center"/>
+        <w:rPr>
+          <w:rFonts w:ascii="Times New Roman" w:hAnsi="Times New Roman" w:cs="Times New Roman"/>
+          <w:sz w:val="28"/>
+          <w:szCs w:val="28"/>
+        </w:rPr>
+      </w:pPr>
+      <w:r>
+        <w:rPr>
+          <w:rFonts w:ascii="Times New Roman" w:hAnsi="Times New Roman" w:cs="Times New Roman"/>
+          <w:sz w:val="28"/>
+          <w:szCs w:val="28"/>
+        </w:rPr>
+        <w:lastRenderedPageBreak/>
+        <w:drawing>
+          <wp:inline distT="0" distB="0" distL="0" distR="0" wp14:anchorId="2C666890" wp14:editId="16FAD5DC">
+            <wp:extent cx="5940425" cy="4658995"/>
+            <wp:effectExtent l="0" t="0" r="3175" b="0"/>
+            <wp:docPr id="1820928910" name="Рисунок 10"/>
+            <wp:cNvGraphicFramePr>
+              <a:graphicFrameLocks xmlns:a="http://schemas.openxmlformats.org/drawingml/2006/main" noChangeAspect="1"/>
+            </wp:cNvGraphicFramePr>
+            <a:graphic xmlns:a="http://schemas.openxmlformats.org/drawingml/2006/main">
+              <a:graphicData uri="http://schemas.openxmlformats.org/drawingml/2006/picture">
+                <pic:pic xmlns:pic="http://schemas.openxmlformats.org/drawingml/2006/picture">
+                  <pic:nvPicPr>
+                    <pic:cNvPr id="0" name="Picture 37"/>
+                    <pic:cNvPicPr>
+                      <a:picLocks noChangeAspect="1" noChangeArrowheads="1"/>
+                    </pic:cNvPicPr>
+                  </pic:nvPicPr>
+                  <pic:blipFill>
+                    <a:blip r:embed="rId15" cstate="print">
+                      <a:extLst>
+                        <a:ext uri="{28A0092B-C50C-407E-A947-70E740481C1C}">
+                          <a14:useLocalDpi xmlns:a14="http://schemas.microsoft.com/office/drawing/2010/main" val="0"/>
+                        </a:ext>
+                      </a:extLst>
+                    </a:blip>
+                    <a:srcRect/>
+                    <a:stretch>
+                      <a:fillRect/>
+                    </a:stretch>
+                  </pic:blipFill>
+                  <pic:spPr bwMode="auto">
+                    <a:xfrm>
+                      <a:off x="0" y="0"/>
+                      <a:ext cx="5940425" cy="4658995"/>
+                    </a:xfrm>
+                    <a:prstGeom prst="rect">
+                      <a:avLst/>
+                    </a:prstGeom>
+                    <a:noFill/>
+                    <a:ln>
+                      <a:noFill/>
+                    </a:ln>
+                  </pic:spPr>
+                </pic:pic>
+              </a:graphicData>
+            </a:graphic>
+          </wp:inline>
+        </w:drawing>
+      </w:r>
+    </w:p>
+    <w:p>
+      <w:pPr>
+        <w:pStyle w:val="a9"/>
+        <w:spacing w:line="360" w:lineRule="auto"/>
+        <w:ind w:left="0"/>
+        <w:contextualSpacing w:val="0"/>
+        <w:jc w:val="center"/>
+        <w:rPr>
+          <w:rFonts w:ascii="Times New Roman" w:hAnsi="Times New Roman" w:cs="Times New Roman"/>
+          <w:sz w:val="28"/>
+          <w:szCs w:val="28"/>
+        </w:rPr>
+      </w:pPr>
+      <w:r>
+        <w:rPr>
+          <w:rFonts w:ascii="Times New Roman" w:hAnsi="Times New Roman" w:cs="Times New Roman"/>
+          <w:sz w:val="28"/>
+          <w:szCs w:val="28"/>
+        </w:rPr>
+        <w:t xml:space="preserve">Рисунок </w:t>
+      </w:r>
+      <w:r>
+        <w:rPr>
+          <w:rFonts w:ascii="Times New Roman" w:hAnsi="Times New Roman" w:cs="Times New Roman"/>
+          <w:sz w:val="28"/>
+          <w:szCs w:val="28"/>
+        </w:rPr>
+        <w:t>8</w:t>
+      </w:r>
+      <w:r>
+        <w:rPr>
+          <w:rFonts w:ascii="Times New Roman" w:hAnsi="Times New Roman" w:cs="Times New Roman"/>
+          <w:sz w:val="28"/>
+          <w:szCs w:val="28"/>
+        </w:rPr>
+        <w:t xml:space="preserve"> –</w:t>
+      </w:r>
+      <w:r>
+        <w:rPr>
+          <w:rFonts w:ascii="Times New Roman" w:hAnsi="Times New Roman" w:cs="Times New Roman"/>
+          <w:sz w:val="28"/>
+          <w:szCs w:val="28"/>
+        </w:rPr>
+        <w:t xml:space="preserve"> </w:t>
+      </w:r>
+      <w:r>
+        <w:rPr>
+          <w:rFonts w:ascii="Times New Roman" w:hAnsi="Times New Roman" w:cs="Times New Roman"/>
+          <w:sz w:val="28"/>
+          <w:szCs w:val="28"/>
+        </w:rPr>
+        <w:t xml:space="preserve">Сценарий </w:t>
+      </w:r>
+      <w:r>
+        <w:rPr>
+          <w:rFonts w:ascii="Times New Roman" w:hAnsi="Times New Roman" w:cs="Times New Roman"/>
+          <w:sz w:val="28"/>
+          <w:szCs w:val="28"/>
+        </w:rPr>
+        <w:t>для записи к врачу</w:t>
+      </w:r>
+    </w:p>
+    <w:p>
+      <w:pPr>
+        <w:pStyle w:val="a9"/>
+        <w:spacing w:line="360" w:lineRule="auto"/>
+        <w:ind w:left="0"/>
+        <w:jc w:val="center"/>
+        <w:rPr>
+          <w:rFonts w:ascii="Times New Roman" w:hAnsi="Times New Roman" w:cs="Times New Roman"/>
+          <w:sz w:val="28"/>
+          <w:szCs w:val="28"/>
+        </w:rPr>
+      </w:pPr>
+      <w:r>
+        <w:rPr>
+          <w:rFonts w:ascii="Times New Roman" w:hAnsi="Times New Roman" w:cs="Times New Roman"/>
+          <w:sz w:val="28"/>
+          <w:szCs w:val="28"/>
+        </w:rPr>
+        <w:lastRenderedPageBreak/>
+        <w:drawing>
+          <wp:inline distT="0" distB="0" distL="0" distR="0" wp14:anchorId="30538548" wp14:editId="71B0640A">
+            <wp:extent cx="5940425" cy="4480560"/>
+            <wp:effectExtent l="0" t="0" r="3175" b="0"/>
+            <wp:docPr id="1764302062" name="Рисунок 12"/>
+            <wp:cNvGraphicFramePr>
+              <a:graphicFrameLocks xmlns:a="http://schemas.openxmlformats.org/drawingml/2006/main" noChangeAspect="1"/>
+            </wp:cNvGraphicFramePr>
+            <a:graphic xmlns:a="http://schemas.openxmlformats.org/drawingml/2006/main">
+              <a:graphicData uri="http://schemas.openxmlformats.org/drawingml/2006/picture">
+                <pic:pic xmlns:pic="http://schemas.openxmlformats.org/drawingml/2006/picture">
+                  <pic:nvPicPr>
+                    <pic:cNvPr id="0" name="Picture 44"/>
+                    <pic:cNvPicPr>
+                      <a:picLocks noChangeAspect="1" noChangeArrowheads="1"/>
+                    </pic:cNvPicPr>
+                  </pic:nvPicPr>
+                  <pic:blipFill>
+                    <a:blip r:embed="rId16" cstate="print">
+                      <a:extLst>
+                        <a:ext uri="{28A0092B-C50C-407E-A947-70E740481C1C}">
+                          <a14:useLocalDpi xmlns:a14="http://schemas.microsoft.com/office/drawing/2010/main" val="0"/>
+                        </a:ext>
+                      </a:extLst>
+                    </a:blip>
+                    <a:srcRect/>
+                    <a:stretch>
+                      <a:fillRect/>
+                    </a:stretch>
+                  </pic:blipFill>
+                  <pic:spPr bwMode="auto">
+                    <a:xfrm>
+                      <a:off x="0" y="0"/>
+                      <a:ext cx="5940425" cy="4480560"/>
+                    </a:xfrm>
+                    <a:prstGeom prst="rect">
+                      <a:avLst/>
+                    </a:prstGeom>
+                    <a:noFill/>
+                    <a:ln>
+                      <a:noFill/>
+                    </a:ln>
+                  </pic:spPr>
+                </pic:pic>
+              </a:graphicData>
+            </a:graphic>
+          </wp:inline>
+        </w:drawing>
+      </w:r>
+    </w:p>
+    <w:p>
+      <w:pPr>
+        <w:pStyle w:val="a9"/>
+        <w:spacing w:line="240" w:lineRule="auto"/>
+        <w:ind w:left="0"/>
+        <w:contextualSpacing w:val="0"/>
+        <w:jc w:val="center"/>
+        <w:rPr>
+          <w:rFonts w:ascii="Times New Roman" w:hAnsi="Times New Roman" w:cs="Times New Roman"/>
+          <w:sz w:val="28"/>
+          <w:szCs w:val="28"/>
+        </w:rPr>
+      </w:pPr>
+      <w:r>
+        <w:rPr>
+          <w:rFonts w:ascii="Times New Roman" w:hAnsi="Times New Roman" w:cs="Times New Roman"/>
+          <w:sz w:val="28"/>
+          <w:szCs w:val="28"/>
+        </w:rPr>
+        <w:t xml:space="preserve">Рисунок </w:t>
+      </w:r>
+      <w:r>
+        <w:rPr>
+          <w:rFonts w:ascii="Times New Roman" w:hAnsi="Times New Roman" w:cs="Times New Roman"/>
+          <w:sz w:val="28"/>
+          <w:szCs w:val="28"/>
+        </w:rPr>
+        <w:t>9</w:t>
+      </w:r>
+      <w:r>
+        <w:rPr>
+          <w:rFonts w:ascii="Times New Roman" w:hAnsi="Times New Roman" w:cs="Times New Roman"/>
+          <w:sz w:val="28"/>
+          <w:szCs w:val="28"/>
+        </w:rPr>
+        <w:t xml:space="preserve"> –</w:t>
+      </w:r>
+      <w:r>
+        <w:rPr>
+          <w:rFonts w:ascii="Times New Roman" w:hAnsi="Times New Roman" w:cs="Times New Roman"/>
+          <w:sz w:val="28"/>
+          <w:szCs w:val="28"/>
+        </w:rPr>
+        <w:t xml:space="preserve"> </w:t>
+      </w:r>
+      <w:r>
+        <w:rPr>
+          <w:rFonts w:ascii="Times New Roman" w:hAnsi="Times New Roman" w:cs="Times New Roman"/>
+          <w:sz w:val="28"/>
+          <w:szCs w:val="28"/>
+        </w:rPr>
+        <w:t xml:space="preserve">Сценарий </w:t>
+      </w:r>
+      <w:r>
+        <w:rPr>
+          <w:rFonts w:ascii="Times New Roman" w:hAnsi="Times New Roman" w:cs="Times New Roman"/>
+          <w:sz w:val="28"/>
+          <w:szCs w:val="28"/>
+        </w:rPr>
+        <w:t>для получения всех своих записей</w:t>
+      </w:r>
+    </w:p>
+    <w:p>
+      <w:pPr>
+        <w:pStyle w:val="a9"/>
+        <w:spacing w:after="0" w:line="360" w:lineRule="auto"/>
+        <w:ind w:left="0" w:firstLine="709"/>
+        <w:jc w:val="both"/>
+        <w:outlineLvl w:val="1"/>
+        <w:rPr>
+          <w:rFonts w:ascii="Times New Roman" w:hAnsi="Times New Roman" w:cs="Times New Roman"/>
+          <w:b/>
+          <w:bCs/>
+          <w:color w:val="000000" w:themeColor="text1"/>
+          <w:sz w:val="28"/>
+          <w:szCs w:val="28"/>
+        </w:rPr>
+      </w:pPr>
+      <w:bookmarkStart w:id="14" w:name="_Toc182145150"/>
+      <w:r>
+        <w:rPr>
+          <w:rFonts w:ascii="Times New Roman" w:hAnsi="Times New Roman" w:cs="Times New Roman"/>
+          <w:b/>
+          <w:bCs/>
+          <w:sz w:val="28"/>
+          <w:szCs w:val="28"/>
+        </w:rPr>
+        <w:t>3</w:t>
+      </w:r>
+      <w:r>
+        <w:rPr>
+          <w:rFonts w:ascii="Times New Roman" w:hAnsi="Times New Roman" w:cs="Times New Roman"/>
+          <w:b/>
+          <w:bCs/>
+          <w:sz w:val="28"/>
+          <w:szCs w:val="28"/>
+        </w:rPr>
+        <w:t>.</w:t>
+      </w:r>
+      <w:r>
+        <w:rPr>
+          <w:rFonts w:ascii="Times New Roman" w:hAnsi="Times New Roman" w:cs="Times New Roman"/>
+          <w:b/>
+          <w:bCs/>
+          <w:sz w:val="28"/>
+          <w:szCs w:val="28"/>
+        </w:rPr>
+        <w:t>4</w:t>
+      </w:r>
+      <w:r>
+        <w:rPr>
+          <w:rFonts w:ascii="Times New Roman" w:hAnsi="Times New Roman" w:cs="Times New Roman"/>
+          <w:b/>
+          <w:bCs/>
+          <w:sz w:val="28"/>
+          <w:szCs w:val="28"/>
+        </w:rPr>
+        <w:t xml:space="preserve"> </w:t>
+      </w:r>
+      <w:r>
+        <w:rPr>
+          <w:rFonts w:ascii="Times New Roman" w:hAnsi="Times New Roman" w:cs="Times New Roman"/>
+          <w:b/>
+          <w:bCs/>
+          <w:color w:val="000000" w:themeColor="text1"/>
+          <w:sz w:val="28"/>
+          <w:szCs w:val="28"/>
+        </w:rPr>
+        <w:t>Модель базы данных</w:t>
+      </w:r>
+      <w:bookmarkEnd w:id="14"/>
+    </w:p>
+    <w:p>
+      <w:pPr>
+        <w:pStyle w:val="a9"/>
+        <w:spacing w:after="0" w:line="360" w:lineRule="auto"/>
+        <w:ind w:left="0" w:firstLine="709"/>
+        <w:jc w:val="both"/>
+        <w:rPr>
+          <w:rFonts w:ascii="Times New Roman" w:hAnsi="Times New Roman" w:cs="Times New Roman"/>
+          <w:color w:val="000000" w:themeColor="text1"/>
+          <w:sz w:val="28"/>
+          <w:szCs w:val="28"/>
+        </w:rPr>
+      </w:pPr>
+      <w:r>
+        <w:rPr>
+          <w:rFonts w:ascii="Times New Roman" w:hAnsi="Times New Roman" w:cs="Times New Roman"/>
+          <w:color w:val="000000" w:themeColor="text1"/>
+          <w:sz w:val="28"/>
+          <w:szCs w:val="28"/>
+        </w:rPr>
+        <w:t xml:space="preserve">В системе реализована работа с базой данных с помощью СУБД PostgreSQL. Каждый сервис имеет свою собственную базу данных, что соответствует принципам микросервисной архитектуры. </w:t>
+      </w:r>
+      <w:r>
+        <w:rPr>
+          <w:rFonts w:ascii="Times New Roman" w:hAnsi="Times New Roman" w:cs="Times New Roman"/>
+          <w:color w:val="000000" w:themeColor="text1"/>
+          <w:sz w:val="28"/>
+          <w:szCs w:val="28"/>
+        </w:rPr>
+        <w:t xml:space="preserve">На </w:t>
+      </w:r>
+      <w:r>
+        <w:rPr>
+          <w:rFonts w:ascii="Times New Roman" w:hAnsi="Times New Roman" w:cs="Times New Roman"/>
+          <w:color w:val="000000" w:themeColor="text1"/>
+          <w:sz w:val="28"/>
+          <w:szCs w:val="28"/>
+        </w:rPr>
+        <w:t>рисунках 10–13</w:t>
+      </w:r>
+      <w:r>
+        <w:rPr>
+          <w:rFonts w:ascii="Times New Roman" w:hAnsi="Times New Roman" w:cs="Times New Roman"/>
+          <w:color w:val="000000" w:themeColor="text1"/>
+          <w:sz w:val="28"/>
+          <w:szCs w:val="28"/>
+        </w:rPr>
+        <w:t xml:space="preserve"> представлены модели баз дынных для каждого сервиса, их структура, типы данных для каждого атрибута и связи между таблицами</w:t>
+      </w:r>
+      <w:r>
+        <w:rPr>
+          <w:rFonts w:ascii="Times New Roman" w:hAnsi="Times New Roman" w:cs="Times New Roman"/>
+          <w:color w:val="000000" w:themeColor="text1"/>
+          <w:sz w:val="28"/>
+          <w:szCs w:val="28"/>
+        </w:rPr>
+        <w:t>.</w:t>
+      </w:r>
+    </w:p>
+    <w:p>
+      <w:pPr>
+        <w:pStyle w:val="a9"/>
+        <w:spacing w:after="0" w:line="360" w:lineRule="auto"/>
+        <w:ind w:left="0"/>
+        <w:jc w:val="center"/>
+        <w:rPr>
+          <w:rFonts w:ascii="Times New Roman" w:hAnsi="Times New Roman" w:cs="Times New Roman"/>
+          <w:sz w:val="28"/>
+          <w:szCs w:val="28"/>
+        </w:rPr>
+      </w:pPr>
+      <w:r>
+        <w:rPr>
+          <w:rFonts w:ascii="Times New Roman" w:hAnsi="Times New Roman" w:cs="Times New Roman"/>
+          <w:sz w:val="28"/>
+          <w:szCs w:val="28"/>
+        </w:rPr>
+        <w:drawing>
+          <wp:inline distT="0" distB="0" distL="0" distR="0" wp14:anchorId="13B1107C" wp14:editId="763C5B01">
+            <wp:extent cx="5940425" cy="1981200"/>
+            <wp:effectExtent l="0" t="0" r="3175" b="0"/>
+            <wp:docPr id="277238771" name="Рисунок 1"/>
+            <wp:cNvGraphicFramePr>
+              <a:graphicFrameLocks xmlns:a="http://schemas.openxmlformats.org/drawingml/2006/main" noChangeAspect="1"/>
+            </wp:cNvGraphicFramePr>
+            <a:graphic xmlns:a="http://schemas.openxmlformats.org/drawingml/2006/main">
+              <a:graphicData uri="http://schemas.openxmlformats.org/drawingml/2006/picture">
+                <pic:pic xmlns:pic="http://schemas.openxmlformats.org/drawingml/2006/picture">
+                  <pic:nvPicPr>
+                    <pic:cNvPr id="277238771" name=""/>
+                    <pic:cNvPicPr/>
+                  </pic:nvPicPr>
+                  <pic:blipFill>
+                    <a:blip r:embed="rId17"/>
+                    <a:stretch>
+                      <a:fillRect/>
+                    </a:stretch>
+                  </pic:blipFill>
+                  <pic:spPr>
+                    <a:xfrm>
+                      <a:off x="0" y="0"/>
+                      <a:ext cx="5940425" cy="1981200"/>
+                    </a:xfrm>
+                    <a:prstGeom prst="rect">
+                      <a:avLst/>
+                    </a:prstGeom>
+                  </pic:spPr>
+                </pic:pic>
+              </a:graphicData>
+            </a:graphic>
+          </wp:inline>
+        </w:drawing>
+      </w:r>
+    </w:p>
+    <w:p>
+      <w:pPr>
+        <w:pStyle w:val="a9"/>
+        <w:spacing w:line="240" w:lineRule="auto"/>
+        <w:ind w:left="0"/>
+        <w:contextualSpacing w:val="0"/>
+        <w:jc w:val="center"/>
+        <w:rPr>
+          <w:rFonts w:ascii="Times New Roman" w:hAnsi="Times New Roman" w:cs="Times New Roman"/>
+          <w:sz w:val="28"/>
+          <w:szCs w:val="28"/>
+        </w:rPr>
+      </w:pPr>
+      <w:r>
+        <w:rPr>
+          <w:rFonts w:ascii="Times New Roman" w:hAnsi="Times New Roman" w:cs="Times New Roman"/>
+          <w:sz w:val="28"/>
+          <w:szCs w:val="28"/>
+        </w:rPr>
+        <w:t>Рисунок 1</w:t>
+      </w:r>
+      <w:r>
+        <w:rPr>
+          <w:rFonts w:ascii="Times New Roman" w:hAnsi="Times New Roman" w:cs="Times New Roman"/>
+          <w:sz w:val="28"/>
+          <w:szCs w:val="28"/>
+        </w:rPr>
+        <w:t>0</w:t>
+      </w:r>
+      <w:r>
+        <w:rPr>
+          <w:rFonts w:ascii="Times New Roman" w:hAnsi="Times New Roman" w:cs="Times New Roman"/>
+          <w:sz w:val="28"/>
+          <w:szCs w:val="28"/>
+        </w:rPr>
+        <w:t xml:space="preserve"> –</w:t>
+      </w:r>
+      <w:r>
+        <w:rPr>
+          <w:rFonts w:ascii="Times New Roman" w:hAnsi="Times New Roman" w:cs="Times New Roman"/>
+          <w:sz w:val="28"/>
+          <w:szCs w:val="28"/>
+        </w:rPr>
+        <w:t xml:space="preserve"> </w:t>
+      </w:r>
+      <w:r>
+        <w:rPr>
+          <w:rFonts w:ascii="Times New Roman" w:hAnsi="Times New Roman" w:cs="Times New Roman"/>
+          <w:sz w:val="28"/>
+          <w:szCs w:val="28"/>
+        </w:rPr>
+        <w:t xml:space="preserve">Модель базы данных сервиса </w:t>
+      </w:r>
+      <w:r>
+        <w:rPr>
+          <w:rFonts w:ascii="Times New Roman" w:hAnsi="Times New Roman" w:cs="Times New Roman"/>
+          <w:sz w:val="28"/>
+          <w:szCs w:val="28"/>
+        </w:rPr>
+        <w:t>авторизации</w:t>
+      </w:r>
+    </w:p>
+    <w:p>
+      <w:pPr>
+        <w:pStyle w:val="a9"/>
+        <w:spacing w:after="0" w:line="360" w:lineRule="auto"/>
+        <w:ind w:left="0"/>
+        <w:jc w:val="center"/>
+        <w:rPr>
+          <w:rFonts w:ascii="Times New Roman" w:hAnsi="Times New Roman" w:cs="Times New Roman"/>
+          <w:sz w:val="28"/>
+          <w:szCs w:val="28"/>
+        </w:rPr>
+      </w:pPr>
+      <w:r>
+        <w:rPr>
+          <w:rFonts w:ascii="Times New Roman" w:hAnsi="Times New Roman" w:cs="Times New Roman"/>
+          <w:sz w:val="28"/>
+          <w:szCs w:val="28"/>
+        </w:rPr>
+        <w:lastRenderedPageBreak/>
+        <w:drawing>
+          <wp:inline distT="0" distB="0" distL="0" distR="0" wp14:anchorId="0A833D05" wp14:editId="0F46869A">
+            <wp:extent cx="5940425" cy="3133090"/>
+            <wp:effectExtent l="0" t="0" r="3175" b="0"/>
+            <wp:docPr id="2038908745" name="Рисунок 1"/>
+            <wp:cNvGraphicFramePr>
+              <a:graphicFrameLocks xmlns:a="http://schemas.openxmlformats.org/drawingml/2006/main" noChangeAspect="1"/>
+            </wp:cNvGraphicFramePr>
+            <a:graphic xmlns:a="http://schemas.openxmlformats.org/drawingml/2006/main">
+              <a:graphicData uri="http://schemas.openxmlformats.org/drawingml/2006/picture">
+                <pic:pic xmlns:pic="http://schemas.openxmlformats.org/drawingml/2006/picture">
+                  <pic:nvPicPr>
+                    <pic:cNvPr id="2038908745" name=""/>
+                    <pic:cNvPicPr/>
+                  </pic:nvPicPr>
+                  <pic:blipFill>
+                    <a:blip r:embed="rId18"/>
+                    <a:stretch>
+                      <a:fillRect/>
+                    </a:stretch>
+                  </pic:blipFill>
+                  <pic:spPr>
+                    <a:xfrm>
+                      <a:off x="0" y="0"/>
+                      <a:ext cx="5940425" cy="3133090"/>
+                    </a:xfrm>
+                    <a:prstGeom prst="rect">
+                      <a:avLst/>
+                    </a:prstGeom>
+                  </pic:spPr>
+                </pic:pic>
+              </a:graphicData>
+            </a:graphic>
+          </wp:inline>
+        </w:drawing>
+      </w:r>
+    </w:p>
+    <w:p>
+      <w:pPr>
+        <w:pStyle w:val="a9"/>
+        <w:spacing w:line="240" w:lineRule="auto"/>
+        <w:ind w:left="0"/>
+        <w:contextualSpacing w:val="0"/>
+        <w:jc w:val="center"/>
+        <w:rPr>
+          <w:rFonts w:ascii="Times New Roman" w:hAnsi="Times New Roman" w:cs="Times New Roman"/>
+          <w:sz w:val="28"/>
+          <w:szCs w:val="28"/>
+        </w:rPr>
+      </w:pPr>
+      <w:r>
+        <w:rPr>
+          <w:rFonts w:ascii="Times New Roman" w:hAnsi="Times New Roman" w:cs="Times New Roman"/>
+          <w:sz w:val="28"/>
+          <w:szCs w:val="28"/>
+        </w:rPr>
+        <w:t>Рисунок 1</w:t>
+      </w:r>
+      <w:r>
+        <w:rPr>
+          <w:rFonts w:ascii="Times New Roman" w:hAnsi="Times New Roman" w:cs="Times New Roman"/>
+          <w:sz w:val="28"/>
+          <w:szCs w:val="28"/>
+        </w:rPr>
+        <w:t>1</w:t>
+      </w:r>
+      <w:r>
+        <w:rPr>
+          <w:rFonts w:ascii="Times New Roman" w:hAnsi="Times New Roman" w:cs="Times New Roman"/>
+          <w:sz w:val="28"/>
+          <w:szCs w:val="28"/>
+        </w:rPr>
+        <w:t xml:space="preserve"> –</w:t>
+      </w:r>
+      <w:r>
+        <w:rPr>
+          <w:rFonts w:ascii="Times New Roman" w:hAnsi="Times New Roman" w:cs="Times New Roman"/>
+          <w:sz w:val="28"/>
+          <w:szCs w:val="28"/>
+        </w:rPr>
+        <w:t xml:space="preserve"> </w:t>
+      </w:r>
+      <w:r>
+        <w:rPr>
+          <w:rFonts w:ascii="Times New Roman" w:hAnsi="Times New Roman" w:cs="Times New Roman"/>
+          <w:sz w:val="28"/>
+          <w:szCs w:val="28"/>
+        </w:rPr>
+        <w:t xml:space="preserve">Модель базы данных сервиса </w:t>
+      </w:r>
+      <w:r>
+        <w:rPr>
+          <w:rFonts w:ascii="Times New Roman" w:hAnsi="Times New Roman" w:cs="Times New Roman"/>
+          <w:sz w:val="28"/>
+          <w:szCs w:val="28"/>
+        </w:rPr>
+        <w:t>медицинских данных</w:t>
+      </w:r>
+    </w:p>
+    <w:p>
+      <w:pPr>
+        <w:pStyle w:val="a9"/>
+        <w:spacing w:after="0" w:line="360" w:lineRule="auto"/>
+        <w:ind w:left="0"/>
+        <w:jc w:val="center"/>
+        <w:rPr>
+          <w:rFonts w:ascii="Times New Roman" w:hAnsi="Times New Roman" w:cs="Times New Roman"/>
+          <w:sz w:val="28"/>
+          <w:szCs w:val="28"/>
+        </w:rPr>
+      </w:pPr>
+      <w:r>
+        <w:rPr>
+          <w:rFonts w:ascii="Times New Roman" w:hAnsi="Times New Roman" w:cs="Times New Roman"/>
+          <w:sz w:val="28"/>
+          <w:szCs w:val="28"/>
+        </w:rPr>
+        <w:drawing>
+          <wp:inline distT="0" distB="0" distL="0" distR="0" wp14:anchorId="0417001F" wp14:editId="7B637E03">
+            <wp:extent cx="5940425" cy="3611880"/>
+            <wp:effectExtent l="0" t="0" r="3175" b="7620"/>
+            <wp:docPr id="1251105138" name="Рисунок 1"/>
+            <wp:cNvGraphicFramePr>
+              <a:graphicFrameLocks xmlns:a="http://schemas.openxmlformats.org/drawingml/2006/main" noChangeAspect="1"/>
+            </wp:cNvGraphicFramePr>
+            <a:graphic xmlns:a="http://schemas.openxmlformats.org/drawingml/2006/main">
+              <a:graphicData uri="http://schemas.openxmlformats.org/drawingml/2006/picture">
+                <pic:pic xmlns:pic="http://schemas.openxmlformats.org/drawingml/2006/picture">
+                  <pic:nvPicPr>
+                    <pic:cNvPr id="1251105138" name=""/>
+                    <pic:cNvPicPr/>
+                  </pic:nvPicPr>
+                  <pic:blipFill>
+                    <a:blip r:embed="rId19"/>
+                    <a:stretch>
+                      <a:fillRect/>
+                    </a:stretch>
+                  </pic:blipFill>
+                  <pic:spPr>
+                    <a:xfrm>
+                      <a:off x="0" y="0"/>
+                      <a:ext cx="5940425" cy="3611880"/>
+                    </a:xfrm>
+                    <a:prstGeom prst="rect">
+                      <a:avLst/>
+                    </a:prstGeom>
+                  </pic:spPr>
+                </pic:pic>
+              </a:graphicData>
+            </a:graphic>
+          </wp:inline>
+        </w:drawing>
+      </w:r>
+    </w:p>
+    <w:p>
+      <w:pPr>
+        <w:pStyle w:val="a9"/>
+        <w:spacing w:line="240" w:lineRule="auto"/>
+        <w:ind w:left="0"/>
+        <w:contextualSpacing w:val="0"/>
+        <w:jc w:val="center"/>
+        <w:rPr>
+          <w:rFonts w:ascii="Times New Roman" w:hAnsi="Times New Roman" w:cs="Times New Roman"/>
+          <w:sz w:val="28"/>
+          <w:szCs w:val="28"/>
+        </w:rPr>
+      </w:pPr>
+      <w:r>
+        <w:rPr>
+          <w:rFonts w:ascii="Times New Roman" w:hAnsi="Times New Roman" w:cs="Times New Roman"/>
+          <w:sz w:val="28"/>
+          <w:szCs w:val="28"/>
+        </w:rPr>
+        <w:t xml:space="preserve">Рисунок </w:t>
+      </w:r>
+      <w:r>
+        <w:rPr>
+          <w:rFonts w:ascii="Times New Roman" w:hAnsi="Times New Roman" w:cs="Times New Roman"/>
+          <w:sz w:val="28"/>
+          <w:szCs w:val="28"/>
+        </w:rPr>
+        <w:t>12</w:t>
+      </w:r>
+      <w:r>
+        <w:rPr>
+          <w:rFonts w:ascii="Times New Roman" w:hAnsi="Times New Roman" w:cs="Times New Roman"/>
+          <w:sz w:val="28"/>
+          <w:szCs w:val="28"/>
+        </w:rPr>
+        <w:t xml:space="preserve"> –</w:t>
+      </w:r>
+      <w:r>
+        <w:rPr>
+          <w:rFonts w:ascii="Times New Roman" w:hAnsi="Times New Roman" w:cs="Times New Roman"/>
+          <w:sz w:val="28"/>
+          <w:szCs w:val="28"/>
+        </w:rPr>
+        <w:t xml:space="preserve"> </w:t>
+      </w:r>
+      <w:r>
+        <w:rPr>
+          <w:rFonts w:ascii="Times New Roman" w:hAnsi="Times New Roman" w:cs="Times New Roman"/>
+          <w:sz w:val="28"/>
+          <w:szCs w:val="28"/>
+        </w:rPr>
+        <w:t xml:space="preserve">Модель базы данных сервиса </w:t>
+      </w:r>
+      <w:r>
+        <w:rPr>
+          <w:rFonts w:ascii="Times New Roman" w:hAnsi="Times New Roman" w:cs="Times New Roman"/>
+          <w:sz w:val="28"/>
+          <w:szCs w:val="28"/>
+        </w:rPr>
+        <w:t>записей к врачам</w:t>
+      </w:r>
+    </w:p>
+    <w:p>
+      <w:pPr>
+        <w:pStyle w:val="a9"/>
+        <w:spacing w:after="0" w:line="360" w:lineRule="auto"/>
+        <w:ind w:left="0"/>
+        <w:jc w:val="center"/>
+        <w:rPr>
+          <w:rFonts w:ascii="Times New Roman" w:hAnsi="Times New Roman" w:cs="Times New Roman"/>
+          <w:sz w:val="28"/>
+          <w:szCs w:val="28"/>
+        </w:rPr>
+      </w:pPr>
+      <w:r>
+        <w:rPr>
+          <w:rFonts w:ascii="Times New Roman" w:hAnsi="Times New Roman" w:cs="Times New Roman"/>
+          <w:sz w:val="28"/>
+          <w:szCs w:val="28"/>
+        </w:rPr>
+        <w:lastRenderedPageBreak/>
+        <w:drawing>
+          <wp:inline distT="0" distB="0" distL="0" distR="0" wp14:anchorId="5B8824BD" wp14:editId="508193DC">
+            <wp:extent cx="5940425" cy="3384550"/>
+            <wp:effectExtent l="0" t="0" r="3175" b="6350"/>
+            <wp:docPr id="2030709435" name="Рисунок 1"/>
+            <wp:cNvGraphicFramePr>
+              <a:graphicFrameLocks xmlns:a="http://schemas.openxmlformats.org/drawingml/2006/main" noChangeAspect="1"/>
+            </wp:cNvGraphicFramePr>
+            <a:graphic xmlns:a="http://schemas.openxmlformats.org/drawingml/2006/main">
+              <a:graphicData uri="http://schemas.openxmlformats.org/drawingml/2006/picture">
+                <pic:pic xmlns:pic="http://schemas.openxmlformats.org/drawingml/2006/picture">
+                  <pic:nvPicPr>
+                    <pic:cNvPr id="2030709435" name=""/>
+                    <pic:cNvPicPr/>
+                  </pic:nvPicPr>
+                  <pic:blipFill>
+                    <a:blip r:embed="rId20"/>
+                    <a:stretch>
+                      <a:fillRect/>
+                    </a:stretch>
+                  </pic:blipFill>
+                  <pic:spPr>
+                    <a:xfrm>
+                      <a:off x="0" y="0"/>
+                      <a:ext cx="5940425" cy="3384550"/>
+                    </a:xfrm>
+                    <a:prstGeom prst="rect">
+                      <a:avLst/>
+                    </a:prstGeom>
+                  </pic:spPr>
+                </pic:pic>
+              </a:graphicData>
+            </a:graphic>
+          </wp:inline>
+        </w:drawing>
+      </w:r>
+    </w:p>
+    <w:p>
+      <w:pPr>
+        <w:pStyle w:val="a9"/>
+        <w:spacing w:line="240" w:lineRule="auto"/>
+        <w:ind w:left="0"/>
+        <w:contextualSpacing w:val="0"/>
+        <w:jc w:val="center"/>
         <w:rPr>
           <w:rFonts w:ascii="Times New Roman" w:hAnsi="Times New Roman" w:cs="Times New Roman"/>
           <w:sz w:val="28"/>
           <w:szCs w:val="28"/>
           <w:lang w:val="en-US"/>
         </w:rPr>
-        <w:t>Dockerfile</w:t>
-      </w:r>
-      <w:proofErr w:type="spellEnd"/>
+      </w:pPr>
+      <w:r>
+        <w:rPr>
+          <w:rFonts w:ascii="Times New Roman" w:hAnsi="Times New Roman" w:cs="Times New Roman"/>
+          <w:sz w:val="28"/>
+          <w:szCs w:val="28"/>
+        </w:rPr>
+        <w:t xml:space="preserve">Рисунок </w:t>
+      </w:r>
+      <w:r>
+        <w:rPr>
+          <w:rFonts w:ascii="Times New Roman" w:hAnsi="Times New Roman" w:cs="Times New Roman"/>
+          <w:sz w:val="28"/>
+          <w:szCs w:val="28"/>
+        </w:rPr>
+        <w:t>13</w:t>
+      </w:r>
+      <w:r>
+        <w:rPr>
+          <w:rFonts w:ascii="Times New Roman" w:hAnsi="Times New Roman" w:cs="Times New Roman"/>
+          <w:sz w:val="28"/>
+          <w:szCs w:val="28"/>
+        </w:rPr>
+        <w:t xml:space="preserve"> –</w:t>
+      </w:r>
+      <w:r>
+        <w:rPr>
+          <w:rFonts w:ascii="Times New Roman" w:hAnsi="Times New Roman" w:cs="Times New Roman"/>
+          <w:sz w:val="28"/>
+          <w:szCs w:val="28"/>
+        </w:rPr>
+        <w:t xml:space="preserve"> </w:t>
+      </w:r>
+      <w:r>
+        <w:rPr>
+          <w:rFonts w:ascii="Times New Roman" w:hAnsi="Times New Roman" w:cs="Times New Roman"/>
+          <w:sz w:val="28"/>
+          <w:szCs w:val="28"/>
+        </w:rPr>
+        <w:t xml:space="preserve">Модель базы данных сервиса </w:t>
+      </w:r>
+      <w:r>
+        <w:rPr>
+          <w:rFonts w:ascii="Times New Roman" w:hAnsi="Times New Roman" w:cs="Times New Roman"/>
+          <w:sz w:val="28"/>
+          <w:szCs w:val="28"/>
+        </w:rPr>
+        <w:t>управления персоналом</w:t>
+      </w:r>
+    </w:p>
+    <w:p>
+      <w:pPr>
+        <w:pStyle w:val="a9"/>
+        <w:spacing w:after="0" w:line="360" w:lineRule="auto"/>
+        <w:ind w:left="0" w:firstLine="709"/>
+        <w:contextualSpacing w:val="0"/>
+        <w:jc w:val="both"/>
+        <w:outlineLvl w:val="1"/>
+        <w:rPr>
+          <w:rFonts w:ascii="Times New Roman" w:hAnsi="Times New Roman" w:cs="Times New Roman"/>
+          <w:b/>
+          <w:bCs/>
+          <w:color w:val="000000" w:themeColor="text1"/>
+          <w:sz w:val="28"/>
+          <w:szCs w:val="28"/>
+        </w:rPr>
+      </w:pPr>
+      <w:bookmarkStart w:id="15" w:name="_Toc182145151"/>
+      <w:r>
+        <w:rPr>
+          <w:rFonts w:ascii="Times New Roman" w:hAnsi="Times New Roman" w:cs="Times New Roman"/>
+          <w:b/>
+          <w:bCs/>
+          <w:sz w:val="28"/>
+          <w:szCs w:val="28"/>
+        </w:rPr>
+        <w:t>3</w:t>
+      </w:r>
+      <w:r>
+        <w:rPr>
+          <w:rFonts w:ascii="Times New Roman" w:hAnsi="Times New Roman" w:cs="Times New Roman"/>
+          <w:b/>
+          <w:bCs/>
+          <w:sz w:val="28"/>
+          <w:szCs w:val="28"/>
+        </w:rPr>
+        <w:t>.</w:t>
+      </w:r>
+      <w:r>
+        <w:rPr>
+          <w:rFonts w:ascii="Times New Roman" w:hAnsi="Times New Roman" w:cs="Times New Roman"/>
+          <w:b/>
+          <w:bCs/>
+          <w:sz w:val="28"/>
+          <w:szCs w:val="28"/>
+        </w:rPr>
+        <w:t>5</w:t>
+      </w:r>
+      <w:r>
+        <w:rPr>
+          <w:rFonts w:ascii="Times New Roman" w:hAnsi="Times New Roman" w:cs="Times New Roman"/>
+          <w:b/>
+          <w:bCs/>
+          <w:sz w:val="28"/>
+          <w:szCs w:val="28"/>
+        </w:rPr>
+        <w:t xml:space="preserve"> </w:t>
+      </w:r>
+      <w:r>
+        <w:rPr>
+          <w:rFonts w:ascii="Times New Roman" w:hAnsi="Times New Roman" w:cs="Times New Roman"/>
+          <w:b/>
+          <w:bCs/>
+          <w:color w:val="000000" w:themeColor="text1"/>
+          <w:sz w:val="28"/>
+          <w:szCs w:val="28"/>
+        </w:rPr>
+        <w:t>Физическая инфраструктура</w:t>
+      </w:r>
+      <w:bookmarkEnd w:id="15"/>
+    </w:p>
+    <w:p>
+      <w:pPr>
+        <w:pStyle w:val="a9"/>
+        <w:spacing w:after="0" w:line="360" w:lineRule="auto"/>
+        <w:ind w:left="0" w:firstLine="709"/>
+        <w:jc w:val="both"/>
+        <w:rPr>
+          <w:rFonts w:ascii="Times New Roman" w:hAnsi="Times New Roman" w:cs="Times New Roman"/>
+          <w:color w:val="000000" w:themeColor="text1"/>
+          <w:sz w:val="28"/>
+          <w:szCs w:val="28"/>
+        </w:rPr>
+      </w:pPr>
+      <w:r>
+        <w:rPr>
+          <w:rFonts w:ascii="Times New Roman" w:hAnsi="Times New Roman" w:cs="Times New Roman"/>
+          <w:color w:val="000000" w:themeColor="text1"/>
+          <w:sz w:val="28"/>
+          <w:szCs w:val="28"/>
+        </w:rPr>
+        <w:t xml:space="preserve">Для разработки и развертывания архитектуры проекта можно использовать различные типы физической инфраструктуры, такие как серверы под управлением операционных систем Linux или Windows, виртуальные частные серверы (VPS) или традиционные веб-хостинги. </w:t>
+      </w:r>
+    </w:p>
+    <w:p>
+      <w:pPr>
+        <w:pStyle w:val="a9"/>
+        <w:spacing w:after="0" w:line="360" w:lineRule="auto"/>
+        <w:ind w:left="0" w:firstLine="709"/>
+        <w:jc w:val="both"/>
+        <w:rPr>
+          <w:rFonts w:ascii="Times New Roman" w:hAnsi="Times New Roman" w:cs="Times New Roman"/>
+          <w:color w:val="000000" w:themeColor="text1"/>
+          <w:sz w:val="28"/>
+          <w:szCs w:val="28"/>
+        </w:rPr>
+      </w:pPr>
+      <w:r>
+        <w:rPr>
+          <w:rFonts w:ascii="Times New Roman" w:hAnsi="Times New Roman" w:cs="Times New Roman"/>
+          <w:color w:val="000000" w:themeColor="text1"/>
+          <w:sz w:val="28"/>
+          <w:szCs w:val="28"/>
+        </w:rPr>
+        <w:t>Однако в рамках данного проекта планируется использовать метод контейнеризации с помощью Docker и Docker Compose</w:t>
+      </w:r>
+      <w:r>
+        <w:rPr>
+          <w:rFonts w:ascii="Times New Roman" w:hAnsi="Times New Roman" w:cs="Times New Roman"/>
+          <w:color w:val="000000" w:themeColor="text1"/>
+          <w:sz w:val="28"/>
+          <w:szCs w:val="28"/>
+        </w:rPr>
+        <w:t>, где для каждого сервиса будет сформирован отдельный образ самого сервиса и базы данных</w:t>
+      </w:r>
+      <w:r>
+        <w:rPr>
+          <w:rFonts w:ascii="Times New Roman" w:hAnsi="Times New Roman" w:cs="Times New Roman"/>
+          <w:color w:val="000000" w:themeColor="text1"/>
+          <w:sz w:val="28"/>
+          <w:szCs w:val="28"/>
+        </w:rPr>
+        <w:t>.</w:t>
+      </w:r>
+    </w:p>
+    <w:p>
+      <w:pPr>
+        <w:spacing w:after="0" w:line="360" w:lineRule="auto"/>
+        <w:ind w:firstLine="709"/>
+        <w:jc w:val="both"/>
+        <w:rPr>
+          <w:rFonts w:ascii="Times New Roman" w:hAnsi="Times New Roman" w:cs="Times New Roman"/>
+          <w:sz w:val="28"/>
+          <w:szCs w:val="28"/>
+        </w:rPr>
+      </w:pPr>
+      <w:r>
+        <w:rPr>
+          <w:rFonts w:ascii="Times New Roman" w:hAnsi="Times New Roman" w:cs="Times New Roman"/>
+          <w:sz w:val="28"/>
+          <w:szCs w:val="28"/>
+        </w:rPr>
+        <w:t>Контейнеризация предоставляет ряд преимуществ, в частности</w:t>
+      </w:r>
+      <w:r>
+        <w:rPr>
+          <w:rFonts w:ascii="Times New Roman" w:hAnsi="Times New Roman" w:cs="Times New Roman"/>
+          <w:sz w:val="28"/>
+          <w:szCs w:val="28"/>
+        </w:rPr>
+        <w:t>:</w:t>
+      </w:r>
+    </w:p>
+    <w:p>
+      <w:pPr>
+        <w:pStyle w:val="a9"/>
+        <w:numPr>
+          <w:ilvl w:val="0"/>
+          <w:numId w:val="22"/>
+        </w:numPr>
+        <w:spacing w:after="0" w:line="360" w:lineRule="auto"/>
+        <w:ind w:left="0" w:firstLine="709"/>
+        <w:jc w:val="both"/>
+        <w:rPr>
+          <w:rFonts w:ascii="Times New Roman" w:hAnsi="Times New Roman" w:cs="Times New Roman"/>
+          <w:sz w:val="28"/>
+          <w:szCs w:val="28"/>
+        </w:rPr>
+      </w:pPr>
+      <w:r>
+        <w:rPr>
+          <w:rFonts w:ascii="Times New Roman" w:hAnsi="Times New Roman" w:cs="Times New Roman"/>
+          <w:sz w:val="28"/>
+          <w:szCs w:val="28"/>
+        </w:rPr>
+        <w:t>к</w:t>
+      </w:r>
+      <w:r>
+        <w:rPr>
+          <w:rFonts w:ascii="Times New Roman" w:hAnsi="Times New Roman" w:cs="Times New Roman"/>
+          <w:sz w:val="28"/>
+          <w:szCs w:val="28"/>
+        </w:rPr>
+        <w:t>онтейнеры можно легко перемещать между различными средами (например, от локальной разработки к тестированию и на продакшн), при этом окружение и зависимости приложения остаются идентичными. Это снижает вероятность возникновения проблем, связанных с конфигурацией среды</w:t>
+      </w:r>
+      <w:r>
+        <w:rPr>
+          <w:rFonts w:ascii="Times New Roman" w:hAnsi="Times New Roman" w:cs="Times New Roman"/>
+          <w:sz w:val="28"/>
+          <w:szCs w:val="28"/>
+        </w:rPr>
+        <w:t>;</w:t>
+      </w:r>
+    </w:p>
+    <w:p>
+      <w:pPr>
+        <w:numPr>
+          <w:ilvl w:val="0"/>
+          <w:numId w:val="22"/>
+        </w:numPr>
+        <w:tabs>
+          <w:tab w:val="num" w:pos="720"/>
+        </w:tabs>
+        <w:spacing w:after="0" w:line="360" w:lineRule="auto"/>
+        <w:ind w:left="0" w:firstLine="709"/>
+        <w:jc w:val="both"/>
+        <w:rPr>
+          <w:rFonts w:ascii="Times New Roman" w:hAnsi="Times New Roman" w:cs="Times New Roman"/>
+          <w:sz w:val="28"/>
+          <w:szCs w:val="28"/>
+        </w:rPr>
+      </w:pPr>
+      <w:r>
+        <w:rPr>
+          <w:rFonts w:ascii="Times New Roman" w:hAnsi="Times New Roman" w:cs="Times New Roman"/>
+          <w:sz w:val="28"/>
+          <w:szCs w:val="28"/>
+        </w:rPr>
+        <w:t>Docker и Docker Compose позволяют автоматизировать развертывание приложений с минимальными усилиями. Один файл конфигурации (docker-compose.yml) может описывать всю архитектуру приложения, включая необходимые контейнеры, их связи и параметры запуска</w:t>
+      </w:r>
+      <w:r>
+        <w:rPr>
+          <w:rFonts w:ascii="Times New Roman" w:hAnsi="Times New Roman" w:cs="Times New Roman"/>
+          <w:sz w:val="28"/>
+          <w:szCs w:val="28"/>
+        </w:rPr>
+        <w:t>;</w:t>
+      </w:r>
+    </w:p>
+    <w:p>
+      <w:pPr>
+        <w:numPr>
+          <w:ilvl w:val="0"/>
+          <w:numId w:val="22"/>
+        </w:numPr>
+        <w:tabs>
+          <w:tab w:val="num" w:pos="720"/>
+        </w:tabs>
+        <w:spacing w:after="0" w:line="360" w:lineRule="auto"/>
+        <w:ind w:left="0" w:firstLine="709"/>
+        <w:jc w:val="both"/>
+        <w:rPr>
+          <w:rFonts w:ascii="Times New Roman" w:hAnsi="Times New Roman" w:cs="Times New Roman"/>
+          <w:sz w:val="28"/>
+          <w:szCs w:val="28"/>
+        </w:rPr>
+      </w:pPr>
+      <w:r>
+        <w:rPr>
+          <w:rFonts w:ascii="Times New Roman" w:hAnsi="Times New Roman" w:cs="Times New Roman"/>
+          <w:sz w:val="28"/>
+          <w:szCs w:val="28"/>
+        </w:rPr>
+        <w:lastRenderedPageBreak/>
+        <w:t>к</w:t>
+      </w:r>
+      <w:r>
+        <w:rPr>
+          <w:rFonts w:ascii="Times New Roman" w:hAnsi="Times New Roman" w:cs="Times New Roman"/>
+          <w:sz w:val="28"/>
+          <w:szCs w:val="28"/>
+        </w:rPr>
+        <w:t>онтейнеризированные приложения легко масштабируются. Docker Compose позволяет быстро добавлять и изменять количество экземпляров сервисов, обеспечивая гибкость и оптимизацию ресурсов</w:t>
+      </w:r>
+      <w:r>
+        <w:rPr>
+          <w:rFonts w:ascii="Times New Roman" w:hAnsi="Times New Roman" w:cs="Times New Roman"/>
+          <w:sz w:val="28"/>
+          <w:szCs w:val="28"/>
+        </w:rPr>
+        <w:t>.</w:t>
+      </w:r>
     </w:p>
     <w:p>
       <w:pPr>
@@ -9157,7 +8728,7 @@
           <w:szCs w:val="28"/>
         </w:rPr>
       </w:pPr>
-      <w:bookmarkStart w:id="16" w:name="_Toc181623578"/>
+      <w:bookmarkStart w:id="16" w:name="_Toc182145152"/>
       <w:r>
         <w:rPr>
           <w:rFonts w:ascii="Times New Roman" w:hAnsi="Times New Roman" w:cs="Times New Roman"/>
@@ -9182,18 +8753,1389 @@
           <w:rFonts w:ascii="Times New Roman" w:hAnsi="Times New Roman" w:cs="Times New Roman"/>
           <w:sz w:val="28"/>
           <w:szCs w:val="28"/>
-        </w:rPr>
-      </w:pPr>
-      <w:proofErr w:type="spellStart"/>
-      <w:r>
-        <w:rPr>
-          <w:rFonts w:ascii="Times New Roman" w:hAnsi="Times New Roman" w:cs="Times New Roman"/>
-          <w:sz w:val="28"/>
-          <w:szCs w:val="28"/>
-        </w:rPr>
-        <w:t>опропопро</w:t>
-      </w:r>
-      <w:proofErr w:type="spellEnd"/>
+          <w:lang w:val="en-US"/>
+        </w:rPr>
+      </w:pPr>
+      <w:r>
+        <w:rPr>
+          <w:rFonts w:ascii="Times New Roman" w:hAnsi="Times New Roman" w:cs="Times New Roman"/>
+          <w:sz w:val="28"/>
+          <w:szCs w:val="28"/>
+        </w:rPr>
+        <w:t>Оценка примененных паттернов проектирования в данном приложении выявляет ключевые преимущества и некоторые потенциальные ограничения. Использование микросервисной архитектуры предоставляет независимость и гибкость в разработке и масштабировании отдельных компонентов приложения, таких как обработка данных пользователя, управление медицинскими записями и мониторинг состояния здоровья. Это также позволяет быстро развивать и развертывать новые функциональные модули без необходимости изменять всю систему.</w:t>
+      </w:r>
+    </w:p>
+    <w:p>
+      <w:pPr>
+        <w:pStyle w:val="a9"/>
+        <w:spacing w:after="0" w:line="360" w:lineRule="auto"/>
+        <w:ind w:left="0" w:firstLine="709"/>
+        <w:contextualSpacing w:val="0"/>
+        <w:jc w:val="both"/>
+        <w:rPr>
+          <w:rFonts w:ascii="Times New Roman" w:hAnsi="Times New Roman" w:cs="Times New Roman"/>
+          <w:sz w:val="28"/>
+          <w:szCs w:val="28"/>
+        </w:rPr>
+      </w:pPr>
+      <w:r>
+        <w:rPr>
+          <w:rFonts w:ascii="Times New Roman" w:hAnsi="Times New Roman" w:cs="Times New Roman"/>
+          <w:sz w:val="28"/>
+          <w:szCs w:val="28"/>
+        </w:rPr>
+        <w:t xml:space="preserve">В условиях использования </w:t>
+      </w:r>
+      <w:r>
+        <w:rPr>
+          <w:rFonts w:ascii="Times New Roman" w:hAnsi="Times New Roman" w:cs="Times New Roman"/>
+          <w:sz w:val="28"/>
+          <w:szCs w:val="28"/>
+        </w:rPr>
+        <w:t>микросервисной архитектуры</w:t>
+      </w:r>
+      <w:r>
+        <w:rPr>
+          <w:rFonts w:ascii="Times New Roman" w:hAnsi="Times New Roman" w:cs="Times New Roman"/>
+          <w:sz w:val="28"/>
+          <w:szCs w:val="28"/>
+        </w:rPr>
+        <w:t xml:space="preserve"> предусмотрены определенные паттерны проектирования.</w:t>
+      </w:r>
+    </w:p>
+    <w:p>
+      <w:pPr>
+        <w:pStyle w:val="a9"/>
+        <w:spacing w:after="0" w:line="360" w:lineRule="auto"/>
+        <w:ind w:left="0" w:firstLine="709"/>
+        <w:contextualSpacing w:val="0"/>
+        <w:jc w:val="both"/>
+        <w:rPr>
+          <w:rFonts w:ascii="Times New Roman" w:hAnsi="Times New Roman" w:cs="Times New Roman"/>
+          <w:sz w:val="28"/>
+          <w:szCs w:val="28"/>
+        </w:rPr>
+      </w:pPr>
+      <w:r>
+        <w:rPr>
+          <w:rFonts w:ascii="Times New Roman" w:hAnsi="Times New Roman" w:cs="Times New Roman"/>
+          <w:sz w:val="28"/>
+          <w:szCs w:val="28"/>
+        </w:rPr>
+        <w:t>П</w:t>
+      </w:r>
+      <w:r>
+        <w:rPr>
+          <w:rFonts w:ascii="Times New Roman" w:hAnsi="Times New Roman" w:cs="Times New Roman"/>
+          <w:sz w:val="28"/>
+          <w:szCs w:val="28"/>
+        </w:rPr>
+        <w:t>аттерн Strangler</w:t>
+      </w:r>
+      <w:r>
+        <w:rPr>
+          <w:rFonts w:ascii="Times New Roman" w:hAnsi="Times New Roman" w:cs="Times New Roman"/>
+          <w:sz w:val="28"/>
+          <w:szCs w:val="28"/>
+        </w:rPr>
+        <w:t xml:space="preserve">, представленный на рисунке 14, </w:t>
+      </w:r>
+      <w:r>
+        <w:rPr>
+          <w:rFonts w:ascii="Times New Roman" w:hAnsi="Times New Roman" w:cs="Times New Roman"/>
+          <w:sz w:val="28"/>
+          <w:szCs w:val="28"/>
+        </w:rPr>
+        <w:t>предназначен для постепенного перехода к микросервисной архитектуре от монолитного приложения. Старая функциональность заменяется новыми сервисами, и последние используются после завершения работы, в то время как первые вытесняются.</w:t>
+      </w:r>
+    </w:p>
+    <w:p>
+      <w:pPr>
+        <w:pStyle w:val="a9"/>
+        <w:spacing w:after="0" w:line="360" w:lineRule="auto"/>
+        <w:ind w:left="0" w:firstLine="709"/>
+        <w:contextualSpacing w:val="0"/>
+        <w:jc w:val="both"/>
+        <w:rPr>
+          <w:rFonts w:ascii="Times New Roman" w:hAnsi="Times New Roman" w:cs="Times New Roman"/>
+          <w:sz w:val="28"/>
+          <w:szCs w:val="28"/>
+        </w:rPr>
+      </w:pPr>
+      <w:r>
+        <w:rPr>
+          <w:rFonts w:ascii="Times New Roman" w:hAnsi="Times New Roman" w:cs="Times New Roman"/>
+          <w:sz w:val="28"/>
+          <w:szCs w:val="28"/>
+        </w:rPr>
+        <w:t>Фасадный интерфейс играет важную роль в процессе, когда сервисы, отделившись от монолита, выходят во внешний мир. Таким образом, клиенты узнают о новых сервисах за фасадом, и это заслоняет старую систему.</w:t>
+      </w:r>
+    </w:p>
+    <w:p>
+      <w:pPr>
+        <w:pStyle w:val="a9"/>
+        <w:spacing w:after="0" w:line="360" w:lineRule="auto"/>
+        <w:ind w:left="0" w:firstLine="709"/>
+        <w:contextualSpacing w:val="0"/>
+        <w:jc w:val="both"/>
+        <w:rPr>
+          <w:rFonts w:ascii="Times New Roman" w:hAnsi="Times New Roman" w:cs="Times New Roman"/>
+          <w:sz w:val="28"/>
+          <w:szCs w:val="28"/>
+        </w:rPr>
+      </w:pPr>
+      <w:r>
+        <w:rPr>
+          <w:rFonts w:ascii="Times New Roman" w:hAnsi="Times New Roman" w:cs="Times New Roman"/>
+          <w:sz w:val="28"/>
+          <w:szCs w:val="28"/>
+        </w:rPr>
+        <w:t>Однако в разрабатываемой системе данный паттерн не имеет места быть, так как система изначально реализовывалась с упором на микросервисную архитектуру.</w:t>
+      </w:r>
+    </w:p>
+    <w:p>
+      <w:pPr>
+        <w:pStyle w:val="a9"/>
+        <w:spacing w:after="0" w:line="360" w:lineRule="auto"/>
+        <w:ind w:left="0"/>
+        <w:jc w:val="center"/>
+        <w:rPr>
+          <w:rFonts w:ascii="Times New Roman" w:hAnsi="Times New Roman" w:cs="Times New Roman"/>
+          <w:sz w:val="28"/>
+          <w:szCs w:val="28"/>
+        </w:rPr>
+      </w:pPr>
+      <w:r>
+        <w:rPr>
+          <w:noProof/>
+        </w:rPr>
+        <w:lastRenderedPageBreak/>
+        <w:drawing>
+          <wp:inline distT="0" distB="0" distL="0" distR="0" wp14:anchorId="2AC7A9B3" wp14:editId="628EE23B">
+            <wp:extent cx="4502552" cy="4998771"/>
+            <wp:effectExtent l="0" t="0" r="0" b="0"/>
+            <wp:docPr id="2132888702" name="Рисунок 14"/>
+            <wp:cNvGraphicFramePr>
+              <a:graphicFrameLocks xmlns:a="http://schemas.openxmlformats.org/drawingml/2006/main" noChangeAspect="1"/>
+            </wp:cNvGraphicFramePr>
+            <a:graphic xmlns:a="http://schemas.openxmlformats.org/drawingml/2006/main">
+              <a:graphicData uri="http://schemas.openxmlformats.org/drawingml/2006/picture">
+                <pic:pic xmlns:pic="http://schemas.openxmlformats.org/drawingml/2006/picture">
+                  <pic:nvPicPr>
+                    <pic:cNvPr id="0" name="Picture 48"/>
+                    <pic:cNvPicPr>
+                      <a:picLocks noChangeAspect="1" noChangeArrowheads="1"/>
+                    </pic:cNvPicPr>
+                  </pic:nvPicPr>
+                  <pic:blipFill>
+                    <a:blip r:embed="rId21" cstate="print">
+                      <a:extLst>
+                        <a:ext uri="{28A0092B-C50C-407E-A947-70E740481C1C}">
+                          <a14:useLocalDpi xmlns:a14="http://schemas.microsoft.com/office/drawing/2010/main" val="0"/>
+                        </a:ext>
+                      </a:extLst>
+                    </a:blip>
+                    <a:srcRect/>
+                    <a:stretch>
+                      <a:fillRect/>
+                    </a:stretch>
+                  </pic:blipFill>
+                  <pic:spPr bwMode="auto">
+                    <a:xfrm>
+                      <a:off x="0" y="0"/>
+                      <a:ext cx="4509332" cy="5006298"/>
+                    </a:xfrm>
+                    <a:prstGeom prst="rect">
+                      <a:avLst/>
+                    </a:prstGeom>
+                    <a:noFill/>
+                    <a:ln>
+                      <a:noFill/>
+                    </a:ln>
+                  </pic:spPr>
+                </pic:pic>
+              </a:graphicData>
+            </a:graphic>
+          </wp:inline>
+        </w:drawing>
+      </w:r>
+    </w:p>
+    <w:p>
+      <w:pPr>
+        <w:pStyle w:val="a9"/>
+        <w:spacing w:line="240" w:lineRule="auto"/>
+        <w:ind w:left="0"/>
+        <w:contextualSpacing w:val="0"/>
+        <w:jc w:val="center"/>
+        <w:rPr>
+          <w:rFonts w:ascii="Times New Roman" w:hAnsi="Times New Roman" w:cs="Times New Roman"/>
+          <w:sz w:val="28"/>
+          <w:szCs w:val="28"/>
+        </w:rPr>
+      </w:pPr>
+      <w:r>
+        <w:rPr>
+          <w:rFonts w:ascii="Times New Roman" w:hAnsi="Times New Roman" w:cs="Times New Roman"/>
+          <w:sz w:val="28"/>
+          <w:szCs w:val="28"/>
+        </w:rPr>
+        <w:t>Рисунок 1</w:t>
+      </w:r>
+      <w:r>
+        <w:rPr>
+          <w:rFonts w:ascii="Times New Roman" w:hAnsi="Times New Roman" w:cs="Times New Roman"/>
+          <w:sz w:val="28"/>
+          <w:szCs w:val="28"/>
+        </w:rPr>
+        <w:t>4</w:t>
+      </w:r>
+      <w:r>
+        <w:rPr>
+          <w:rFonts w:ascii="Times New Roman" w:hAnsi="Times New Roman" w:cs="Times New Roman"/>
+          <w:sz w:val="28"/>
+          <w:szCs w:val="28"/>
+        </w:rPr>
+        <w:t xml:space="preserve"> – Представление паттерна </w:t>
+      </w:r>
+      <w:r>
+        <w:rPr>
+          <w:rFonts w:ascii="Times New Roman" w:hAnsi="Times New Roman" w:cs="Times New Roman"/>
+          <w:sz w:val="28"/>
+          <w:szCs w:val="28"/>
+        </w:rPr>
+        <w:t>Strangler</w:t>
+      </w:r>
+    </w:p>
+    <w:p>
+      <w:pPr>
+        <w:pStyle w:val="a9"/>
+        <w:spacing w:after="0" w:line="360" w:lineRule="auto"/>
+        <w:ind w:left="0" w:firstLine="709"/>
+        <w:contextualSpacing w:val="0"/>
+        <w:jc w:val="both"/>
+        <w:rPr>
+          <w:rFonts w:ascii="Times New Roman" w:hAnsi="Times New Roman" w:cs="Times New Roman"/>
+          <w:sz w:val="28"/>
+          <w:szCs w:val="28"/>
+        </w:rPr>
+      </w:pPr>
+      <w:r>
+        <w:rPr>
+          <w:rFonts w:ascii="Times New Roman" w:hAnsi="Times New Roman" w:cs="Times New Roman"/>
+          <w:sz w:val="28"/>
+          <w:szCs w:val="28"/>
+        </w:rPr>
+        <w:t xml:space="preserve">Паттерн API-шлюз </w:t>
+      </w:r>
+      <w:r>
+        <w:rPr>
+          <w:rFonts w:ascii="Times New Roman" w:hAnsi="Times New Roman" w:cs="Times New Roman"/>
+          <w:sz w:val="28"/>
+          <w:szCs w:val="28"/>
+        </w:rPr>
+        <w:t>(</w:t>
+      </w:r>
+      <w:r>
+        <w:rPr>
+          <w:rFonts w:ascii="Times New Roman" w:hAnsi="Times New Roman" w:cs="Times New Roman"/>
+          <w:sz w:val="28"/>
+          <w:szCs w:val="28"/>
+        </w:rPr>
+        <w:t>ApiGateway</w:t>
+      </w:r>
+      <w:r>
+        <w:rPr>
+          <w:rFonts w:ascii="Times New Roman" w:hAnsi="Times New Roman" w:cs="Times New Roman"/>
+          <w:sz w:val="28"/>
+          <w:szCs w:val="28"/>
+        </w:rPr>
+        <w:t xml:space="preserve">), изображенный на рисунке 15, </w:t>
+      </w:r>
+      <w:r>
+        <w:rPr>
+          <w:rFonts w:ascii="Times New Roman" w:hAnsi="Times New Roman" w:cs="Times New Roman"/>
+          <w:sz w:val="28"/>
+          <w:szCs w:val="28"/>
+        </w:rPr>
+        <w:t xml:space="preserve">в данном случае играет важную роль в координации взаимодействий между </w:t>
+      </w:r>
+      <w:r>
+        <w:rPr>
+          <w:rFonts w:ascii="Times New Roman" w:hAnsi="Times New Roman" w:cs="Times New Roman"/>
+          <w:sz w:val="28"/>
+          <w:szCs w:val="28"/>
+        </w:rPr>
+        <w:t>клиентом</w:t>
+      </w:r>
+      <w:r>
+        <w:rPr>
+          <w:rFonts w:ascii="Times New Roman" w:hAnsi="Times New Roman" w:cs="Times New Roman"/>
+          <w:sz w:val="28"/>
+          <w:szCs w:val="28"/>
+        </w:rPr>
+        <w:t xml:space="preserve"> и различными микросервисами, упрощая управление и обеспечивая единое точку доступа для API-запросов. ApiGateway также помогает с балансировкой нагрузки и, при необходимости, с авторизацией, повышая общую безопасность и управляемость. API-шлюз не предоставляет сервисы внешнему миру напрямую, чтобы обеспечить их безопасность. Все вопросы, связанные с безопасностью, решаются на шлюзе, и только аутентифицированные клиенты получают дальнейший доступ.</w:t>
+      </w:r>
+    </w:p>
+    <w:p>
+      <w:pPr>
+        <w:pStyle w:val="a9"/>
+        <w:spacing w:after="0" w:line="360" w:lineRule="auto"/>
+        <w:ind w:left="0"/>
+        <w:jc w:val="center"/>
+        <w:rPr>
+          <w:rFonts w:ascii="Times New Roman" w:hAnsi="Times New Roman" w:cs="Times New Roman"/>
+          <w:sz w:val="28"/>
+          <w:szCs w:val="28"/>
+        </w:rPr>
+      </w:pPr>
+      <w:r>
+        <w:rPr>
+          <w:noProof/>
+        </w:rPr>
+        <w:lastRenderedPageBreak/>
+        <w:drawing>
+          <wp:inline distT="0" distB="0" distL="0" distR="0" wp14:anchorId="00F8D4E8" wp14:editId="67C7AF58">
+            <wp:extent cx="4115161" cy="2997843"/>
+            <wp:effectExtent l="0" t="0" r="0" b="0"/>
+            <wp:docPr id="129985048" name="Рисунок 13"/>
+            <wp:cNvGraphicFramePr>
+              <a:graphicFrameLocks xmlns:a="http://schemas.openxmlformats.org/drawingml/2006/main" noChangeAspect="1"/>
+            </wp:cNvGraphicFramePr>
+            <a:graphic xmlns:a="http://schemas.openxmlformats.org/drawingml/2006/main">
+              <a:graphicData uri="http://schemas.openxmlformats.org/drawingml/2006/picture">
+                <pic:pic xmlns:pic="http://schemas.openxmlformats.org/drawingml/2006/picture">
+                  <pic:nvPicPr>
+                    <pic:cNvPr id="0" name="Picture 46"/>
+                    <pic:cNvPicPr>
+                      <a:picLocks noChangeAspect="1" noChangeArrowheads="1"/>
+                    </pic:cNvPicPr>
+                  </pic:nvPicPr>
+                  <pic:blipFill>
+                    <a:blip r:embed="rId22" cstate="print">
+                      <a:extLst>
+                        <a:ext uri="{28A0092B-C50C-407E-A947-70E740481C1C}">
+                          <a14:useLocalDpi xmlns:a14="http://schemas.microsoft.com/office/drawing/2010/main" val="0"/>
+                        </a:ext>
+                      </a:extLst>
+                    </a:blip>
+                    <a:srcRect/>
+                    <a:stretch>
+                      <a:fillRect/>
+                    </a:stretch>
+                  </pic:blipFill>
+                  <pic:spPr bwMode="auto">
+                    <a:xfrm>
+                      <a:off x="0" y="0"/>
+                      <a:ext cx="4138075" cy="3014536"/>
+                    </a:xfrm>
+                    <a:prstGeom prst="rect">
+                      <a:avLst/>
+                    </a:prstGeom>
+                    <a:noFill/>
+                    <a:ln>
+                      <a:noFill/>
+                    </a:ln>
+                  </pic:spPr>
+                </pic:pic>
+              </a:graphicData>
+            </a:graphic>
+          </wp:inline>
+        </w:drawing>
+      </w:r>
+    </w:p>
+    <w:p>
+      <w:pPr>
+        <w:pStyle w:val="a9"/>
+        <w:spacing w:line="240" w:lineRule="auto"/>
+        <w:ind w:left="0"/>
+        <w:contextualSpacing w:val="0"/>
+        <w:jc w:val="center"/>
+        <w:rPr>
+          <w:rFonts w:ascii="Times New Roman" w:hAnsi="Times New Roman" w:cs="Times New Roman"/>
+          <w:sz w:val="28"/>
+          <w:szCs w:val="28"/>
+        </w:rPr>
+      </w:pPr>
+      <w:r>
+        <w:rPr>
+          <w:rFonts w:ascii="Times New Roman" w:hAnsi="Times New Roman" w:cs="Times New Roman"/>
+          <w:sz w:val="28"/>
+          <w:szCs w:val="28"/>
+        </w:rPr>
+        <w:t>Рисунок 1</w:t>
+      </w:r>
+      <w:r>
+        <w:rPr>
+          <w:rFonts w:ascii="Times New Roman" w:hAnsi="Times New Roman" w:cs="Times New Roman"/>
+          <w:sz w:val="28"/>
+          <w:szCs w:val="28"/>
+        </w:rPr>
+        <w:t>5</w:t>
+      </w:r>
+      <w:r>
+        <w:rPr>
+          <w:rFonts w:ascii="Times New Roman" w:hAnsi="Times New Roman" w:cs="Times New Roman"/>
+          <w:sz w:val="28"/>
+          <w:szCs w:val="28"/>
+        </w:rPr>
+        <w:t xml:space="preserve"> – </w:t>
+      </w:r>
+      <w:r>
+        <w:rPr>
+          <w:rFonts w:ascii="Times New Roman" w:hAnsi="Times New Roman" w:cs="Times New Roman"/>
+          <w:sz w:val="28"/>
+          <w:szCs w:val="28"/>
+        </w:rPr>
+        <w:t xml:space="preserve">Представление паттерна </w:t>
+      </w:r>
+      <w:r>
+        <w:rPr>
+          <w:rFonts w:ascii="Times New Roman" w:hAnsi="Times New Roman" w:cs="Times New Roman"/>
+          <w:sz w:val="28"/>
+          <w:szCs w:val="28"/>
+        </w:rPr>
+        <w:t>API-шлюз</w:t>
+      </w:r>
+    </w:p>
+    <w:p>
+      <w:pPr>
+        <w:pStyle w:val="a9"/>
+        <w:spacing w:after="0" w:line="360" w:lineRule="auto"/>
+        <w:ind w:left="0" w:firstLine="709"/>
+        <w:contextualSpacing w:val="0"/>
+        <w:jc w:val="both"/>
+        <w:rPr>
+          <w:rFonts w:ascii="Times New Roman" w:hAnsi="Times New Roman" w:cs="Times New Roman"/>
+          <w:sz w:val="28"/>
+          <w:szCs w:val="28"/>
+        </w:rPr>
+      </w:pPr>
+      <w:r>
+        <w:rPr>
+          <w:rFonts w:ascii="Times New Roman" w:hAnsi="Times New Roman" w:cs="Times New Roman"/>
+          <w:sz w:val="28"/>
+          <w:szCs w:val="28"/>
+        </w:rPr>
+        <w:t xml:space="preserve">Некоторые запросы требуют обращения к нескольким сервисам, что увеличивает время общения клиента с сервисами. </w:t>
+      </w:r>
+      <w:r>
+        <w:rPr>
+          <w:rFonts w:ascii="Times New Roman" w:hAnsi="Times New Roman" w:cs="Times New Roman"/>
+          <w:sz w:val="28"/>
+          <w:szCs w:val="28"/>
+        </w:rPr>
+        <w:t>Паттерн А</w:t>
+      </w:r>
+      <w:r>
+        <w:rPr>
+          <w:rFonts w:ascii="Times New Roman" w:hAnsi="Times New Roman" w:cs="Times New Roman"/>
+          <w:sz w:val="28"/>
+          <w:szCs w:val="28"/>
+        </w:rPr>
+        <w:t>грегатор</w:t>
+      </w:r>
+      <w:r>
+        <w:rPr>
+          <w:rFonts w:ascii="Times New Roman" w:hAnsi="Times New Roman" w:cs="Times New Roman"/>
+          <w:sz w:val="28"/>
+          <w:szCs w:val="28"/>
+        </w:rPr>
+        <w:t xml:space="preserve">, </w:t>
+      </w:r>
+      <w:r>
+        <w:rPr>
+          <w:rFonts w:ascii="Times New Roman" w:hAnsi="Times New Roman" w:cs="Times New Roman"/>
+          <w:sz w:val="28"/>
+          <w:szCs w:val="28"/>
+        </w:rPr>
+        <w:t>представленный</w:t>
+      </w:r>
+      <w:r>
+        <w:rPr>
+          <w:rFonts w:ascii="Times New Roman" w:hAnsi="Times New Roman" w:cs="Times New Roman"/>
+          <w:sz w:val="28"/>
+          <w:szCs w:val="28"/>
+        </w:rPr>
+        <w:t xml:space="preserve"> на рисунке 1</w:t>
+      </w:r>
+      <w:r>
+        <w:rPr>
+          <w:rFonts w:ascii="Times New Roman" w:hAnsi="Times New Roman" w:cs="Times New Roman"/>
+          <w:sz w:val="28"/>
+          <w:szCs w:val="28"/>
+        </w:rPr>
+        <w:t>6</w:t>
+      </w:r>
+      <w:r>
+        <w:rPr>
+          <w:rFonts w:ascii="Times New Roman" w:hAnsi="Times New Roman" w:cs="Times New Roman"/>
+          <w:sz w:val="28"/>
+          <w:szCs w:val="28"/>
+        </w:rPr>
+        <w:t>,</w:t>
+      </w:r>
+      <w:r>
+        <w:rPr>
+          <w:rFonts w:ascii="Times New Roman" w:hAnsi="Times New Roman" w:cs="Times New Roman"/>
+          <w:sz w:val="28"/>
+          <w:szCs w:val="28"/>
+        </w:rPr>
+        <w:t xml:space="preserve"> может общаться со всеми сервисами и возвращать ответ после агрегации, чтобы сократить обширное общение клиента с сервисами.</w:t>
+      </w:r>
+    </w:p>
+    <w:p>
+      <w:pPr>
+        <w:pStyle w:val="a9"/>
+        <w:spacing w:after="0" w:line="360" w:lineRule="auto"/>
+        <w:ind w:left="0"/>
+        <w:jc w:val="center"/>
+        <w:rPr>
+          <w:rFonts w:ascii="Times New Roman" w:hAnsi="Times New Roman" w:cs="Times New Roman"/>
+          <w:sz w:val="28"/>
+          <w:szCs w:val="28"/>
+        </w:rPr>
+      </w:pPr>
+      <w:r>
+        <w:rPr>
+          <w:noProof/>
+        </w:rPr>
+        <w:drawing>
+          <wp:inline distT="0" distB="0" distL="0" distR="0" wp14:anchorId="21A5DCD3" wp14:editId="64929E16">
+            <wp:extent cx="4276845" cy="3115628"/>
+            <wp:effectExtent l="0" t="0" r="0" b="8890"/>
+            <wp:docPr id="158880757" name="Рисунок 15"/>
+            <wp:cNvGraphicFramePr>
+              <a:graphicFrameLocks xmlns:a="http://schemas.openxmlformats.org/drawingml/2006/main" noChangeAspect="1"/>
+            </wp:cNvGraphicFramePr>
+            <a:graphic xmlns:a="http://schemas.openxmlformats.org/drawingml/2006/main">
+              <a:graphicData uri="http://schemas.openxmlformats.org/drawingml/2006/picture">
+                <pic:pic xmlns:pic="http://schemas.openxmlformats.org/drawingml/2006/picture">
+                  <pic:nvPicPr>
+                    <pic:cNvPr id="0" name="Picture 50"/>
+                    <pic:cNvPicPr>
+                      <a:picLocks noChangeAspect="1" noChangeArrowheads="1"/>
+                    </pic:cNvPicPr>
+                  </pic:nvPicPr>
+                  <pic:blipFill>
+                    <a:blip r:embed="rId23" cstate="print">
+                      <a:extLst>
+                        <a:ext uri="{28A0092B-C50C-407E-A947-70E740481C1C}">
+                          <a14:useLocalDpi xmlns:a14="http://schemas.microsoft.com/office/drawing/2010/main" val="0"/>
+                        </a:ext>
+                      </a:extLst>
+                    </a:blip>
+                    <a:srcRect/>
+                    <a:stretch>
+                      <a:fillRect/>
+                    </a:stretch>
+                  </pic:blipFill>
+                  <pic:spPr bwMode="auto">
+                    <a:xfrm>
+                      <a:off x="0" y="0"/>
+                      <a:ext cx="4304737" cy="3135947"/>
+                    </a:xfrm>
+                    <a:prstGeom prst="rect">
+                      <a:avLst/>
+                    </a:prstGeom>
+                    <a:noFill/>
+                    <a:ln>
+                      <a:noFill/>
+                    </a:ln>
+                  </pic:spPr>
+                </pic:pic>
+              </a:graphicData>
+            </a:graphic>
+          </wp:inline>
+        </w:drawing>
+      </w:r>
+    </w:p>
+    <w:p>
+      <w:pPr>
+        <w:pStyle w:val="a9"/>
+        <w:spacing w:line="240" w:lineRule="auto"/>
+        <w:ind w:left="0"/>
+        <w:contextualSpacing w:val="0"/>
+        <w:jc w:val="center"/>
+        <w:rPr>
+          <w:rFonts w:ascii="Times New Roman" w:hAnsi="Times New Roman" w:cs="Times New Roman"/>
+          <w:sz w:val="28"/>
+          <w:szCs w:val="28"/>
+        </w:rPr>
+      </w:pPr>
+      <w:r>
+        <w:rPr>
+          <w:rFonts w:ascii="Times New Roman" w:hAnsi="Times New Roman" w:cs="Times New Roman"/>
+          <w:sz w:val="28"/>
+          <w:szCs w:val="28"/>
+        </w:rPr>
+        <w:t>Рисунок 1</w:t>
+      </w:r>
+      <w:r>
+        <w:rPr>
+          <w:rFonts w:ascii="Times New Roman" w:hAnsi="Times New Roman" w:cs="Times New Roman"/>
+          <w:sz w:val="28"/>
+          <w:szCs w:val="28"/>
+        </w:rPr>
+        <w:t>6</w:t>
+      </w:r>
+      <w:r>
+        <w:rPr>
+          <w:rFonts w:ascii="Times New Roman" w:hAnsi="Times New Roman" w:cs="Times New Roman"/>
+          <w:sz w:val="28"/>
+          <w:szCs w:val="28"/>
+        </w:rPr>
+        <w:t xml:space="preserve"> – Представление паттерна А</w:t>
+      </w:r>
+      <w:r>
+        <w:rPr>
+          <w:rFonts w:ascii="Times New Roman" w:hAnsi="Times New Roman" w:cs="Times New Roman"/>
+          <w:sz w:val="28"/>
+          <w:szCs w:val="28"/>
+        </w:rPr>
+        <w:t>грегатор</w:t>
+      </w:r>
+    </w:p>
+    <w:p>
+      <w:pPr>
+        <w:pStyle w:val="a9"/>
+        <w:spacing w:after="0" w:line="360" w:lineRule="auto"/>
+        <w:ind w:left="0" w:firstLine="709"/>
+        <w:contextualSpacing w:val="0"/>
+        <w:jc w:val="both"/>
+        <w:rPr>
+          <w:rFonts w:ascii="Times New Roman" w:hAnsi="Times New Roman" w:cs="Times New Roman"/>
+          <w:sz w:val="28"/>
+          <w:szCs w:val="28"/>
+          <w:lang w:val="en-US"/>
+        </w:rPr>
+      </w:pPr>
+      <w:r>
+        <w:rPr>
+          <w:rFonts w:ascii="Times New Roman" w:hAnsi="Times New Roman" w:cs="Times New Roman"/>
+          <w:sz w:val="28"/>
+          <w:szCs w:val="28"/>
+        </w:rPr>
+        <w:t>П</w:t>
+      </w:r>
+      <w:r>
+        <w:rPr>
+          <w:rFonts w:ascii="Times New Roman" w:hAnsi="Times New Roman" w:cs="Times New Roman"/>
+          <w:sz w:val="28"/>
+          <w:szCs w:val="28"/>
+        </w:rPr>
+        <w:t>аттерн</w:t>
+      </w:r>
+      <w:r>
+        <w:rPr>
+          <w:rFonts w:ascii="Times New Roman" w:hAnsi="Times New Roman" w:cs="Times New Roman"/>
+          <w:sz w:val="28"/>
+          <w:szCs w:val="28"/>
+        </w:rPr>
+        <w:t xml:space="preserve"> </w:t>
+      </w:r>
+      <w:r>
+        <w:rPr>
+          <w:rFonts w:ascii="Times New Roman" w:hAnsi="Times New Roman" w:cs="Times New Roman"/>
+          <w:sz w:val="28"/>
+          <w:szCs w:val="28"/>
+          <w:lang w:val="en-US"/>
+        </w:rPr>
+        <w:t>Saga</w:t>
+      </w:r>
+      <w:r>
+        <w:rPr>
+          <w:rFonts w:ascii="Times New Roman" w:hAnsi="Times New Roman" w:cs="Times New Roman"/>
+          <w:sz w:val="28"/>
+          <w:szCs w:val="28"/>
+        </w:rPr>
+        <w:t>, изображенный на рисунке 17,</w:t>
+      </w:r>
+      <w:r>
+        <w:rPr>
+          <w:rFonts w:ascii="Times New Roman" w:hAnsi="Times New Roman" w:cs="Times New Roman"/>
+          <w:sz w:val="28"/>
+          <w:szCs w:val="28"/>
+        </w:rPr>
+        <w:t xml:space="preserve"> помогает в управлении транзакциями, где локальные транзакции в каждом сервисе (saga) </w:t>
+      </w:r>
+      <w:r>
+        <w:rPr>
+          <w:rFonts w:ascii="Times New Roman" w:hAnsi="Times New Roman" w:cs="Times New Roman"/>
+          <w:sz w:val="28"/>
+          <w:szCs w:val="28"/>
+        </w:rPr>
+        <w:lastRenderedPageBreak/>
+        <w:t>выполняются, и выдают событие для следующего сервиса, чтобы начать транзакцию. Если какая-либо из транзакций терпит неудачу, серия транзакций, компенсирующих предыдущую транзакцию, будет выполнена saga, чтобы отменить все изменения, сделанные локальными транзакциями, предшествующими этой.</w:t>
+      </w:r>
+    </w:p>
+    <w:p>
+      <w:pPr>
+        <w:pStyle w:val="a9"/>
+        <w:spacing w:after="0" w:line="360" w:lineRule="auto"/>
+        <w:ind w:left="0" w:firstLine="709"/>
+        <w:contextualSpacing w:val="0"/>
+        <w:jc w:val="both"/>
+        <w:rPr>
+          <w:rFonts w:ascii="Times New Roman" w:hAnsi="Times New Roman" w:cs="Times New Roman"/>
+          <w:sz w:val="28"/>
+          <w:szCs w:val="28"/>
+        </w:rPr>
+      </w:pPr>
+      <w:r>
+        <w:rPr>
+          <w:rFonts w:ascii="Times New Roman" w:hAnsi="Times New Roman" w:cs="Times New Roman"/>
+          <w:sz w:val="28"/>
+          <w:szCs w:val="28"/>
+        </w:rPr>
+        <w:t xml:space="preserve">Существуют </w:t>
+      </w:r>
+      <w:r>
+        <w:rPr>
+          <w:rFonts w:ascii="Times New Roman" w:hAnsi="Times New Roman" w:cs="Times New Roman"/>
+          <w:sz w:val="28"/>
+          <w:szCs w:val="28"/>
+        </w:rPr>
+        <w:t>два</w:t>
+      </w:r>
+      <w:r>
+        <w:rPr>
+          <w:rFonts w:ascii="Times New Roman" w:hAnsi="Times New Roman" w:cs="Times New Roman"/>
+          <w:sz w:val="28"/>
+          <w:szCs w:val="28"/>
+        </w:rPr>
+        <w:t xml:space="preserve"> способа реализации паттерна Sagа</w:t>
+      </w:r>
+      <w:r>
+        <w:rPr>
+          <w:rFonts w:ascii="Times New Roman" w:hAnsi="Times New Roman" w:cs="Times New Roman"/>
+          <w:sz w:val="28"/>
+          <w:szCs w:val="28"/>
+        </w:rPr>
+        <w:t xml:space="preserve">: </w:t>
+      </w:r>
+      <w:r>
+        <w:rPr>
+          <w:rFonts w:ascii="Times New Roman" w:hAnsi="Times New Roman" w:cs="Times New Roman"/>
+          <w:sz w:val="28"/>
+          <w:szCs w:val="28"/>
+        </w:rPr>
+        <w:t>хореографи</w:t>
+      </w:r>
+      <w:r>
+        <w:rPr>
+          <w:rFonts w:ascii="Times New Roman" w:hAnsi="Times New Roman" w:cs="Times New Roman"/>
+          <w:sz w:val="28"/>
+          <w:szCs w:val="28"/>
+        </w:rPr>
+        <w:t>я и о</w:t>
+      </w:r>
+      <w:r>
+        <w:rPr>
+          <w:rFonts w:ascii="Times New Roman" w:hAnsi="Times New Roman" w:cs="Times New Roman"/>
+          <w:sz w:val="28"/>
+          <w:szCs w:val="28"/>
+        </w:rPr>
+        <w:t>ркестрирование.</w:t>
+      </w:r>
+    </w:p>
+    <w:p>
+      <w:pPr>
+        <w:pStyle w:val="a9"/>
+        <w:spacing w:after="0" w:line="360" w:lineRule="auto"/>
+        <w:ind w:left="0" w:firstLine="709"/>
+        <w:contextualSpacing w:val="0"/>
+        <w:jc w:val="both"/>
+        <w:rPr>
+          <w:rFonts w:ascii="Times New Roman" w:hAnsi="Times New Roman" w:cs="Times New Roman"/>
+          <w:sz w:val="28"/>
+          <w:szCs w:val="28"/>
+        </w:rPr>
+      </w:pPr>
+      <w:r>
+        <w:rPr>
+          <w:rFonts w:ascii="Times New Roman" w:hAnsi="Times New Roman" w:cs="Times New Roman"/>
+          <w:sz w:val="28"/>
+          <w:szCs w:val="28"/>
+        </w:rPr>
+        <w:t>В хореографии точка управления не централизована, что означает, что каждый сервис будет публиковать сообщение или событие для других сервисов, запуская локальную транзакцию.</w:t>
+      </w:r>
+    </w:p>
+    <w:p>
+      <w:pPr>
+        <w:pStyle w:val="a9"/>
+        <w:spacing w:after="0" w:line="360" w:lineRule="auto"/>
+        <w:ind w:left="0" w:firstLine="709"/>
+        <w:contextualSpacing w:val="0"/>
+        <w:jc w:val="both"/>
+        <w:rPr>
+          <w:rFonts w:ascii="Times New Roman" w:hAnsi="Times New Roman" w:cs="Times New Roman"/>
+          <w:sz w:val="28"/>
+          <w:szCs w:val="28"/>
+        </w:rPr>
+      </w:pPr>
+      <w:r>
+        <w:rPr>
+          <w:rFonts w:ascii="Times New Roman" w:hAnsi="Times New Roman" w:cs="Times New Roman"/>
+          <w:sz w:val="28"/>
+          <w:szCs w:val="28"/>
+        </w:rPr>
+        <w:t>Оркестрирование обеспечивает способ управления участниками saga (сервисами), сообщая каждому сервису о локальной транзакции, которую ему необходимо выполнить. На событийной основе операции для saga и транзакций обрабатываются оркестратором saga. Состояние отдельной задачи управляется saga, и в случае сбоя он выполнит транзакцию, чтобы компенсировать предыдущие транзакции.</w:t>
+      </w:r>
+    </w:p>
+    <w:p>
+      <w:pPr>
+        <w:pStyle w:val="a9"/>
+        <w:spacing w:after="0" w:line="360" w:lineRule="auto"/>
+        <w:ind w:left="0" w:firstLine="709"/>
+        <w:contextualSpacing w:val="0"/>
+        <w:jc w:val="both"/>
+        <w:rPr>
+          <w:rFonts w:ascii="Times New Roman" w:hAnsi="Times New Roman" w:cs="Times New Roman"/>
+          <w:sz w:val="28"/>
+          <w:szCs w:val="28"/>
+        </w:rPr>
+      </w:pPr>
+      <w:r>
+        <w:rPr>
+          <w:rFonts w:ascii="Times New Roman" w:hAnsi="Times New Roman" w:cs="Times New Roman"/>
+          <w:sz w:val="28"/>
+          <w:szCs w:val="28"/>
+        </w:rPr>
+        <w:t>В</w:t>
+      </w:r>
+      <w:r>
+        <w:rPr>
+          <w:rFonts w:ascii="Times New Roman" w:hAnsi="Times New Roman" w:cs="Times New Roman"/>
+          <w:sz w:val="28"/>
+          <w:szCs w:val="28"/>
+        </w:rPr>
+        <w:t xml:space="preserve"> разрабатываемой системе данный паттерн</w:t>
+      </w:r>
+      <w:r>
+        <w:rPr>
+          <w:rFonts w:ascii="Times New Roman" w:hAnsi="Times New Roman" w:cs="Times New Roman"/>
+          <w:sz w:val="28"/>
+          <w:szCs w:val="28"/>
+        </w:rPr>
+        <w:t xml:space="preserve"> не используется</w:t>
+      </w:r>
+      <w:r>
+        <w:rPr>
+          <w:rFonts w:ascii="Times New Roman" w:hAnsi="Times New Roman" w:cs="Times New Roman"/>
+          <w:sz w:val="28"/>
+          <w:szCs w:val="28"/>
+        </w:rPr>
+        <w:t>, так как</w:t>
+      </w:r>
+      <w:r>
+        <w:rPr>
+          <w:rFonts w:ascii="Times New Roman" w:hAnsi="Times New Roman" w:cs="Times New Roman"/>
+          <w:sz w:val="28"/>
+          <w:szCs w:val="28"/>
+        </w:rPr>
+        <w:t xml:space="preserve"> использование данного паттерна в текущей системе некорректно, избыточно с точки зрения самой архитектуры и расхода ресурсов системы</w:t>
+      </w:r>
+      <w:r>
+        <w:rPr>
+          <w:rFonts w:ascii="Times New Roman" w:hAnsi="Times New Roman" w:cs="Times New Roman"/>
+          <w:sz w:val="28"/>
+          <w:szCs w:val="28"/>
+        </w:rPr>
+        <w:t>.</w:t>
+      </w:r>
+    </w:p>
+    <w:p>
+      <w:pPr>
+        <w:pStyle w:val="a9"/>
+        <w:spacing w:after="0" w:line="360" w:lineRule="auto"/>
+        <w:ind w:left="0"/>
+        <w:jc w:val="center"/>
+        <w:rPr>
+          <w:rFonts w:ascii="Times New Roman" w:hAnsi="Times New Roman" w:cs="Times New Roman"/>
+          <w:sz w:val="28"/>
+          <w:szCs w:val="28"/>
+        </w:rPr>
+      </w:pPr>
+      <w:r>
+        <w:rPr>
+          <w:noProof/>
+        </w:rPr>
+        <w:drawing>
+          <wp:inline distT="0" distB="0" distL="0" distR="0" wp14:anchorId="2CDF1D2B" wp14:editId="5451E387">
+            <wp:extent cx="5940425" cy="2664460"/>
+            <wp:effectExtent l="0" t="0" r="3175" b="2540"/>
+            <wp:docPr id="277777265" name="Рисунок 16"/>
+            <wp:cNvGraphicFramePr>
+              <a:graphicFrameLocks xmlns:a="http://schemas.openxmlformats.org/drawingml/2006/main" noChangeAspect="1"/>
+            </wp:cNvGraphicFramePr>
+            <a:graphic xmlns:a="http://schemas.openxmlformats.org/drawingml/2006/main">
+              <a:graphicData uri="http://schemas.openxmlformats.org/drawingml/2006/picture">
+                <pic:pic xmlns:pic="http://schemas.openxmlformats.org/drawingml/2006/picture">
+                  <pic:nvPicPr>
+                    <pic:cNvPr id="0" name="Picture 52"/>
+                    <pic:cNvPicPr>
+                      <a:picLocks noChangeAspect="1" noChangeArrowheads="1"/>
+                    </pic:cNvPicPr>
+                  </pic:nvPicPr>
+                  <pic:blipFill>
+                    <a:blip r:embed="rId24" cstate="print">
+                      <a:extLst>
+                        <a:ext uri="{28A0092B-C50C-407E-A947-70E740481C1C}">
+                          <a14:useLocalDpi xmlns:a14="http://schemas.microsoft.com/office/drawing/2010/main" val="0"/>
+                        </a:ext>
+                      </a:extLst>
+                    </a:blip>
+                    <a:srcRect/>
+                    <a:stretch>
+                      <a:fillRect/>
+                    </a:stretch>
+                  </pic:blipFill>
+                  <pic:spPr bwMode="auto">
+                    <a:xfrm>
+                      <a:off x="0" y="0"/>
+                      <a:ext cx="5940425" cy="2664460"/>
+                    </a:xfrm>
+                    <a:prstGeom prst="rect">
+                      <a:avLst/>
+                    </a:prstGeom>
+                    <a:noFill/>
+                    <a:ln>
+                      <a:noFill/>
+                    </a:ln>
+                  </pic:spPr>
+                </pic:pic>
+              </a:graphicData>
+            </a:graphic>
+          </wp:inline>
+        </w:drawing>
+      </w:r>
+    </w:p>
+    <w:p>
+      <w:pPr>
+        <w:pStyle w:val="a9"/>
+        <w:spacing w:line="240" w:lineRule="auto"/>
+        <w:ind w:left="0"/>
+        <w:contextualSpacing w:val="0"/>
+        <w:jc w:val="center"/>
+        <w:rPr>
+          <w:rFonts w:ascii="Times New Roman" w:hAnsi="Times New Roman" w:cs="Times New Roman"/>
+          <w:sz w:val="28"/>
+          <w:szCs w:val="28"/>
+        </w:rPr>
+      </w:pPr>
+      <w:r>
+        <w:rPr>
+          <w:rFonts w:ascii="Times New Roman" w:hAnsi="Times New Roman" w:cs="Times New Roman"/>
+          <w:sz w:val="28"/>
+          <w:szCs w:val="28"/>
+        </w:rPr>
+        <w:t>Рисунок 1</w:t>
+      </w:r>
+      <w:r>
+        <w:rPr>
+          <w:rFonts w:ascii="Times New Roman" w:hAnsi="Times New Roman" w:cs="Times New Roman"/>
+          <w:sz w:val="28"/>
+          <w:szCs w:val="28"/>
+        </w:rPr>
+        <w:t>7</w:t>
+      </w:r>
+      <w:r>
+        <w:rPr>
+          <w:rFonts w:ascii="Times New Roman" w:hAnsi="Times New Roman" w:cs="Times New Roman"/>
+          <w:sz w:val="28"/>
+          <w:szCs w:val="28"/>
+        </w:rPr>
+        <w:t xml:space="preserve"> – Представление паттерна </w:t>
+      </w:r>
+      <w:r>
+        <w:rPr>
+          <w:rFonts w:ascii="Times New Roman" w:hAnsi="Times New Roman" w:cs="Times New Roman"/>
+          <w:sz w:val="28"/>
+          <w:szCs w:val="28"/>
+          <w:lang w:val="en-US"/>
+        </w:rPr>
+        <w:t>Saga</w:t>
+      </w:r>
+    </w:p>
+    <w:p>
+      <w:pPr>
+        <w:pStyle w:val="a9"/>
+        <w:spacing w:after="0" w:line="360" w:lineRule="auto"/>
+        <w:ind w:left="0" w:firstLine="709"/>
+        <w:contextualSpacing w:val="0"/>
+        <w:jc w:val="both"/>
+        <w:rPr>
+          <w:rFonts w:ascii="Times New Roman" w:hAnsi="Times New Roman" w:cs="Times New Roman"/>
+          <w:sz w:val="28"/>
+          <w:szCs w:val="28"/>
+        </w:rPr>
+      </w:pPr>
+      <w:r>
+        <w:rPr>
+          <w:rFonts w:ascii="Times New Roman" w:hAnsi="Times New Roman" w:cs="Times New Roman"/>
+          <w:sz w:val="28"/>
+          <w:szCs w:val="28"/>
+        </w:rPr>
+        <w:lastRenderedPageBreak/>
+        <w:t>Паттерн «</w:t>
+      </w:r>
+      <w:r>
+        <w:rPr>
+          <w:rFonts w:ascii="Times New Roman" w:hAnsi="Times New Roman" w:cs="Times New Roman"/>
+          <w:sz w:val="28"/>
+          <w:szCs w:val="28"/>
+        </w:rPr>
+        <w:t>Асинхронн</w:t>
+      </w:r>
+      <w:r>
+        <w:rPr>
+          <w:rFonts w:ascii="Times New Roman" w:hAnsi="Times New Roman" w:cs="Times New Roman"/>
+          <w:sz w:val="28"/>
+          <w:szCs w:val="28"/>
+        </w:rPr>
+        <w:t>ый</w:t>
+      </w:r>
+      <w:r>
+        <w:rPr>
+          <w:rFonts w:ascii="Times New Roman" w:hAnsi="Times New Roman" w:cs="Times New Roman"/>
+          <w:sz w:val="28"/>
+          <w:szCs w:val="28"/>
+        </w:rPr>
+        <w:t xml:space="preserve"> обмен сообщениями</w:t>
+      </w:r>
+      <w:r>
+        <w:rPr>
+          <w:rFonts w:ascii="Times New Roman" w:hAnsi="Times New Roman" w:cs="Times New Roman"/>
+          <w:sz w:val="28"/>
+          <w:szCs w:val="28"/>
+        </w:rPr>
+        <w:t xml:space="preserve">» </w:t>
+      </w:r>
+      <w:r>
+        <w:rPr>
+          <w:rFonts w:ascii="Times New Roman" w:hAnsi="Times New Roman" w:cs="Times New Roman"/>
+          <w:sz w:val="28"/>
+          <w:szCs w:val="28"/>
+        </w:rPr>
+        <w:t>весьма успешно используется в разрабатываемой системе, ведь н</w:t>
+      </w:r>
+      <w:r>
+        <w:rPr>
+          <w:rFonts w:ascii="Times New Roman" w:hAnsi="Times New Roman" w:cs="Times New Roman"/>
+          <w:sz w:val="28"/>
+          <w:szCs w:val="28"/>
+        </w:rPr>
+        <w:t>екоторые запросы</w:t>
+      </w:r>
+      <w:r>
+        <w:rPr>
+          <w:rFonts w:ascii="Times New Roman" w:hAnsi="Times New Roman" w:cs="Times New Roman"/>
+          <w:sz w:val="28"/>
+          <w:szCs w:val="28"/>
+        </w:rPr>
+        <w:t xml:space="preserve"> требуют взаимодействия между собой нескольких сервисов, и, чтобы минимизировать нагрузку и увеличить время отклика системы, используется данных паттер</w:t>
+      </w:r>
+      <w:r>
+        <w:rPr>
+          <w:rFonts w:ascii="Times New Roman" w:hAnsi="Times New Roman" w:cs="Times New Roman"/>
+          <w:sz w:val="28"/>
+          <w:szCs w:val="28"/>
+        </w:rPr>
+        <w:t xml:space="preserve">. Для таких запросов должен быть предусмотрен асинхронный механизм с использованием служб брокера сообщений, таких как </w:t>
+      </w:r>
+      <w:r>
+        <w:rPr>
+          <w:rFonts w:ascii="Times New Roman" w:hAnsi="Times New Roman" w:cs="Times New Roman"/>
+          <w:sz w:val="28"/>
+          <w:szCs w:val="28"/>
+          <w:lang w:val="en-US"/>
+        </w:rPr>
+        <w:t>RabbitMQ</w:t>
+      </w:r>
+      <w:r>
+        <w:rPr>
+          <w:rFonts w:ascii="Times New Roman" w:hAnsi="Times New Roman" w:cs="Times New Roman"/>
+          <w:sz w:val="28"/>
+          <w:szCs w:val="28"/>
+        </w:rPr>
+        <w:t>.</w:t>
+      </w:r>
+      <w:r>
+        <w:rPr>
+          <w:rFonts w:ascii="Times New Roman" w:hAnsi="Times New Roman" w:cs="Times New Roman"/>
+          <w:sz w:val="28"/>
+          <w:szCs w:val="28"/>
+        </w:rPr>
+        <w:t xml:space="preserve"> Пример применения данного паттерна представлен на рисунке 18</w:t>
+      </w:r>
+      <w:r>
+        <w:rPr>
+          <w:rFonts w:ascii="Times New Roman" w:hAnsi="Times New Roman" w:cs="Times New Roman"/>
+          <w:sz w:val="28"/>
+          <w:szCs w:val="28"/>
+        </w:rPr>
+        <w:t>.</w:t>
+      </w:r>
+    </w:p>
+    <w:p>
+      <w:pPr>
+        <w:pStyle w:val="a9"/>
+        <w:spacing w:after="0" w:line="360" w:lineRule="auto"/>
+        <w:ind w:left="0"/>
+        <w:jc w:val="center"/>
+        <w:rPr>
+          <w:rFonts w:ascii="Times New Roman" w:hAnsi="Times New Roman" w:cs="Times New Roman"/>
+          <w:sz w:val="28"/>
+          <w:szCs w:val="28"/>
+        </w:rPr>
+      </w:pPr>
+      <w:r>
+        <w:rPr>
+          <w:noProof/>
+        </w:rPr>
+        <w:drawing>
+          <wp:inline distT="0" distB="0" distL="0" distR="0" wp14:anchorId="7A2122CD" wp14:editId="11C3B700">
+            <wp:extent cx="5940425" cy="1934210"/>
+            <wp:effectExtent l="0" t="0" r="3175" b="8890"/>
+            <wp:docPr id="248252447" name="Рисунок 17"/>
+            <wp:cNvGraphicFramePr>
+              <a:graphicFrameLocks xmlns:a="http://schemas.openxmlformats.org/drawingml/2006/main" noChangeAspect="1"/>
+            </wp:cNvGraphicFramePr>
+            <a:graphic xmlns:a="http://schemas.openxmlformats.org/drawingml/2006/main">
+              <a:graphicData uri="http://schemas.openxmlformats.org/drawingml/2006/picture">
+                <pic:pic xmlns:pic="http://schemas.openxmlformats.org/drawingml/2006/picture">
+                  <pic:nvPicPr>
+                    <pic:cNvPr id="0" name="Picture 54"/>
+                    <pic:cNvPicPr>
+                      <a:picLocks noChangeAspect="1" noChangeArrowheads="1"/>
+                    </pic:cNvPicPr>
+                  </pic:nvPicPr>
+                  <pic:blipFill>
+                    <a:blip r:embed="rId25">
+                      <a:extLst>
+                        <a:ext uri="{28A0092B-C50C-407E-A947-70E740481C1C}">
+                          <a14:useLocalDpi xmlns:a14="http://schemas.microsoft.com/office/drawing/2010/main" val="0"/>
+                        </a:ext>
+                      </a:extLst>
+                    </a:blip>
+                    <a:srcRect/>
+                    <a:stretch>
+                      <a:fillRect/>
+                    </a:stretch>
+                  </pic:blipFill>
+                  <pic:spPr bwMode="auto">
+                    <a:xfrm>
+                      <a:off x="0" y="0"/>
+                      <a:ext cx="5940425" cy="1934210"/>
+                    </a:xfrm>
+                    <a:prstGeom prst="rect">
+                      <a:avLst/>
+                    </a:prstGeom>
+                    <a:noFill/>
+                    <a:ln>
+                      <a:noFill/>
+                    </a:ln>
+                  </pic:spPr>
+                </pic:pic>
+              </a:graphicData>
+            </a:graphic>
+          </wp:inline>
+        </w:drawing>
+      </w:r>
+    </w:p>
+    <w:p>
+      <w:pPr>
+        <w:pStyle w:val="a9"/>
+        <w:spacing w:line="240" w:lineRule="auto"/>
+        <w:ind w:left="0"/>
+        <w:contextualSpacing w:val="0"/>
+        <w:jc w:val="center"/>
+        <w:rPr>
+          <w:rFonts w:ascii="Times New Roman" w:hAnsi="Times New Roman" w:cs="Times New Roman"/>
+          <w:sz w:val="28"/>
+          <w:szCs w:val="28"/>
+        </w:rPr>
+      </w:pPr>
+      <w:r>
+        <w:rPr>
+          <w:rFonts w:ascii="Times New Roman" w:hAnsi="Times New Roman" w:cs="Times New Roman"/>
+          <w:sz w:val="28"/>
+          <w:szCs w:val="28"/>
+        </w:rPr>
+        <w:t>Рисунок 1</w:t>
+      </w:r>
+      <w:r>
+        <w:rPr>
+          <w:rFonts w:ascii="Times New Roman" w:hAnsi="Times New Roman" w:cs="Times New Roman"/>
+          <w:sz w:val="28"/>
+          <w:szCs w:val="28"/>
+        </w:rPr>
+        <w:t>8</w:t>
+      </w:r>
+      <w:r>
+        <w:rPr>
+          <w:rFonts w:ascii="Times New Roman" w:hAnsi="Times New Roman" w:cs="Times New Roman"/>
+          <w:sz w:val="28"/>
+          <w:szCs w:val="28"/>
+        </w:rPr>
+        <w:t xml:space="preserve"> – Представление паттерна «</w:t>
+      </w:r>
+      <w:r>
+        <w:rPr>
+          <w:rFonts w:ascii="Times New Roman" w:hAnsi="Times New Roman" w:cs="Times New Roman"/>
+          <w:sz w:val="28"/>
+          <w:szCs w:val="28"/>
+        </w:rPr>
+        <w:t>Асинхронн</w:t>
+      </w:r>
+      <w:r>
+        <w:rPr>
+          <w:rFonts w:ascii="Times New Roman" w:hAnsi="Times New Roman" w:cs="Times New Roman"/>
+          <w:sz w:val="28"/>
+          <w:szCs w:val="28"/>
+        </w:rPr>
+        <w:t>ый</w:t>
+      </w:r>
+      <w:r>
+        <w:rPr>
+          <w:rFonts w:ascii="Times New Roman" w:hAnsi="Times New Roman" w:cs="Times New Roman"/>
+          <w:sz w:val="28"/>
+          <w:szCs w:val="28"/>
+        </w:rPr>
+        <w:t xml:space="preserve"> обмен сообщениями</w:t>
+      </w:r>
+      <w:r>
+        <w:rPr>
+          <w:rFonts w:ascii="Times New Roman" w:hAnsi="Times New Roman" w:cs="Times New Roman"/>
+          <w:sz w:val="28"/>
+          <w:szCs w:val="28"/>
+        </w:rPr>
+        <w:t>»</w:t>
+      </w:r>
+    </w:p>
+    <w:p>
+      <w:pPr>
+        <w:pStyle w:val="a9"/>
+        <w:spacing w:after="0" w:line="360" w:lineRule="auto"/>
+        <w:ind w:left="0" w:firstLine="709"/>
+        <w:contextualSpacing w:val="0"/>
+        <w:jc w:val="both"/>
+        <w:rPr>
+          <w:rFonts w:ascii="Times New Roman" w:hAnsi="Times New Roman" w:cs="Times New Roman"/>
+          <w:sz w:val="28"/>
+          <w:szCs w:val="28"/>
+        </w:rPr>
+      </w:pPr>
+      <w:r>
+        <w:rPr>
+          <w:rFonts w:ascii="Times New Roman" w:hAnsi="Times New Roman" w:cs="Times New Roman"/>
+          <w:sz w:val="28"/>
+          <w:szCs w:val="28"/>
+        </w:rPr>
+        <w:t>Таким образом, проведя анализ известных паттернов, были выявлены несколько паттернов для разрабатываемой системы, чтобы улучшить взаимодействие сервисов, быстродействие, и дальнейшую масштабируемость, а именно паттерны</w:t>
+      </w:r>
+      <w:r>
+        <w:rPr>
+          <w:rFonts w:ascii="Times New Roman" w:hAnsi="Times New Roman" w:cs="Times New Roman"/>
+          <w:sz w:val="28"/>
+          <w:szCs w:val="28"/>
+        </w:rPr>
+        <w:t xml:space="preserve">: </w:t>
+      </w:r>
+      <w:r>
+        <w:rPr>
+          <w:rFonts w:ascii="Times New Roman" w:hAnsi="Times New Roman" w:cs="Times New Roman"/>
+          <w:sz w:val="28"/>
+          <w:szCs w:val="28"/>
+        </w:rPr>
+        <w:t>API-шлюз</w:t>
+      </w:r>
+      <w:r>
+        <w:rPr>
+          <w:rFonts w:ascii="Times New Roman" w:hAnsi="Times New Roman" w:cs="Times New Roman"/>
+          <w:sz w:val="28"/>
+          <w:szCs w:val="28"/>
+        </w:rPr>
+        <w:t xml:space="preserve">, </w:t>
+      </w:r>
+      <w:r>
+        <w:rPr>
+          <w:rFonts w:ascii="Times New Roman" w:hAnsi="Times New Roman" w:cs="Times New Roman"/>
+          <w:sz w:val="28"/>
+          <w:szCs w:val="28"/>
+        </w:rPr>
+        <w:t>А</w:t>
+      </w:r>
+      <w:r>
+        <w:rPr>
+          <w:rFonts w:ascii="Times New Roman" w:hAnsi="Times New Roman" w:cs="Times New Roman"/>
+          <w:sz w:val="28"/>
+          <w:szCs w:val="28"/>
+        </w:rPr>
+        <w:t>грегатор</w:t>
+      </w:r>
+      <w:r>
+        <w:rPr>
+          <w:rFonts w:ascii="Times New Roman" w:hAnsi="Times New Roman" w:cs="Times New Roman"/>
+          <w:sz w:val="28"/>
+          <w:szCs w:val="28"/>
+        </w:rPr>
+        <w:t xml:space="preserve"> и </w:t>
+      </w:r>
+      <w:r>
+        <w:rPr>
+          <w:rFonts w:ascii="Times New Roman" w:hAnsi="Times New Roman" w:cs="Times New Roman"/>
+          <w:sz w:val="28"/>
+          <w:szCs w:val="28"/>
+        </w:rPr>
+        <w:t>Асинхронн</w:t>
+      </w:r>
+      <w:r>
+        <w:rPr>
+          <w:rFonts w:ascii="Times New Roman" w:hAnsi="Times New Roman" w:cs="Times New Roman"/>
+          <w:sz w:val="28"/>
+          <w:szCs w:val="28"/>
+        </w:rPr>
+        <w:t>ый</w:t>
+      </w:r>
+      <w:r>
+        <w:rPr>
+          <w:rFonts w:ascii="Times New Roman" w:hAnsi="Times New Roman" w:cs="Times New Roman"/>
+          <w:sz w:val="28"/>
+          <w:szCs w:val="28"/>
+        </w:rPr>
+        <w:t xml:space="preserve"> обмен сообщениями</w:t>
+      </w:r>
+      <w:r>
+        <w:rPr>
+          <w:rFonts w:ascii="Times New Roman" w:hAnsi="Times New Roman" w:cs="Times New Roman"/>
+          <w:sz w:val="28"/>
+          <w:szCs w:val="28"/>
+        </w:rPr>
+        <w:t>.</w:t>
+      </w:r>
+    </w:p>
+    <w:p>
+      <w:pPr>
+        <w:pStyle w:val="a9"/>
+        <w:spacing w:after="0" w:line="360" w:lineRule="auto"/>
+        <w:ind w:left="0" w:firstLine="709"/>
+        <w:contextualSpacing w:val="0"/>
+        <w:jc w:val="both"/>
+        <w:rPr>
+          <w:rFonts w:ascii="Times New Roman" w:hAnsi="Times New Roman" w:cs="Times New Roman"/>
+          <w:sz w:val="28"/>
+          <w:szCs w:val="28"/>
+        </w:rPr>
+      </w:pPr>
+      <w:r>
+        <w:rPr>
+          <w:rFonts w:ascii="Times New Roman" w:hAnsi="Times New Roman" w:cs="Times New Roman"/>
+          <w:sz w:val="28"/>
+          <w:szCs w:val="28"/>
+        </w:rPr>
+        <w:br w:type="page"/>
+      </w:r>
     </w:p>
     <w:p>
       <w:pPr>
@@ -9209,9 +10151,10 @@
           <w:bCs/>
           <w:sz w:val="28"/>
           <w:szCs w:val="28"/>
-        </w:rPr>
-      </w:pPr>
-      <w:bookmarkStart w:id="17" w:name="_Toc181623579"/>
+          <w:lang w:val="en-US"/>
+        </w:rPr>
+      </w:pPr>
+      <w:bookmarkStart w:id="17" w:name="_Toc182145153"/>
       <w:r>
         <w:rPr>
           <w:rFonts w:ascii="Times New Roman" w:hAnsi="Times New Roman" w:cs="Times New Roman"/>
@@ -9220,6 +10163,7 @@
           <w:sz w:val="28"/>
           <w:szCs w:val="28"/>
         </w:rPr>
+        <w:lastRenderedPageBreak/>
         <w:t>5 ОБОСНОВАНИЕ ВЫБОРА ТЕХНОЛОГИЙ</w:t>
       </w:r>
       <w:bookmarkEnd w:id="17"/>
@@ -9229,24 +10173,666 @@
         <w:pStyle w:val="a9"/>
         <w:spacing w:after="0" w:line="360" w:lineRule="auto"/>
         <w:ind w:left="0" w:firstLine="709"/>
-        <w:contextualSpacing w:val="0"/>
         <w:jc w:val="both"/>
-        <w:rPr>
-          <w:rFonts w:ascii="Times New Roman" w:hAnsi="Times New Roman" w:cs="Times New Roman"/>
-          <w:sz w:val="28"/>
-          <w:szCs w:val="28"/>
-        </w:rPr>
-      </w:pPr>
-      <w:proofErr w:type="spellStart"/>
-      <w:r>
-        <w:rPr>
-          <w:rFonts w:ascii="Times New Roman" w:hAnsi="Times New Roman" w:cs="Times New Roman"/>
-          <w:sz w:val="28"/>
-          <w:szCs w:val="28"/>
-        </w:rPr>
-        <w:t>шщз</w:t>
-      </w:r>
-      <w:proofErr w:type="spellEnd"/>
+        <w:outlineLvl w:val="1"/>
+        <w:rPr>
+          <w:rFonts w:ascii="Times New Roman" w:hAnsi="Times New Roman" w:cs="Times New Roman"/>
+          <w:sz w:val="28"/>
+          <w:szCs w:val="28"/>
+        </w:rPr>
+      </w:pPr>
+      <w:bookmarkStart w:id="18" w:name="_Toc182145154"/>
+      <w:r>
+        <w:rPr>
+          <w:rFonts w:ascii="Times New Roman" w:hAnsi="Times New Roman" w:cs="Times New Roman"/>
+          <w:b/>
+          <w:bCs/>
+          <w:sz w:val="28"/>
+          <w:szCs w:val="28"/>
+        </w:rPr>
+        <w:t>5.1 Серверная часть</w:t>
+      </w:r>
+      <w:bookmarkEnd w:id="18"/>
+    </w:p>
+    <w:p>
+      <w:pPr>
+        <w:pStyle w:val="a9"/>
+        <w:spacing w:after="0" w:line="360" w:lineRule="auto"/>
+        <w:ind w:left="0" w:firstLine="709"/>
+        <w:jc w:val="both"/>
+        <w:rPr>
+          <w:rFonts w:ascii="Times New Roman" w:hAnsi="Times New Roman" w:cs="Times New Roman"/>
+          <w:sz w:val="28"/>
+          <w:szCs w:val="28"/>
+        </w:rPr>
+      </w:pPr>
+      <w:r>
+        <w:rPr>
+          <w:rFonts w:ascii="Times New Roman" w:hAnsi="Times New Roman" w:cs="Times New Roman"/>
+          <w:sz w:val="28"/>
+          <w:szCs w:val="28"/>
+        </w:rPr>
+        <w:t>При выборе технологий для реализации микросервисной архитектуры стоит рассмотреть несколько популярных языков программирования и их фреймворки, так как каждый язык обладает собственными преимуществами и недостатками для создания сложных распределенных систем.</w:t>
+      </w:r>
+    </w:p>
+    <w:p>
+      <w:pPr>
+        <w:pStyle w:val="a9"/>
+        <w:spacing w:after="0" w:line="360" w:lineRule="auto"/>
+        <w:ind w:left="0" w:firstLine="709"/>
+        <w:jc w:val="both"/>
+        <w:rPr>
+          <w:rFonts w:ascii="Times New Roman" w:hAnsi="Times New Roman" w:cs="Times New Roman"/>
+          <w:sz w:val="28"/>
+          <w:szCs w:val="28"/>
+        </w:rPr>
+      </w:pPr>
+      <w:r>
+        <w:rPr>
+          <w:rFonts w:ascii="Times New Roman" w:hAnsi="Times New Roman" w:cs="Times New Roman"/>
+          <w:sz w:val="28"/>
+          <w:szCs w:val="28"/>
+        </w:rPr>
+        <w:t>Один из широко используемых языков для микросервисов – Java. Его ключевыми преимуществами являются зрелость экосистемы, обширная база библиотек и фреймворков, а также активное сообщество разработчиков. На Java доступны такие фреймворки, как Spring Boot и Dropwizard, которые предлагают надежные инструменты для создания и управления микросервисами. Однако Java может быть избыточно ресурсоемкой, что приводит к высоким требованиям по памяти и производительности, особенно в условиях масштабирования.</w:t>
+      </w:r>
+    </w:p>
+    <w:p>
+      <w:pPr>
+        <w:pStyle w:val="a9"/>
+        <w:spacing w:after="0" w:line="360" w:lineRule="auto"/>
+        <w:ind w:left="0" w:firstLine="709"/>
+        <w:jc w:val="both"/>
+        <w:rPr>
+          <w:rFonts w:ascii="Times New Roman" w:hAnsi="Times New Roman" w:cs="Times New Roman"/>
+          <w:sz w:val="28"/>
+          <w:szCs w:val="28"/>
+        </w:rPr>
+      </w:pPr>
+      <w:r>
+        <w:rPr>
+          <w:rFonts w:ascii="Times New Roman" w:hAnsi="Times New Roman" w:cs="Times New Roman"/>
+          <w:sz w:val="28"/>
+          <w:szCs w:val="28"/>
+        </w:rPr>
+        <w:t>Python также является популярным выбором для создания микросервисов. Его простота и высокая скорость разработки привлекают разработчиков, особенно в области работы с данными и построения API. Для микросервисной архитектуры на Python часто используется фреймворк Django или его более легковесная версия Flask, которая подходит для простых и небольших сервисов. Однако Python уступает в производительности и не предоставляет такой же высокой многозадачности, как другие языки, что ограничивает его возможности в сильно нагруженных системах.</w:t>
+      </w:r>
+    </w:p>
+    <w:p>
+      <w:pPr>
+        <w:pStyle w:val="a9"/>
+        <w:spacing w:after="0" w:line="360" w:lineRule="auto"/>
+        <w:ind w:left="0" w:firstLine="709"/>
+        <w:jc w:val="both"/>
+        <w:rPr>
+          <w:rFonts w:ascii="Times New Roman" w:hAnsi="Times New Roman" w:cs="Times New Roman"/>
+          <w:sz w:val="28"/>
+          <w:szCs w:val="28"/>
+        </w:rPr>
+      </w:pPr>
+      <w:r>
+        <w:rPr>
+          <w:rFonts w:ascii="Times New Roman" w:hAnsi="Times New Roman" w:cs="Times New Roman"/>
+          <w:sz w:val="28"/>
+          <w:szCs w:val="28"/>
+        </w:rPr>
+        <w:t>Node.js позволяет писать серверную логику на JavaScript и особенно хорошо подходит для высоконагруженных приложений с большим числом соединений. Такие фреймворки, как Express.js и Nest.js, предлагают хорошие возможности для создания микросервисов на основе событийной модели. Основным плюсом Node.js является его асинхронность и поддержка масштабирования, но данный стек менее оптимален для процессорных задач и требует значительных усилий для обеспечения безопасности и устойчивости.</w:t>
+      </w:r>
+    </w:p>
+    <w:p>
+      <w:pPr>
+        <w:pStyle w:val="a9"/>
+        <w:spacing w:after="0" w:line="360" w:lineRule="auto"/>
+        <w:ind w:left="0" w:firstLine="709"/>
+        <w:jc w:val="both"/>
+        <w:rPr>
+          <w:rFonts w:ascii="Times New Roman" w:hAnsi="Times New Roman" w:cs="Times New Roman"/>
+          <w:sz w:val="28"/>
+          <w:szCs w:val="28"/>
+        </w:rPr>
+      </w:pPr>
+      <w:r>
+        <w:rPr>
+          <w:rFonts w:ascii="Times New Roman" w:hAnsi="Times New Roman" w:cs="Times New Roman"/>
+          <w:sz w:val="28"/>
+          <w:szCs w:val="28"/>
+        </w:rPr>
+        <w:lastRenderedPageBreak/>
+        <w:t>Golang (Go), напротив, стал одним из предпочтительных языков для микросервисной архитектуры благодаря своей производительности, встроенной поддержке параллелизма и низким требованиям к ресурсам. Go был разработан с целью упрощения написания надежного, многопоточного кода, что делает его особенно подходящим для микросервисов, которые должны обрабатывать большое количество запросов в условиях минимальных задержек. Основным фреймворком для микросервисов на Go является Gin – высокопроизводительный HTTP-фреймворк с минималистичным, но мощным набором функций. Gin обеспечивает быструю маршрутизацию, удобные инструменты для работы с запросами и поддерживает обработку ошибок, что делает его отличным выбором для построения API.</w:t>
+      </w:r>
+    </w:p>
+    <w:p>
+      <w:pPr>
+        <w:pStyle w:val="a9"/>
+        <w:spacing w:after="0" w:line="360" w:lineRule="auto"/>
+        <w:ind w:left="0" w:firstLine="709"/>
+        <w:jc w:val="both"/>
+        <w:rPr>
+          <w:rFonts w:ascii="Times New Roman" w:hAnsi="Times New Roman" w:cs="Times New Roman"/>
+          <w:sz w:val="28"/>
+          <w:szCs w:val="28"/>
+        </w:rPr>
+      </w:pPr>
+      <w:r>
+        <w:rPr>
+          <w:rFonts w:ascii="Times New Roman" w:hAnsi="Times New Roman" w:cs="Times New Roman"/>
+          <w:sz w:val="28"/>
+          <w:szCs w:val="28"/>
+        </w:rPr>
+        <w:t>Сравнивая Golang с другими языками, можно выделить его простоту, высокую производительность и надежность, особенно в плане параллельной обработки запросов. Это особенно важно для микросервисов, которые должны быть независимыми, масштабируемыми и легко тестируемыми. Gin, в свою очередь, обладает лаконичным интерфейсом и позволяет сократить количество кода, необходимого для создания микросервисов. В результате, комбинация Golang и Gin оказывается оптимальным выбором для построения высокопроизводительных и масштабируемых микросервисов.</w:t>
+      </w:r>
+    </w:p>
+    <w:p>
+      <w:pPr>
+        <w:pStyle w:val="a9"/>
+        <w:spacing w:after="0" w:line="360" w:lineRule="auto"/>
+        <w:ind w:left="0" w:firstLine="709"/>
+        <w:jc w:val="both"/>
+        <w:outlineLvl w:val="1"/>
+        <w:rPr>
+          <w:rFonts w:ascii="Times New Roman" w:hAnsi="Times New Roman" w:cs="Times New Roman"/>
+          <w:sz w:val="28"/>
+          <w:szCs w:val="28"/>
+        </w:rPr>
+      </w:pPr>
+      <w:bookmarkStart w:id="19" w:name="_Toc182145155"/>
+      <w:r>
+        <w:rPr>
+          <w:rFonts w:ascii="Times New Roman" w:hAnsi="Times New Roman" w:cs="Times New Roman"/>
+          <w:b/>
+          <w:bCs/>
+          <w:sz w:val="28"/>
+          <w:szCs w:val="28"/>
+        </w:rPr>
+        <w:t>5.2 Клиентская часть</w:t>
+      </w:r>
+      <w:bookmarkEnd w:id="19"/>
+    </w:p>
+    <w:p>
+      <w:pPr>
+        <w:pStyle w:val="a9"/>
+        <w:spacing w:after="0" w:line="360" w:lineRule="auto"/>
+        <w:ind w:left="0" w:firstLine="709"/>
+        <w:jc w:val="both"/>
+        <w:rPr>
+          <w:rFonts w:ascii="Times New Roman" w:hAnsi="Times New Roman" w:cs="Times New Roman"/>
+          <w:sz w:val="28"/>
+          <w:szCs w:val="28"/>
+        </w:rPr>
+      </w:pPr>
+      <w:r>
+        <w:rPr>
+          <w:rFonts w:ascii="Times New Roman" w:hAnsi="Times New Roman" w:cs="Times New Roman"/>
+          <w:sz w:val="28"/>
+          <w:szCs w:val="28"/>
+        </w:rPr>
+        <w:t>При выборе технологий для создания интерфейсов веб-приложений часто рассматриваются несколько популярных JavaScript-библиотек и фреймворков. Каждая из них имеет свои сильные и слабые стороны, влияющие на удобство разработки, производительность и возможности расширения. Одним из наиболее распространённых и универсальных решений является React.</w:t>
+      </w:r>
+    </w:p>
+    <w:p>
+      <w:pPr>
+        <w:pStyle w:val="a9"/>
+        <w:spacing w:after="0" w:line="360" w:lineRule="auto"/>
+        <w:ind w:left="0" w:firstLine="709"/>
+        <w:jc w:val="both"/>
+        <w:rPr>
+          <w:rFonts w:ascii="Times New Roman" w:hAnsi="Times New Roman" w:cs="Times New Roman"/>
+          <w:sz w:val="28"/>
+          <w:szCs w:val="28"/>
+        </w:rPr>
+      </w:pPr>
+      <w:r>
+        <w:rPr>
+          <w:rFonts w:ascii="Times New Roman" w:hAnsi="Times New Roman" w:cs="Times New Roman"/>
+          <w:sz w:val="28"/>
+          <w:szCs w:val="28"/>
+        </w:rPr>
+        <w:t xml:space="preserve">Angular, разработанный Google, предоставляет мощный набор инструментов для создания сложных, масштабируемых приложений с глубокой структурой. Angular предлагает полный набор функций, таких как маршрутизация, управление состоянием и инъекция зависимостей, что делает </w:t>
+      </w:r>
+      <w:r>
+        <w:rPr>
+          <w:rFonts w:ascii="Times New Roman" w:hAnsi="Times New Roman" w:cs="Times New Roman"/>
+          <w:sz w:val="28"/>
+          <w:szCs w:val="28"/>
+        </w:rPr>
+        <w:lastRenderedPageBreak/>
+        <w:t xml:space="preserve">его идеальным для крупных корпоративных проектов. Однако, из-за высокой сложности и наличия жестких архитектурных требований, Angular требует более </w:t>
+      </w:r>
+      <w:r>
+        <w:rPr>
+          <w:rFonts w:ascii="Times New Roman" w:hAnsi="Times New Roman" w:cs="Times New Roman"/>
+          <w:sz w:val="28"/>
+          <w:szCs w:val="28"/>
+        </w:rPr>
+        <w:t>«</w:t>
+      </w:r>
+      <w:r>
+        <w:rPr>
+          <w:rFonts w:ascii="Times New Roman" w:hAnsi="Times New Roman" w:cs="Times New Roman"/>
+          <w:sz w:val="28"/>
+          <w:szCs w:val="28"/>
+        </w:rPr>
+        <w:t>крутого</w:t>
+      </w:r>
+      <w:r>
+        <w:rPr>
+          <w:rFonts w:ascii="Times New Roman" w:hAnsi="Times New Roman" w:cs="Times New Roman"/>
+          <w:sz w:val="28"/>
+          <w:szCs w:val="28"/>
+        </w:rPr>
+        <w:t>»</w:t>
+      </w:r>
+      <w:r>
+        <w:rPr>
+          <w:rFonts w:ascii="Times New Roman" w:hAnsi="Times New Roman" w:cs="Times New Roman"/>
+          <w:sz w:val="28"/>
+          <w:szCs w:val="28"/>
+        </w:rPr>
+        <w:t xml:space="preserve"> обучения, и его использование может быть избыточным для менее сложных приложений.</w:t>
+      </w:r>
+    </w:p>
+    <w:p>
+      <w:pPr>
+        <w:pStyle w:val="a9"/>
+        <w:spacing w:after="0" w:line="360" w:lineRule="auto"/>
+        <w:ind w:left="0" w:firstLine="709"/>
+        <w:jc w:val="both"/>
+        <w:rPr>
+          <w:rFonts w:ascii="Times New Roman" w:hAnsi="Times New Roman" w:cs="Times New Roman"/>
+          <w:sz w:val="28"/>
+          <w:szCs w:val="28"/>
+        </w:rPr>
+      </w:pPr>
+      <w:r>
+        <w:rPr>
+          <w:rFonts w:ascii="Times New Roman" w:hAnsi="Times New Roman" w:cs="Times New Roman"/>
+          <w:sz w:val="28"/>
+          <w:szCs w:val="28"/>
+        </w:rPr>
+        <w:t>Vue.js выделяется своей простотой и гибкостью. Этот фреймворк легко осваивается, имеет простой синтаксис и предоставляет достаточный набор инструментов для создания интерфейсов любой сложности. Vue также поддерживает двухстороннюю привязку данных и предоставляет возможности для расширения через плагины. Тем не менее, Vue менее распространен в крупных корпоративных приложениях, и у него нет такой большой экосистемы и сообщества, как у React и Angular, что иногда ограничивает доступные решения и библиотеки.</w:t>
+      </w:r>
+    </w:p>
+    <w:p>
+      <w:pPr>
+        <w:pStyle w:val="a9"/>
+        <w:spacing w:after="0" w:line="360" w:lineRule="auto"/>
+        <w:ind w:left="0" w:firstLine="709"/>
+        <w:jc w:val="both"/>
+        <w:rPr>
+          <w:rFonts w:ascii="Times New Roman" w:hAnsi="Times New Roman" w:cs="Times New Roman"/>
+          <w:sz w:val="28"/>
+          <w:szCs w:val="28"/>
+        </w:rPr>
+      </w:pPr>
+      <w:r>
+        <w:rPr>
+          <w:rFonts w:ascii="Times New Roman" w:hAnsi="Times New Roman" w:cs="Times New Roman"/>
+          <w:sz w:val="28"/>
+          <w:szCs w:val="28"/>
+        </w:rPr>
+        <w:t>React, разработанный Facebook, стал одним из наиболее популярных выборов для создания интерфейсов, особенно в проектах с компонентной архитектурой. React предоставляет декларативный подход к построению интерфейсов, что упрощает управление состоянием и позволяет создавать модульные, переиспользуемые компоненты. Основные преимущества React включают его высокую производительность (благодаря виртуальному DOM), гибкость и огромную экосистему готовых решений и библиотек. Однако React представляет собой библиотеку, а не полноценный фреймворк, поэтому разработчики зачастую вынуждены дополнительно интегрировать инструменты для управления состоянием (например, Redux), маршрутизации и тестирования. Это позволяет гибко настраивать структуру проекта, но требует дополнительных усилий для создания полноценного стека.</w:t>
+      </w:r>
+    </w:p>
+    <w:p>
+      <w:pPr>
+        <w:pStyle w:val="a9"/>
+        <w:spacing w:after="0" w:line="360" w:lineRule="auto"/>
+        <w:ind w:left="0" w:firstLine="709"/>
+        <w:jc w:val="both"/>
+        <w:rPr>
+          <w:rFonts w:ascii="Times New Roman" w:hAnsi="Times New Roman" w:cs="Times New Roman"/>
+          <w:sz w:val="28"/>
+          <w:szCs w:val="28"/>
+        </w:rPr>
+      </w:pPr>
+      <w:r>
+        <w:rPr>
+          <w:rFonts w:ascii="Times New Roman" w:hAnsi="Times New Roman" w:cs="Times New Roman"/>
+          <w:sz w:val="28"/>
+          <w:szCs w:val="28"/>
+        </w:rPr>
+        <w:t>Сравнивая React с другими решениями, можно выделить его простоту, гибкость и широкую поддержку со стороны сообщества. Благодаря компонентной архитектуре и активной экосистеме библиотек, React предоставляет разработчикам возможность быстро строить сложные пользовательские интерфейсы и поддерживать их в актуальном состоянии.</w:t>
+      </w:r>
+    </w:p>
+    <w:p>
+      <w:pPr>
+        <w:pStyle w:val="a9"/>
+        <w:spacing w:after="0" w:line="360" w:lineRule="auto"/>
+        <w:ind w:left="0" w:firstLine="709"/>
+        <w:jc w:val="both"/>
+        <w:outlineLvl w:val="1"/>
+        <w:rPr>
+          <w:rFonts w:ascii="Times New Roman" w:hAnsi="Times New Roman" w:cs="Times New Roman"/>
+          <w:sz w:val="28"/>
+          <w:szCs w:val="28"/>
+        </w:rPr>
+      </w:pPr>
+      <w:bookmarkStart w:id="20" w:name="_Toc182145156"/>
+      <w:r>
+        <w:rPr>
+          <w:rFonts w:ascii="Times New Roman" w:hAnsi="Times New Roman" w:cs="Times New Roman"/>
+          <w:b/>
+          <w:bCs/>
+          <w:sz w:val="28"/>
+          <w:szCs w:val="28"/>
+        </w:rPr>
+        <w:t>5.3 Технологии передачи данных</w:t>
+      </w:r>
+      <w:bookmarkEnd w:id="20"/>
+    </w:p>
+    <w:p>
+      <w:pPr>
+        <w:pStyle w:val="a9"/>
+        <w:spacing w:after="0" w:line="360" w:lineRule="auto"/>
+        <w:ind w:left="0" w:firstLine="709"/>
+        <w:jc w:val="both"/>
+        <w:rPr>
+          <w:rFonts w:ascii="Times New Roman" w:hAnsi="Times New Roman" w:cs="Times New Roman"/>
+          <w:sz w:val="28"/>
+          <w:szCs w:val="28"/>
+        </w:rPr>
+      </w:pPr>
+      <w:r>
+        <w:rPr>
+          <w:rFonts w:ascii="Times New Roman" w:hAnsi="Times New Roman" w:cs="Times New Roman"/>
+          <w:sz w:val="28"/>
+          <w:szCs w:val="28"/>
+        </w:rPr>
+        <w:lastRenderedPageBreak/>
+        <w:t>GraphQL это язык запросов, разработанный Facebook для более гибкого и эффективного взаимодействия между клиентом и сервером. В отличие от традиционного REST, где каждый запрос возвращает фиксированные данные, GraphQL позволяет клиенту запрашивать только те поля и данные, которые ему необходимы, что сокращает объем передаваемых данных и снижает нагрузку на сеть. Основными преимуществами GraphQL являются гибкость и возможность создавать комплексные запросы, однако его настройка и обслуживание может быть сложнее по сравнению с REST.</w:t>
+      </w:r>
+    </w:p>
+    <w:p>
+      <w:pPr>
+        <w:pStyle w:val="a9"/>
+        <w:spacing w:after="0" w:line="360" w:lineRule="auto"/>
+        <w:ind w:left="0" w:firstLine="709"/>
+        <w:jc w:val="both"/>
+        <w:rPr>
+          <w:rFonts w:ascii="Times New Roman" w:hAnsi="Times New Roman" w:cs="Times New Roman"/>
+          <w:sz w:val="28"/>
+          <w:szCs w:val="28"/>
+          <w:lang w:val="en-US"/>
+        </w:rPr>
+      </w:pPr>
+      <w:r>
+        <w:rPr>
+          <w:rFonts w:ascii="Times New Roman" w:hAnsi="Times New Roman" w:cs="Times New Roman"/>
+          <w:sz w:val="28"/>
+          <w:szCs w:val="28"/>
+        </w:rPr>
+        <w:t>gRPC это открытый фреймворк от Google, ориентированный на высокопроизводительное взаимодействие между сервисами. gRPC использует Protocol Buffers (protobuf) для сериализации данных, что делает его легковесным и экономит пропускную способность. Одним из преимуществ gRPC является возможность работы в режиме реального времени, когда каждый сервис может отправлять и получать данные одновременно. Этот протокол особенно полезен для микросервисов, требующих высокой производительности и возможности многозадачности.</w:t>
+      </w:r>
+    </w:p>
+    <w:p>
+      <w:pPr>
+        <w:pStyle w:val="a9"/>
+        <w:spacing w:after="0" w:line="360" w:lineRule="auto"/>
+        <w:ind w:left="0" w:firstLine="709"/>
+        <w:jc w:val="both"/>
+        <w:rPr>
+          <w:rFonts w:ascii="Times New Roman" w:hAnsi="Times New Roman" w:cs="Times New Roman"/>
+          <w:sz w:val="28"/>
+          <w:szCs w:val="28"/>
+        </w:rPr>
+      </w:pPr>
+      <w:r>
+        <w:rPr>
+          <w:rFonts w:ascii="Times New Roman" w:hAnsi="Times New Roman" w:cs="Times New Roman"/>
+          <w:sz w:val="28"/>
+          <w:szCs w:val="28"/>
+        </w:rPr>
+        <w:t>RabbitMQ это брокер сообщений, который управляет асинхронной передачей данных между сервисами и подходит для реализации событийной архитектуры. В RabbitMQ сообщения помещаются в очереди, которые могут прослушивать другие сервисы, обрабатывая сообщения по мере их поступления. Основными преимуществами RabbitMQ являются его высокая стабильность, гибкость в настройке обмена сообщениями и возможность поддержки множества протоколов (например, AMQP). Этот инструмент идеально подходит для микросервисов, которые не зависят от мгновенного ответа, поскольку он поддерживает асинхронное взаимодействие, что позволяет снижать нагрузку на систему.</w:t>
+      </w:r>
+    </w:p>
+    <w:p>
+      <w:pPr>
+        <w:pStyle w:val="a9"/>
+        <w:spacing w:after="0" w:line="360" w:lineRule="auto"/>
+        <w:ind w:left="0" w:firstLine="709"/>
+        <w:jc w:val="both"/>
+        <w:outlineLvl w:val="1"/>
+        <w:rPr>
+          <w:rFonts w:ascii="Times New Roman" w:hAnsi="Times New Roman" w:cs="Times New Roman"/>
+          <w:sz w:val="28"/>
+          <w:szCs w:val="28"/>
+        </w:rPr>
+      </w:pPr>
+      <w:bookmarkStart w:id="21" w:name="_Toc182145157"/>
+      <w:r>
+        <w:rPr>
+          <w:rFonts w:ascii="Times New Roman" w:hAnsi="Times New Roman" w:cs="Times New Roman"/>
+          <w:b/>
+          <w:bCs/>
+          <w:sz w:val="28"/>
+          <w:szCs w:val="28"/>
+        </w:rPr>
+        <w:t>5.4 Базы данных</w:t>
+      </w:r>
+      <w:bookmarkEnd w:id="21"/>
+    </w:p>
+    <w:p>
+      <w:pPr>
+        <w:spacing w:after="0" w:line="360" w:lineRule="auto"/>
+        <w:ind w:firstLine="709"/>
+        <w:jc w:val="both"/>
+        <w:rPr>
+          <w:rFonts w:ascii="Times New Roman" w:hAnsi="Times New Roman" w:cs="Times New Roman"/>
+          <w:sz w:val="28"/>
+          <w:szCs w:val="28"/>
+          <w:lang w:val="en-US"/>
+        </w:rPr>
+      </w:pPr>
+      <w:r>
+        <w:rPr>
+          <w:rFonts w:ascii="Times New Roman" w:hAnsi="Times New Roman" w:cs="Times New Roman"/>
+          <w:sz w:val="28"/>
+          <w:szCs w:val="28"/>
+        </w:rPr>
+        <w:t xml:space="preserve">При выборе базы данных для микросервисной архитектуры или любого масштабного приложения важно учитывать различные факторы: надежность, производительность, возможность масштабирования, поддержка транзакций, </w:t>
+      </w:r>
+      <w:r>
+        <w:rPr>
+          <w:rFonts w:ascii="Times New Roman" w:hAnsi="Times New Roman" w:cs="Times New Roman"/>
+          <w:sz w:val="28"/>
+          <w:szCs w:val="28"/>
+        </w:rPr>
+        <w:lastRenderedPageBreak/>
+        <w:t>удобство интеграции и активное сообщество. Среди популярных реляционных баз данных PostgreSQL выделяется своей гибкостью, мощностью и широкой функциональностью, что делает её одним из лучших решений для современных приложений.</w:t>
+      </w:r>
+    </w:p>
+    <w:p>
+      <w:pPr>
+        <w:spacing w:after="0" w:line="360" w:lineRule="auto"/>
+        <w:ind w:firstLine="709"/>
+        <w:jc w:val="both"/>
+        <w:rPr>
+          <w:rFonts w:ascii="Times New Roman" w:hAnsi="Times New Roman" w:cs="Times New Roman"/>
+          <w:sz w:val="28"/>
+          <w:szCs w:val="28"/>
+        </w:rPr>
+      </w:pPr>
+      <w:r>
+        <w:rPr>
+          <w:rFonts w:ascii="Times New Roman" w:hAnsi="Times New Roman" w:cs="Times New Roman"/>
+          <w:sz w:val="28"/>
+          <w:szCs w:val="28"/>
+        </w:rPr>
+        <w:t xml:space="preserve">PostgreSQL – это реляционная база данных с открытым исходным кодом, которая имеет долгую историю развития и отличную репутацию за свою надежность. Она поддерживает сложные SQL-запросы, транзакции и предоставляет обширный набор встроенных функций для работы с данными. </w:t>
+      </w:r>
+    </w:p>
+    <w:p>
+      <w:pPr>
+        <w:spacing w:after="0" w:line="360" w:lineRule="auto"/>
+        <w:ind w:firstLine="709"/>
+        <w:jc w:val="both"/>
+        <w:rPr>
+          <w:rFonts w:ascii="Times New Roman" w:hAnsi="Times New Roman" w:cs="Times New Roman"/>
+          <w:sz w:val="28"/>
+          <w:szCs w:val="28"/>
+          <w:lang w:val="en-US"/>
+        </w:rPr>
+      </w:pPr>
+      <w:r>
+        <w:rPr>
+          <w:rFonts w:ascii="Times New Roman" w:hAnsi="Times New Roman" w:cs="Times New Roman"/>
+          <w:sz w:val="28"/>
+          <w:szCs w:val="28"/>
+        </w:rPr>
+        <w:t>Сравнивая PostgreSQL с другими популярными базами данных, можно выделить её преимущества перед MySQL и SQLite. MySQL часто используется в веб-приложениях из-за её высокой скорости, но PostgreSQL обеспечивает более строгую поддержку стандартов SQL и предоставляет дополнительные функции, такие как</w:t>
+      </w:r>
+      <w:r>
+        <w:rPr>
+          <w:rFonts w:ascii="Times New Roman" w:hAnsi="Times New Roman" w:cs="Times New Roman"/>
+          <w:sz w:val="28"/>
+          <w:szCs w:val="28"/>
+        </w:rPr>
+        <w:t xml:space="preserve"> </w:t>
+      </w:r>
+      <w:r>
+        <w:rPr>
+          <w:rFonts w:ascii="Times New Roman" w:hAnsi="Times New Roman" w:cs="Times New Roman"/>
+          <w:sz w:val="28"/>
+          <w:szCs w:val="28"/>
+        </w:rPr>
+        <w:t>индексы на выражениях и возможности полнотекстового поиска, что делает её мощнее и гибче. В отличие от SQLite, которая является легковесной базой данных и подходит для небольших проектов или прототипов, PostgreSQL масштабируется и поддерживает работу с большими объемами данных, что делает её подходящей для крупных и высоконагруженных систем.</w:t>
+      </w:r>
+    </w:p>
+    <w:p>
+      <w:pPr>
+        <w:spacing w:after="0" w:line="360" w:lineRule="auto"/>
+        <w:ind w:firstLine="709"/>
+        <w:jc w:val="both"/>
+        <w:rPr>
+          <w:rFonts w:ascii="Times New Roman" w:hAnsi="Times New Roman" w:cs="Times New Roman"/>
+          <w:sz w:val="28"/>
+          <w:szCs w:val="28"/>
+          <w:lang w:val="en-US"/>
+        </w:rPr>
+      </w:pPr>
+      <w:r>
+        <w:rPr>
+          <w:rFonts w:ascii="Times New Roman" w:hAnsi="Times New Roman" w:cs="Times New Roman"/>
+          <w:sz w:val="28"/>
+          <w:szCs w:val="28"/>
+        </w:rPr>
+        <w:t>С точки зрения микросервисной архитектуры PostgreSQL также поддерживает шардинг и репликацию, что позволяет распределять нагрузку и обеспечивать высокую доступность. Это критично для приложений, которым требуется отказоустойчивость и возможность горизонтального масштабирования. PostgreSQL предлагает инструменты для создания резервных копий и восстановления, что важно для долгосрочного хранения данных и защиты от сбоев.</w:t>
+      </w:r>
+    </w:p>
+    <w:p>
+      <w:pPr>
+        <w:pStyle w:val="2"/>
+        <w:spacing w:line="360" w:lineRule="auto"/>
+        <w:ind w:firstLine="709"/>
+        <w:jc w:val="both"/>
+        <w:rPr>
+          <w:rFonts w:ascii="Times New Roman" w:hAnsi="Times New Roman" w:cs="Times New Roman"/>
+          <w:b/>
+          <w:bCs/>
+          <w:color w:val="auto"/>
+          <w:sz w:val="28"/>
+          <w:szCs w:val="28"/>
+        </w:rPr>
+      </w:pPr>
+      <w:bookmarkStart w:id="22" w:name="_Toc182145158"/>
+      <w:r>
+        <w:rPr>
+          <w:rFonts w:ascii="Times New Roman" w:hAnsi="Times New Roman" w:cs="Times New Roman"/>
+          <w:b/>
+          <w:bCs/>
+          <w:color w:val="auto"/>
+          <w:sz w:val="28"/>
+          <w:szCs w:val="28"/>
+        </w:rPr>
+        <w:t>5.5 Развертывание</w:t>
+      </w:r>
+      <w:bookmarkEnd w:id="22"/>
+    </w:p>
+    <w:p>
+      <w:pPr>
+        <w:spacing w:after="0" w:line="360" w:lineRule="auto"/>
+        <w:ind w:firstLine="709"/>
+        <w:jc w:val="both"/>
+        <w:rPr>
+          <w:rFonts w:ascii="Times New Roman" w:hAnsi="Times New Roman" w:cs="Times New Roman"/>
+          <w:sz w:val="28"/>
+          <w:szCs w:val="28"/>
+        </w:rPr>
+      </w:pPr>
+      <w:r>
+        <w:rPr>
+          <w:rFonts w:ascii="Times New Roman" w:hAnsi="Times New Roman" w:cs="Times New Roman"/>
+          <w:sz w:val="28"/>
+          <w:szCs w:val="28"/>
+        </w:rPr>
+        <w:t xml:space="preserve">Docker это платформа для контейнеризации, которая позволяет разработчикам упаковывать приложения и все их зависимости в изолированные контейнеры. Контейнеры представляют собой легковесные и независимые среды, содержащие код приложения, библиотеки, файлы </w:t>
+      </w:r>
+      <w:r>
+        <w:rPr>
+          <w:rFonts w:ascii="Times New Roman" w:hAnsi="Times New Roman" w:cs="Times New Roman"/>
+          <w:sz w:val="28"/>
+          <w:szCs w:val="28"/>
+        </w:rPr>
+        <w:lastRenderedPageBreak/>
+        <w:t>конфигурации и другие зависимости, что делает их портируемыми и легкими для развертывания на различных системах. Контейнеры могут запускаться в изолированных пространствах на одном и том же сервере, благодаря чему достигается высокая плотность приложений и эффективное использование ресурсов.</w:t>
+      </w:r>
+    </w:p>
+    <w:p>
+      <w:pPr>
+        <w:spacing w:after="0" w:line="360" w:lineRule="auto"/>
+        <w:ind w:firstLine="709"/>
+        <w:jc w:val="both"/>
+        <w:rPr>
+          <w:rFonts w:ascii="Times New Roman" w:hAnsi="Times New Roman" w:cs="Times New Roman"/>
+          <w:sz w:val="28"/>
+          <w:szCs w:val="28"/>
+        </w:rPr>
+      </w:pPr>
+      <w:r>
+        <w:rPr>
+          <w:rFonts w:ascii="Times New Roman" w:hAnsi="Times New Roman" w:cs="Times New Roman"/>
+          <w:sz w:val="28"/>
+          <w:szCs w:val="28"/>
+        </w:rPr>
+        <w:t>Основное преимущество Docker заключается в том, что контейнеры делают приложения независимыми от конфигураций операционной системы и оборудования, что позволяет избежать распространенных проблем с совместимостью. Один и тот же контейнер с приложением можно запустить на разных серверах, будь то локальная машина разработчика, сервер тестирования или облачная среда, при этом приложение всегда будет работать одинаково, так как весь необходимый софт упакован в контейнер. Это значительно ускоряет процесс разработки, тестирования и развертывания приложений, особенно в условиях микросервисной архитектуры, где каждое приложение или его часть может быть развернуто в отдельном контейнере.</w:t>
+      </w:r>
+    </w:p>
+    <w:p>
+      <w:pPr>
+        <w:spacing w:line="360" w:lineRule="auto"/>
+        <w:ind w:firstLine="709"/>
+        <w:jc w:val="both"/>
+        <w:rPr>
+          <w:rFonts w:ascii="Times New Roman" w:hAnsi="Times New Roman" w:cs="Times New Roman"/>
+          <w:sz w:val="28"/>
+          <w:szCs w:val="28"/>
+          <w:lang w:val="en-US"/>
+        </w:rPr>
+      </w:pPr>
+      <w:r>
+        <w:rPr>
+          <w:rFonts w:ascii="Times New Roman" w:hAnsi="Times New Roman" w:cs="Times New Roman"/>
+          <w:sz w:val="28"/>
+          <w:szCs w:val="28"/>
+        </w:rPr>
+        <w:t>Кроме того, Docker позволяет эффективно масштабировать приложения. Поскольку контейнеры легковеснее виртуальных машин, они требуют меньше ресурсов и быстрее запускаются, что делает Docker идеальным решением для микросервисной архитектуры. С его помощью можно настроить оркестрацию контейнеров с использованием таких инструментов, как Kubernetes или Docker Swarm, которые автоматизируют развертывание, масштабирование и управление контейнерами в кластере.</w:t>
+      </w:r>
+    </w:p>
+    <w:p>
+      <w:pPr>
+        <w:rPr>
+          <w:rFonts w:ascii="Times New Roman" w:hAnsi="Times New Roman" w:cs="Times New Roman"/>
+          <w:sz w:val="28"/>
+          <w:szCs w:val="28"/>
+        </w:rPr>
+      </w:pPr>
+      <w:r>
+        <w:rPr>
+          <w:rFonts w:ascii="Times New Roman" w:hAnsi="Times New Roman" w:cs="Times New Roman"/>
+          <w:sz w:val="28"/>
+          <w:szCs w:val="28"/>
+        </w:rPr>
+        <w:br w:type="page"/>
+      </w:r>
     </w:p>
     <w:p>
       <w:pPr>
@@ -9264,7 +10850,7 @@
           <w:szCs w:val="28"/>
         </w:rPr>
       </w:pPr>
-      <w:bookmarkStart w:id="18" w:name="_Toc181623580"/>
+      <w:bookmarkStart w:id="23" w:name="_Toc182145159"/>
       <w:r>
         <w:rPr>
           <w:rFonts w:ascii="Times New Roman" w:hAnsi="Times New Roman" w:cs="Times New Roman"/>
@@ -9273,6 +10859,7 @@
           <w:sz w:val="28"/>
           <w:szCs w:val="28"/>
         </w:rPr>
+        <w:lastRenderedPageBreak/>
         <w:t xml:space="preserve">6 </w:t>
       </w:r>
       <w:r>
@@ -9285,7 +10872,7 @@
         </w:rPr>
         <w:t>РАЗРАБОТКА И РАЗВОРАЧИВАНИЕ</w:t>
       </w:r>
-      <w:bookmarkEnd w:id="18"/>
+      <w:bookmarkEnd w:id="23"/>
     </w:p>
     <w:p>
       <w:pPr>
@@ -9300,7 +10887,6 @@
           <w:szCs w:val="28"/>
         </w:rPr>
       </w:pPr>
-      <w:proofErr w:type="spellStart"/>
       <w:r>
         <w:rPr>
           <w:rFonts w:ascii="Times New Roman" w:hAnsi="Times New Roman" w:cs="Times New Roman"/>
@@ -9309,7 +10895,23 @@
         </w:rPr>
         <w:t>оозз</w:t>
       </w:r>
-      <w:proofErr w:type="spellEnd"/>
+    </w:p>
+    <w:p>
+      <w:pPr>
+        <w:rPr>
+          <w:rFonts w:ascii="Times New Roman" w:hAnsi="Times New Roman" w:cs="Times New Roman"/>
+          <w:sz w:val="28"/>
+          <w:szCs w:val="28"/>
+        </w:rPr>
+      </w:pPr>
+      <w:r>
+        <w:rPr>
+          <w:rFonts w:ascii="Times New Roman" w:hAnsi="Times New Roman" w:cs="Times New Roman"/>
+          <w:sz w:val="28"/>
+          <w:szCs w:val="28"/>
+        </w:rPr>
+        <w:br w:type="page"/>
+      </w:r>
     </w:p>
     <w:p>
       <w:pPr>
@@ -9327,7 +10929,7 @@
           <w:szCs w:val="28"/>
         </w:rPr>
       </w:pPr>
-      <w:bookmarkStart w:id="19" w:name="_Toc181623581"/>
+      <w:bookmarkStart w:id="24" w:name="_Toc182145160"/>
       <w:r>
         <w:rPr>
           <w:rFonts w:ascii="Times New Roman" w:hAnsi="Times New Roman" w:cs="Times New Roman"/>
@@ -9336,9 +10938,10 @@
           <w:sz w:val="28"/>
           <w:szCs w:val="28"/>
         </w:rPr>
+        <w:lastRenderedPageBreak/>
         <w:t>7 ТЕСТИРОВАНИЕ</w:t>
       </w:r>
-      <w:bookmarkEnd w:id="19"/>
+      <w:bookmarkEnd w:id="24"/>
     </w:p>
     <w:p>
       <w:pPr>
@@ -9353,7 +10956,6 @@
           <w:szCs w:val="28"/>
         </w:rPr>
       </w:pPr>
-      <w:proofErr w:type="spellStart"/>
       <w:r>
         <w:rPr>
           <w:rFonts w:ascii="Times New Roman" w:hAnsi="Times New Roman" w:cs="Times New Roman"/>
@@ -9362,7 +10964,23 @@
         </w:rPr>
         <w:t>долд</w:t>
       </w:r>
-      <w:proofErr w:type="spellEnd"/>
+    </w:p>
+    <w:p>
+      <w:pPr>
+        <w:rPr>
+          <w:rFonts w:ascii="Times New Roman" w:hAnsi="Times New Roman" w:cs="Times New Roman"/>
+          <w:sz w:val="28"/>
+          <w:szCs w:val="28"/>
+        </w:rPr>
+      </w:pPr>
+      <w:r>
+        <w:rPr>
+          <w:rFonts w:ascii="Times New Roman" w:hAnsi="Times New Roman" w:cs="Times New Roman"/>
+          <w:sz w:val="28"/>
+          <w:szCs w:val="28"/>
+        </w:rPr>
+        <w:br w:type="page"/>
+      </w:r>
     </w:p>
     <w:p>
       <w:pPr>
@@ -9380,7 +10998,7 @@
           <w:szCs w:val="28"/>
         </w:rPr>
       </w:pPr>
-      <w:bookmarkStart w:id="20" w:name="_Toc181623582"/>
+      <w:bookmarkStart w:id="25" w:name="_Toc182145161"/>
       <w:r>
         <w:rPr>
           <w:rFonts w:ascii="Times New Roman" w:hAnsi="Times New Roman" w:cs="Times New Roman"/>
@@ -9389,9 +11007,10 @@
           <w:sz w:val="28"/>
           <w:szCs w:val="28"/>
         </w:rPr>
+        <w:lastRenderedPageBreak/>
         <w:t>ЗАКЛЮЧЕНИЕ</w:t>
       </w:r>
-      <w:bookmarkEnd w:id="20"/>
+      <w:bookmarkEnd w:id="25"/>
     </w:p>
     <w:p>
       <w:pPr>
@@ -9979,7 +11598,7 @@
         </w:rPr>
         <w:t xml:space="preserve"> </w:t>
       </w:r>
-      <w:hyperlink r:id="rId20" w:history="1">
+      <w:hyperlink r:id="rId26" w:history="1">
         <w:r>
           <w:rPr>
             <w:rStyle w:val="a8"/>
@@ -10014,7 +11633,7 @@
         </w:rPr>
         <w:t xml:space="preserve"> – </w:t>
       </w:r>
-      <w:hyperlink r:id="rId21" w:history="1">
+      <w:hyperlink r:id="rId27" w:history="1">
         <w:r>
           <w:rPr>
             <w:rStyle w:val="a8"/>
@@ -10071,7 +11690,7 @@
           <w:szCs w:val="28"/>
         </w:rPr>
       </w:pPr>
-      <w:bookmarkStart w:id="21" w:name="_Toc181623583"/>
+      <w:bookmarkStart w:id="26" w:name="_Toc182145162"/>
       <w:r>
         <w:rPr>
           <w:rFonts w:ascii="Times New Roman" w:hAnsi="Times New Roman" w:cs="Times New Roman"/>
@@ -10103,7 +11722,7 @@
         </w:rPr>
         <w:t>ЫХ ИСТОЧНИКОВ</w:t>
       </w:r>
-      <w:bookmarkEnd w:id="21"/>
+      <w:bookmarkEnd w:id="26"/>
     </w:p>
     <w:p>
       <w:pPr>
@@ -10127,25 +11746,7 @@
           <w:sz w:val="28"/>
           <w:szCs w:val="28"/>
         </w:rPr>
-        <w:t xml:space="preserve">Java </w:t>
-      </w:r>
-      <w:proofErr w:type="spellStart"/>
-      <w:r>
-        <w:rPr>
-          <w:rFonts w:ascii="Times New Roman" w:hAnsi="Times New Roman" w:cs="Times New Roman"/>
-          <w:sz w:val="28"/>
-          <w:szCs w:val="28"/>
-        </w:rPr>
-        <w:t>Documentation</w:t>
-      </w:r>
-      <w:proofErr w:type="spellEnd"/>
-      <w:r>
-        <w:rPr>
-          <w:rFonts w:ascii="Times New Roman" w:hAnsi="Times New Roman" w:cs="Times New Roman"/>
-          <w:sz w:val="28"/>
-          <w:szCs w:val="28"/>
-        </w:rPr>
-        <w:t xml:space="preserve"> [Электронный ресурс]. – </w:t>
+        <w:t xml:space="preserve">Java Documentation [Электронный ресурс]. – </w:t>
       </w:r>
       <w:r>
         <w:rPr>
@@ -10164,7 +11765,7 @@
         </w:rPr>
         <w:t xml:space="preserve">: </w:t>
       </w:r>
-      <w:hyperlink r:id="rId22" w:history="1">
+      <w:hyperlink r:id="rId28" w:history="1">
         <w:r>
           <w:rPr>
             <w:rStyle w:val="a8"/>
@@ -10241,7 +11842,6 @@
           </w:rPr>
           <w:t>/</w:t>
         </w:r>
-        <w:proofErr w:type="spellStart"/>
         <w:r>
           <w:rPr>
             <w:rStyle w:val="a8"/>
@@ -10252,7 +11852,6 @@
           </w:rPr>
           <w:t>en</w:t>
         </w:r>
-        <w:proofErr w:type="spellEnd"/>
         <w:r>
           <w:rPr>
             <w:rStyle w:val="a8"/>
@@ -10431,7 +12030,7 @@
         </w:rPr>
         <w:t xml:space="preserve">: </w:t>
       </w:r>
-      <w:hyperlink r:id="rId23" w:history="1">
+      <w:hyperlink r:id="rId29" w:history="1">
         <w:r>
           <w:rPr>
             <w:rStyle w:val="a8"/>
@@ -10767,7 +12366,7 @@
         </w:rPr>
         <w:t xml:space="preserve">: </w:t>
       </w:r>
-      <w:hyperlink r:id="rId24" w:history="1">
+      <w:hyperlink r:id="rId30" w:history="1">
         <w:r>
           <w:rPr>
             <w:rStyle w:val="a8"/>
@@ -10806,7 +12405,6 @@
           </w:rPr>
           <w:t>.</w:t>
         </w:r>
-        <w:proofErr w:type="spellStart"/>
         <w:r>
           <w:rPr>
             <w:rStyle w:val="a8"/>
@@ -10817,7 +12415,6 @@
           </w:rPr>
           <w:t>postgresql</w:t>
         </w:r>
-        <w:proofErr w:type="spellEnd"/>
         <w:r>
           <w:rPr>
             <w:rStyle w:val="a8"/>
@@ -11067,7 +12664,7 @@
         </w:rPr>
         <w:t xml:space="preserve">: </w:t>
       </w:r>
-      <w:hyperlink r:id="rId25" w:history="1">
+      <w:hyperlink r:id="rId31" w:history="1">
         <w:r>
           <w:rPr>
             <w:rStyle w:val="a8"/>
@@ -11194,7 +12791,7 @@
         </w:rPr>
         <w:t xml:space="preserve">: </w:t>
       </w:r>
-      <w:hyperlink r:id="rId26" w:history="1">
+      <w:hyperlink r:id="rId32" w:history="1">
         <w:r>
           <w:rPr>
             <w:rStyle w:val="a8"/>
@@ -11303,7 +12900,7 @@
         </w:rPr>
         <w:t xml:space="preserve">: </w:t>
       </w:r>
-      <w:hyperlink r:id="rId27" w:history="1">
+      <w:hyperlink r:id="rId33" w:history="1">
         <w:r>
           <w:rPr>
             <w:rStyle w:val="a8"/>
@@ -11363,7 +12960,6 @@
         </w:rPr>
         <w:t xml:space="preserve">Интернет-зоомагазин </w:t>
       </w:r>
-      <w:proofErr w:type="spellStart"/>
       <w:r>
         <w:rPr>
           <w:rFonts w:ascii="Times New Roman" w:hAnsi="Times New Roman" w:cs="Times New Roman"/>
@@ -11373,7 +12969,6 @@
         </w:rPr>
         <w:t>ZooMag</w:t>
       </w:r>
-      <w:proofErr w:type="spellEnd"/>
       <w:r>
         <w:rPr>
           <w:rFonts w:ascii="Times New Roman" w:hAnsi="Times New Roman" w:cs="Times New Roman"/>
@@ -11407,7 +13002,7 @@
         </w:rPr>
         <w:t xml:space="preserve">: </w:t>
       </w:r>
-      <w:hyperlink r:id="rId28" w:history="1">
+      <w:hyperlink r:id="rId34" w:history="1">
         <w:r>
           <w:rPr>
             <w:rStyle w:val="a8"/>
@@ -11475,7 +13070,6 @@
         </w:rPr>
         <w:t xml:space="preserve">Интернет-зоомагазин </w:t>
       </w:r>
-      <w:proofErr w:type="spellStart"/>
       <w:r>
         <w:rPr>
           <w:rFonts w:ascii="Times New Roman" w:hAnsi="Times New Roman" w:cs="Times New Roman"/>
@@ -11485,7 +13079,6 @@
         </w:rPr>
         <w:t>Petshopru</w:t>
       </w:r>
-      <w:proofErr w:type="spellEnd"/>
       <w:r>
         <w:rPr>
           <w:rFonts w:ascii="Times New Roman" w:hAnsi="Times New Roman" w:cs="Times New Roman"/>
@@ -11519,7 +13112,7 @@
         </w:rPr>
         <w:t xml:space="preserve">: </w:t>
       </w:r>
-      <w:hyperlink r:id="rId29" w:history="1">
+      <w:hyperlink r:id="rId35" w:history="1">
         <w:r>
           <w:rPr>
             <w:rStyle w:val="a8"/>
@@ -11585,25 +13178,7 @@
           <w:sz w:val="28"/>
           <w:szCs w:val="28"/>
         </w:rPr>
-        <w:t xml:space="preserve">Ведущая IDE для разработки на Java и </w:t>
-      </w:r>
-      <w:proofErr w:type="spellStart"/>
-      <w:r>
-        <w:rPr>
-          <w:rFonts w:ascii="Times New Roman" w:hAnsi="Times New Roman" w:cs="Times New Roman"/>
-          <w:sz w:val="28"/>
-          <w:szCs w:val="28"/>
-        </w:rPr>
-        <w:t>Kotlin</w:t>
-      </w:r>
-      <w:proofErr w:type="spellEnd"/>
-      <w:r>
-        <w:rPr>
-          <w:rFonts w:ascii="Times New Roman" w:hAnsi="Times New Roman" w:cs="Times New Roman"/>
-          <w:sz w:val="28"/>
-          <w:szCs w:val="28"/>
-        </w:rPr>
-        <w:t xml:space="preserve"> </w:t>
+        <w:t xml:space="preserve">Ведущая IDE для разработки на Java и Kotlin </w:t>
       </w:r>
       <w:r>
         <w:rPr>
@@ -11630,7 +13205,7 @@
         </w:rPr>
         <w:t xml:space="preserve">: </w:t>
       </w:r>
-      <w:hyperlink r:id="rId30" w:history="1">
+      <w:hyperlink r:id="rId36" w:history="1">
         <w:r>
           <w:rPr>
             <w:rStyle w:val="a8"/>
@@ -11758,7 +13333,7 @@
         </w:rPr>
         <w:t xml:space="preserve"> </w:t>
       </w:r>
-      <w:hyperlink r:id="rId31" w:history="1">
+      <w:hyperlink r:id="rId37" w:history="1">
         <w:r>
           <w:rPr>
             <w:rStyle w:val="a8"/>
@@ -11867,7 +13442,7 @@
         </w:rPr>
         <w:t xml:space="preserve"> </w:t>
       </w:r>
-      <w:hyperlink r:id="rId32" w:history="1">
+      <w:hyperlink r:id="rId38" w:history="1">
         <w:r>
           <w:rPr>
             <w:rStyle w:val="a8"/>
@@ -11943,23 +13518,13 @@
           <w:szCs w:val="28"/>
         </w:rPr>
       </w:pPr>
-      <w:proofErr w:type="spellStart"/>
-      <w:r>
-        <w:rPr>
-          <w:rFonts w:ascii="Times New Roman" w:hAnsi="Times New Roman" w:cs="Times New Roman"/>
-          <w:sz w:val="28"/>
-          <w:szCs w:val="28"/>
-        </w:rPr>
-        <w:t>Hibernate</w:t>
-      </w:r>
-      <w:proofErr w:type="spellEnd"/>
-      <w:r>
-        <w:rPr>
-          <w:rFonts w:ascii="Times New Roman" w:hAnsi="Times New Roman" w:cs="Times New Roman"/>
-          <w:sz w:val="28"/>
-          <w:szCs w:val="28"/>
-        </w:rPr>
-        <w:t xml:space="preserve"> ORM </w:t>
+      <w:r>
+        <w:rPr>
+          <w:rFonts w:ascii="Times New Roman" w:hAnsi="Times New Roman" w:cs="Times New Roman"/>
+          <w:sz w:val="28"/>
+          <w:szCs w:val="28"/>
+        </w:rPr>
+        <w:t xml:space="preserve">Hibernate ORM </w:t>
       </w:r>
       <w:r>
         <w:rPr>
@@ -12002,7 +13567,7 @@
         </w:rPr>
         <w:t xml:space="preserve"> </w:t>
       </w:r>
-      <w:hyperlink r:id="rId33" w:history="1">
+      <w:hyperlink r:id="rId39" w:history="1">
         <w:r>
           <w:rPr>
             <w:rStyle w:val="a8"/>
@@ -12111,7 +13676,7 @@
         </w:rPr>
         <w:t xml:space="preserve"> </w:t>
       </w:r>
-      <w:hyperlink r:id="rId34" w:history="1">
+      <w:hyperlink r:id="rId40" w:history="1">
         <w:r>
           <w:rPr>
             <w:rStyle w:val="a8"/>
@@ -12275,7 +13840,6 @@
           <w:szCs w:val="28"/>
         </w:rPr>
       </w:pPr>
-      <w:proofErr w:type="spellStart"/>
       <w:r>
         <w:rPr>
           <w:rFonts w:ascii="Times New Roman" w:hAnsi="Times New Roman" w:cs="Times New Roman"/>
@@ -12286,7 +13850,47 @@
         <w:lastRenderedPageBreak/>
         <w:t>Thymeleaf</w:t>
       </w:r>
-      <w:proofErr w:type="spellEnd"/>
+      <w:r>
+        <w:rPr>
+          <w:rFonts w:ascii="Times New Roman" w:hAnsi="Times New Roman" w:cs="Times New Roman"/>
+          <w:sz w:val="28"/>
+          <w:szCs w:val="28"/>
+        </w:rPr>
+        <w:t xml:space="preserve"> Documentation</w:t>
+      </w:r>
+      <w:r>
+        <w:rPr>
+          <w:rFonts w:ascii="Times New Roman" w:hAnsi="Times New Roman" w:cs="Times New Roman"/>
+          <w:sz w:val="28"/>
+          <w:szCs w:val="28"/>
+        </w:rPr>
+        <w:t xml:space="preserve"> [Электронный ресурс]. </w:t>
+      </w:r>
+      <w:r>
+        <w:rPr>
+          <w:rFonts w:ascii="Times New Roman" w:hAnsi="Times New Roman" w:cs="Times New Roman"/>
+          <w:sz w:val="28"/>
+          <w:szCs w:val="28"/>
+        </w:rPr>
+        <w:t xml:space="preserve">– </w:t>
+      </w:r>
+      <w:r>
+        <w:rPr>
+          <w:rFonts w:ascii="Times New Roman" w:hAnsi="Times New Roman" w:cs="Times New Roman"/>
+          <w:sz w:val="28"/>
+          <w:szCs w:val="28"/>
+          <w:lang w:val="en-US"/>
+        </w:rPr>
+        <w:t>URL</w:t>
+      </w:r>
+      <w:r>
+        <w:rPr>
+          <w:rFonts w:ascii="Times New Roman" w:hAnsi="Times New Roman" w:cs="Times New Roman"/>
+          <w:sz w:val="28"/>
+          <w:szCs w:val="28"/>
+        </w:rPr>
+        <w:t>:</w:t>
+      </w:r>
       <w:r>
         <w:rPr>
           <w:rFonts w:ascii="Times New Roman" w:hAnsi="Times New Roman" w:cs="Times New Roman"/>
@@ -12295,58 +13899,7 @@
         </w:rPr>
         <w:t xml:space="preserve"> </w:t>
       </w:r>
-      <w:proofErr w:type="spellStart"/>
-      <w:r>
-        <w:rPr>
-          <w:rFonts w:ascii="Times New Roman" w:hAnsi="Times New Roman" w:cs="Times New Roman"/>
-          <w:sz w:val="28"/>
-          <w:szCs w:val="28"/>
-        </w:rPr>
-        <w:t>Documentation</w:t>
-      </w:r>
-      <w:proofErr w:type="spellEnd"/>
-      <w:r>
-        <w:rPr>
-          <w:rFonts w:ascii="Times New Roman" w:hAnsi="Times New Roman" w:cs="Times New Roman"/>
-          <w:sz w:val="28"/>
-          <w:szCs w:val="28"/>
-        </w:rPr>
-        <w:t xml:space="preserve"> [Электронный ресурс]. </w:t>
-      </w:r>
-      <w:r>
-        <w:rPr>
-          <w:rFonts w:ascii="Times New Roman" w:hAnsi="Times New Roman" w:cs="Times New Roman"/>
-          <w:sz w:val="28"/>
-          <w:szCs w:val="28"/>
-        </w:rPr>
-        <w:t xml:space="preserve">– </w:t>
-      </w:r>
-      <w:r>
-        <w:rPr>
-          <w:rFonts w:ascii="Times New Roman" w:hAnsi="Times New Roman" w:cs="Times New Roman"/>
-          <w:sz w:val="28"/>
-          <w:szCs w:val="28"/>
-          <w:lang w:val="en-US"/>
-        </w:rPr>
-        <w:t>URL</w:t>
-      </w:r>
-      <w:r>
-        <w:rPr>
-          <w:rFonts w:ascii="Times New Roman" w:hAnsi="Times New Roman" w:cs="Times New Roman"/>
-          <w:sz w:val="28"/>
-          <w:szCs w:val="28"/>
-        </w:rPr>
-        <w:t>:</w:t>
-      </w:r>
-      <w:r>
-        <w:rPr>
-          <w:rFonts w:ascii="Times New Roman" w:hAnsi="Times New Roman" w:cs="Times New Roman"/>
-          <w:sz w:val="28"/>
-          <w:szCs w:val="28"/>
-        </w:rPr>
-        <w:t xml:space="preserve"> </w:t>
-      </w:r>
-      <w:hyperlink r:id="rId35" w:history="1">
+      <w:hyperlink r:id="rId41" w:history="1">
         <w:r>
           <w:rPr>
             <w:rStyle w:val="a8"/>
@@ -12430,16 +13983,47 @@
         </w:rPr>
         <w:t xml:space="preserve"> </w:t>
       </w:r>
-      <w:proofErr w:type="spellStart"/>
-      <w:r>
-        <w:rPr>
-          <w:rFonts w:ascii="Times New Roman" w:hAnsi="Times New Roman" w:cs="Times New Roman"/>
-          <w:sz w:val="28"/>
-          <w:szCs w:val="28"/>
-        </w:rPr>
-        <w:t>Render</w:t>
-      </w:r>
-      <w:proofErr w:type="spellEnd"/>
+      <w:r>
+        <w:rPr>
+          <w:rFonts w:ascii="Times New Roman" w:hAnsi="Times New Roman" w:cs="Times New Roman"/>
+          <w:sz w:val="28"/>
+          <w:szCs w:val="28"/>
+        </w:rPr>
+        <w:t xml:space="preserve">Render Quickstarts </w:t>
+      </w:r>
+      <w:r>
+        <w:rPr>
+          <w:rFonts w:ascii="Times New Roman" w:hAnsi="Times New Roman" w:cs="Times New Roman"/>
+          <w:sz w:val="28"/>
+          <w:szCs w:val="28"/>
+        </w:rPr>
+        <w:t xml:space="preserve">[Электронный ресурс]. </w:t>
+      </w:r>
+      <w:r>
+        <w:rPr>
+          <w:rFonts w:ascii="Times New Roman" w:hAnsi="Times New Roman" w:cs="Times New Roman"/>
+          <w:sz w:val="28"/>
+          <w:szCs w:val="28"/>
+        </w:rPr>
+        <w:t xml:space="preserve">– </w:t>
+      </w:r>
+      <w:r>
+        <w:rPr>
+          <w:rFonts w:ascii="Times New Roman" w:hAnsi="Times New Roman" w:cs="Times New Roman"/>
+          <w:sz w:val="28"/>
+          <w:szCs w:val="28"/>
+          <w:lang w:val="en-US"/>
+        </w:rPr>
+        <w:t>URL</w:t>
+      </w:r>
+      <w:r>
+        <w:rPr>
+          <w:rFonts w:ascii="Times New Roman" w:hAnsi="Times New Roman" w:cs="Times New Roman"/>
+          <w:sz w:val="28"/>
+          <w:szCs w:val="28"/>
+        </w:rPr>
+        <w:t>:</w:t>
+      </w:r>
       <w:r>
         <w:rPr>
           <w:rFonts w:ascii="Times New Roman" w:hAnsi="Times New Roman" w:cs="Times New Roman"/>
@@ -12448,66 +14032,7 @@
         </w:rPr>
         <w:t xml:space="preserve"> </w:t>
       </w:r>
-      <w:proofErr w:type="spellStart"/>
-      <w:r>
-        <w:rPr>
-          <w:rFonts w:ascii="Times New Roman" w:hAnsi="Times New Roman" w:cs="Times New Roman"/>
-          <w:sz w:val="28"/>
-          <w:szCs w:val="28"/>
-        </w:rPr>
-        <w:t>Quickstarts</w:t>
-      </w:r>
-      <w:proofErr w:type="spellEnd"/>
-      <w:r>
-        <w:rPr>
-          <w:rFonts w:ascii="Times New Roman" w:hAnsi="Times New Roman" w:cs="Times New Roman"/>
-          <w:sz w:val="28"/>
-          <w:szCs w:val="28"/>
-        </w:rPr>
-        <w:t xml:space="preserve"> </w:t>
-      </w:r>
-      <w:r>
-        <w:rPr>
-          <w:rFonts w:ascii="Times New Roman" w:hAnsi="Times New Roman" w:cs="Times New Roman"/>
-          <w:sz w:val="28"/>
-          <w:szCs w:val="28"/>
-        </w:rPr>
-        <w:t xml:space="preserve">[Электронный ресурс]. </w:t>
-      </w:r>
-      <w:r>
-        <w:rPr>
-          <w:rFonts w:ascii="Times New Roman" w:hAnsi="Times New Roman" w:cs="Times New Roman"/>
-          <w:sz w:val="28"/>
-          <w:szCs w:val="28"/>
-        </w:rPr>
-        <w:t xml:space="preserve">– </w:t>
-      </w:r>
-      <w:r>
-        <w:rPr>
-          <w:rFonts w:ascii="Times New Roman" w:hAnsi="Times New Roman" w:cs="Times New Roman"/>
-          <w:sz w:val="28"/>
-          <w:szCs w:val="28"/>
-          <w:lang w:val="en-US"/>
-        </w:rPr>
-        <w:t>URL</w:t>
-      </w:r>
-      <w:r>
-        <w:rPr>
-          <w:rFonts w:ascii="Times New Roman" w:hAnsi="Times New Roman" w:cs="Times New Roman"/>
-          <w:sz w:val="28"/>
-          <w:szCs w:val="28"/>
-        </w:rPr>
-        <w:t>:</w:t>
-      </w:r>
-      <w:r>
-        <w:rPr>
-          <w:rFonts w:ascii="Times New Roman" w:hAnsi="Times New Roman" w:cs="Times New Roman"/>
-          <w:sz w:val="28"/>
-          <w:szCs w:val="28"/>
-        </w:rPr>
-        <w:t xml:space="preserve"> </w:t>
-      </w:r>
-      <w:hyperlink r:id="rId36" w:history="1">
+      <w:hyperlink r:id="rId42" w:history="1">
         <w:r>
           <w:rPr>
             <w:rStyle w:val="a8"/>
@@ -12611,7 +14136,7 @@
       </w:r>
     </w:p>
     <w:sectPr>
-      <w:footerReference w:type="default" r:id="rId37"/>
+      <w:footerReference w:type="default" r:id="rId43"/>
       <w:pgSz w:w="11906" w:h="16838"/>
       <w:pgMar w:top="1134" w:right="850" w:bottom="1134" w:left="1701" w:header="708" w:footer="708" w:gutter="0"/>
       <w:cols w:space="708"/>
@@ -13987,6 +15512,120 @@
     </w:lvl>
   </w:abstractNum>
   <w:abstractNum w:abstractNumId="12" w15:restartNumberingAfterBreak="0">
+    <w:nsid w:val="58C72650"/>
+    <w:multiLevelType w:val="multilevel"/>
+    <w:tmpl w:val="6A6AF368"/>
+    <w:lvl w:ilvl="0">
+      <w:start w:val="1"/>
+      <w:numFmt w:val="decimal"/>
+      <w:suff w:val="space"/>
+      <w:lvlText w:val="%1)"/>
+      <w:lvlJc w:val="left"/>
+      <w:pPr>
+        <w:ind w:left="360" w:hanging="360"/>
+      </w:pPr>
+      <w:rPr>
+        <w:rFonts w:hint="default"/>
+      </w:rPr>
+    </w:lvl>
+    <w:lvl w:ilvl="1">
+      <w:start w:val="1"/>
+      <w:numFmt w:val="lowerLetter"/>
+      <w:lvlText w:val="%2)"/>
+      <w:lvlJc w:val="left"/>
+      <w:pPr>
+        <w:ind w:left="720" w:hanging="360"/>
+      </w:pPr>
+      <w:rPr>
+        <w:rFonts w:hint="default"/>
+      </w:rPr>
+    </w:lvl>
+    <w:lvl w:ilvl="2">
+      <w:start w:val="1"/>
+      <w:numFmt w:val="lowerRoman"/>
+      <w:lvlText w:val="%3)"/>
+      <w:lvlJc w:val="left"/>
+      <w:pPr>
+        <w:ind w:left="1080" w:hanging="360"/>
+      </w:pPr>
+      <w:rPr>
+        <w:rFonts w:hint="default"/>
+      </w:rPr>
+    </w:lvl>
+    <w:lvl w:ilvl="3">
+      <w:start w:val="1"/>
+      <w:numFmt w:val="decimal"/>
+      <w:lvlText w:val="(%4)"/>
+      <w:lvlJc w:val="left"/>
+      <w:pPr>
+        <w:ind w:left="1440" w:hanging="360"/>
+      </w:pPr>
+      <w:rPr>
+        <w:rFonts w:hint="default"/>
+      </w:rPr>
+    </w:lvl>
+    <w:lvl w:ilvl="4">
+      <w:start w:val="1"/>
+      <w:numFmt w:val="lowerLetter"/>
+      <w:lvlText w:val="(%5)"/>
+      <w:lvlJc w:val="left"/>
+      <w:pPr>
+        <w:ind w:left="1800" w:hanging="360"/>
+      </w:pPr>
+      <w:rPr>
+        <w:rFonts w:hint="default"/>
+      </w:rPr>
+    </w:lvl>
+    <w:lvl w:ilvl="5">
+      <w:start w:val="1"/>
+      <w:numFmt w:val="lowerRoman"/>
+      <w:lvlText w:val="(%6)"/>
+      <w:lvlJc w:val="left"/>
+      <w:pPr>
+        <w:ind w:left="2160" w:hanging="360"/>
+      </w:pPr>
+      <w:rPr>
+        <w:rFonts w:hint="default"/>
+      </w:rPr>
+    </w:lvl>
+    <w:lvl w:ilvl="6">
+      <w:start w:val="1"/>
+      <w:numFmt w:val="decimal"/>
+      <w:lvlText w:val="%7."/>
+      <w:lvlJc w:val="left"/>
+      <w:pPr>
+        <w:ind w:left="2520" w:hanging="360"/>
+      </w:pPr>
+      <w:rPr>
+        <w:rFonts w:hint="default"/>
+      </w:rPr>
+    </w:lvl>
+    <w:lvl w:ilvl="7">
+      <w:start w:val="1"/>
+      <w:numFmt w:val="lowerLetter"/>
+      <w:lvlText w:val="%8."/>
+      <w:lvlJc w:val="left"/>
+      <w:pPr>
+        <w:ind w:left="2880" w:hanging="360"/>
+      </w:pPr>
+      <w:rPr>
+        <w:rFonts w:hint="default"/>
+      </w:rPr>
+    </w:lvl>
+    <w:lvl w:ilvl="8">
+      <w:start w:val="1"/>
+      <w:numFmt w:val="lowerRoman"/>
+      <w:lvlText w:val="%9."/>
+      <w:lvlJc w:val="left"/>
+      <w:pPr>
+        <w:ind w:left="3240" w:hanging="360"/>
+      </w:pPr>
+      <w:rPr>
+        <w:rFonts w:hint="default"/>
+      </w:rPr>
+    </w:lvl>
+  </w:abstractNum>
+  <w:abstractNum w:abstractNumId="13" w15:restartNumberingAfterBreak="0">
     <w:nsid w:val="5CF02A91"/>
     <w:multiLevelType w:val="multilevel"/>
     <w:tmpl w:val="6A6AF368"/>
@@ -14100,7 +15739,7 @@
       </w:rPr>
     </w:lvl>
   </w:abstractNum>
-  <w:abstractNum w:abstractNumId="13" w15:restartNumberingAfterBreak="0">
+  <w:abstractNum w:abstractNumId="14" w15:restartNumberingAfterBreak="0">
     <w:nsid w:val="5D926343"/>
     <w:multiLevelType w:val="hybridMultilevel"/>
     <w:tmpl w:val="4FD4E554"/>
@@ -14212,7 +15851,7 @@
       </w:rPr>
     </w:lvl>
   </w:abstractNum>
-  <w:abstractNum w:abstractNumId="14" w15:restartNumberingAfterBreak="0">
+  <w:abstractNum w:abstractNumId="15" w15:restartNumberingAfterBreak="0">
     <w:nsid w:val="5F07697C"/>
     <w:multiLevelType w:val="hybridMultilevel"/>
     <w:tmpl w:val="8130AAE0"/>
@@ -14302,7 +15941,7 @@
       </w:pPr>
     </w:lvl>
   </w:abstractNum>
-  <w:abstractNum w:abstractNumId="15" w15:restartNumberingAfterBreak="0">
+  <w:abstractNum w:abstractNumId="16" w15:restartNumberingAfterBreak="0">
     <w:nsid w:val="60166AA7"/>
     <w:multiLevelType w:val="multilevel"/>
     <w:tmpl w:val="E68AFB1C"/>
@@ -14425,7 +16064,7 @@
       </w:rPr>
     </w:lvl>
   </w:abstractNum>
-  <w:abstractNum w:abstractNumId="16" w15:restartNumberingAfterBreak="0">
+  <w:abstractNum w:abstractNumId="17" w15:restartNumberingAfterBreak="0">
     <w:nsid w:val="6CE25EF7"/>
     <w:multiLevelType w:val="hybridMultilevel"/>
     <w:tmpl w:val="C74AF0C6"/>
@@ -14514,7 +16153,7 @@
       </w:pPr>
     </w:lvl>
   </w:abstractNum>
-  <w:abstractNum w:abstractNumId="17" w15:restartNumberingAfterBreak="0">
+  <w:abstractNum w:abstractNumId="18" w15:restartNumberingAfterBreak="0">
     <w:nsid w:val="6DCD3314"/>
     <w:multiLevelType w:val="hybridMultilevel"/>
     <w:tmpl w:val="7D98A140"/>
@@ -14603,7 +16242,7 @@
       </w:pPr>
     </w:lvl>
   </w:abstractNum>
-  <w:abstractNum w:abstractNumId="18" w15:restartNumberingAfterBreak="0">
+  <w:abstractNum w:abstractNumId="19" w15:restartNumberingAfterBreak="0">
     <w:nsid w:val="735961EC"/>
     <w:multiLevelType w:val="hybridMultilevel"/>
     <w:tmpl w:val="0AD01EB8"/>
@@ -14716,7 +16355,7 @@
       </w:rPr>
     </w:lvl>
   </w:abstractNum>
-  <w:abstractNum w:abstractNumId="19" w15:restartNumberingAfterBreak="0">
+  <w:abstractNum w:abstractNumId="20" w15:restartNumberingAfterBreak="0">
     <w:nsid w:val="748A3501"/>
     <w:multiLevelType w:val="multilevel"/>
     <w:tmpl w:val="30E07876"/>
@@ -14865,7 +16504,7 @@
       </w:rPr>
     </w:lvl>
   </w:abstractNum>
-  <w:abstractNum w:abstractNumId="20" w15:restartNumberingAfterBreak="0">
+  <w:abstractNum w:abstractNumId="21" w15:restartNumberingAfterBreak="0">
     <w:nsid w:val="7A530245"/>
     <w:multiLevelType w:val="hybridMultilevel"/>
     <w:tmpl w:val="62CA5E16"/>
@@ -15000,46 +16639,49 @@
     <w:abstractNumId w:val="7"/>
   </w:num>
   <w:num w:numId="8" w16cid:durableId="150098670">
-    <w:abstractNumId w:val="19"/>
+    <w:abstractNumId w:val="20"/>
   </w:num>
   <w:num w:numId="9" w16cid:durableId="1725593158">
-    <w:abstractNumId w:val="15"/>
+    <w:abstractNumId w:val="16"/>
   </w:num>
   <w:num w:numId="10" w16cid:durableId="224293732">
-    <w:abstractNumId w:val="14"/>
+    <w:abstractNumId w:val="15"/>
   </w:num>
   <w:num w:numId="11" w16cid:durableId="1453936300">
     <w:abstractNumId w:val="0"/>
   </w:num>
   <w:num w:numId="12" w16cid:durableId="1189299498">
-    <w:abstractNumId w:val="20"/>
+    <w:abstractNumId w:val="21"/>
   </w:num>
   <w:num w:numId="13" w16cid:durableId="887035736">
     <w:abstractNumId w:val="5"/>
   </w:num>
   <w:num w:numId="14" w16cid:durableId="953488722">
-    <w:abstractNumId w:val="16"/>
+    <w:abstractNumId w:val="17"/>
   </w:num>
   <w:num w:numId="15" w16cid:durableId="1306206792">
     <w:abstractNumId w:val="8"/>
   </w:num>
   <w:num w:numId="16" w16cid:durableId="1985157304">
-    <w:abstractNumId w:val="18"/>
+    <w:abstractNumId w:val="19"/>
   </w:num>
   <w:num w:numId="17" w16cid:durableId="2014406651">
-    <w:abstractNumId w:val="13"/>
+    <w:abstractNumId w:val="14"/>
   </w:num>
   <w:num w:numId="18" w16cid:durableId="280497700">
     <w:abstractNumId w:val="6"/>
   </w:num>
   <w:num w:numId="19" w16cid:durableId="983123723">
-    <w:abstractNumId w:val="17"/>
+    <w:abstractNumId w:val="18"/>
   </w:num>
   <w:num w:numId="20" w16cid:durableId="1230844700">
-    <w:abstractNumId w:val="12"/>
+    <w:abstractNumId w:val="13"/>
   </w:num>
   <w:num w:numId="21" w16cid:durableId="963730409">
     <w:abstractNumId w:val="3"/>
+  </w:num>
+  <w:num w:numId="22" w16cid:durableId="1945305227">
+    <w:abstractNumId w:val="12"/>
   </w:num>
 </w:numbering>
 </file>
@@ -15442,7 +17084,7 @@
   <w:style w:type="paragraph" w:default="1" w:styleId="a">
     <w:name w:val="Normal"/>
     <w:qFormat/>
-    <w:rsid w:val="00320254"/>
+    <w:rsid w:val="00D06564"/>
   </w:style>
   <w:style w:type="paragraph" w:styleId="10">
     <w:name w:val="heading 1"/>
